--- a/04-course-work/course_work_fixed.docx
+++ b/04-course-work/course_work_fixed.docx
@@ -2352,6 +2352,49 @@
       </w:pPr>
       <w:r>
         <w:rPr>
+          <w:b/>
+          <w:bCs/>
+          <w:i w:val="false"/>
+          <w:iCs w:val="false"/>
+          <w:sz w:val="28"/>
+          <w:szCs w:val="28"/>
+        </w:rPr>
+        <w:t>Цель работы — разработка, программная реализация и экспериментальное тестирование программы на языке Си, выполняющей сортировку массивов целых чисел трёх различных размеров (1000, 5000 и 10 000 элементов) методом стандартного обмена с выводом массивов до и после сортировки и измерением времени выполнения сортировки.</w:t>
+      </w:r>
+      <w:r>
+        <w:rPr>
+          <w:rFonts w:eastAsia="Times New Roman" w:cs="Times New Roman"/>
+          <w:b w:val="false"/>
+          <w:bCs w:val="false"/>
+          <w:i w:val="false"/>
+          <w:iCs w:val="false"/>
+          <w:sz w:val="28"/>
+          <w:szCs w:val="28"/>
+        </w:rPr>
+      </w:r>
+    </w:p>
+    <w:p>
+      <w:pPr>
+        <w:pStyle w:val="Normal"/>
+        <w:spacing w:lineRule="auto" w:line="360" w:before="0" w:after="0"/>
+        <w:ind w:firstLine="720"/>
+        <w:jc w:val="both"/>
+        <w:rPr/>
+      </w:pPr>
+      <w:r>
+        <w:rPr>
+          <w:rFonts w:eastAsia="Times New Roman" w:cs="Times New Roman"/>
+          <w:b w:val="false"/>
+          <w:bCs w:val="false"/>
+          <w:i w:val="false"/>
+          <w:iCs w:val="false"/>
+          <w:sz w:val="28"/>
+          <w:szCs w:val="28"/>
+        </w:rPr>
+        <w:t xml:space="preserve">Для достижения поставленной цели необходимо решить следующие </w:t>
+      </w:r>
+      <w:r>
+        <w:rPr>
           <w:rFonts w:eastAsia="Times New Roman" w:cs="Times New Roman"/>
           <w:b/>
           <w:bCs/>
@@ -2360,7 +2403,7 @@
           <w:sz w:val="28"/>
           <w:szCs w:val="28"/>
         </w:rPr>
-        <w:t xml:space="preserve">Цель работы — </w:t>
+        <w:t>задачи</w:t>
       </w:r>
       <w:r>
         <w:rPr>
@@ -2372,51 +2415,6 @@
           <w:sz w:val="28"/>
           <w:szCs w:val="28"/>
         </w:rPr>
-        <w:t>разработка, программная реализация и экспериментальное тестирование программы на языке Си, выполняющего сортировку массивов целых чисел трёх различных размеров (1000, 5000 и 10 000 элементов) методом стандартного обмена с выводом массивов до и после сортировки.</w:t>
-      </w:r>
-    </w:p>
-    <w:p>
-      <w:pPr>
-        <w:pStyle w:val="Normal"/>
-        <w:spacing w:lineRule="auto" w:line="360" w:before="0" w:after="0"/>
-        <w:ind w:firstLine="720"/>
-        <w:jc w:val="both"/>
-        <w:rPr/>
-      </w:pPr>
-      <w:r>
-        <w:rPr>
-          <w:rFonts w:eastAsia="Times New Roman" w:cs="Times New Roman"/>
-          <w:b w:val="false"/>
-          <w:bCs w:val="false"/>
-          <w:i w:val="false"/>
-          <w:iCs w:val="false"/>
-          <w:sz w:val="28"/>
-          <w:szCs w:val="28"/>
-        </w:rPr>
-        <w:t xml:space="preserve">Для достижения поставленной цели необходимо решить следующие </w:t>
-      </w:r>
-      <w:r>
-        <w:rPr>
-          <w:rFonts w:eastAsia="Times New Roman" w:cs="Times New Roman"/>
-          <w:b/>
-          <w:bCs/>
-          <w:i w:val="false"/>
-          <w:iCs w:val="false"/>
-          <w:sz w:val="28"/>
-          <w:szCs w:val="28"/>
-        </w:rPr>
-        <w:t>задачи</w:t>
-      </w:r>
-      <w:r>
-        <w:rPr>
-          <w:rFonts w:eastAsia="Times New Roman" w:cs="Times New Roman"/>
-          <w:b w:val="false"/>
-          <w:bCs w:val="false"/>
-          <w:i w:val="false"/>
-          <w:iCs w:val="false"/>
-          <w:sz w:val="28"/>
-          <w:szCs w:val="28"/>
-        </w:rPr>
         <w:t>:</w:t>
       </w:r>
     </w:p>
@@ -2481,11 +2479,10 @@
       </w:pPr>
       <w:r>
         <w:rPr>
-          <w:rFonts w:eastAsia="Times New Roman" w:cs="Times New Roman"/>
-          <w:sz w:val="28"/>
-          <w:szCs w:val="28"/>
-        </w:rPr>
-        <w:t>4) провести тестирование разработанной программы на массивах трёх заданных размеров и подтвердить корректность работы алгоритма;</w:t>
+          <w:sz w:val="28"/>
+          <w:szCs w:val="28"/>
+        </w:rPr>
+        <w:t>4) провести тестирование разработанной программы на массивах трёх заданных размеров, подтвердить корректность работы алгоритма и измерить время сортировки при различных тактовых частотах процессора;</w:t>
       </w:r>
     </w:p>
     <w:p>
@@ -2774,11 +2771,10 @@
       </w:pPr>
       <w:r>
         <w:rPr>
-          <w:rFonts w:eastAsia="Times New Roman" w:cs="Times New Roman"/>
-          <w:sz w:val="28"/>
-          <w:szCs w:val="28"/>
-        </w:rPr>
-        <w:t>1) программа должна формировать три одномерных массива типа int размерами 1000, 5000 и 10 000 элементов;</w:t>
+          <w:sz w:val="28"/>
+          <w:szCs w:val="28"/>
+        </w:rPr>
+        <w:t>Главная функция отвечает за формирование исходных данных и управление потоком вычислений. В цикле по трём размерам массива (1000, 5000, 10 000 элементов) она выделяет рабочий массив на стеке, заполняет его псевдослучайными значениями, вызывает контрольный вывод до сортировки, фиксирует время начала через clock(), выполняет сортировку, фиксирует время окончания, вычисляет и выводит затраченное время в миллисекундах, затем вызывает контрольный вывод повторно. По завершении цикла возвращает код 0. Блок-схема функции представлена на рисунке 2.</w:t>
       </w:r>
     </w:p>
     <w:p>
@@ -3110,6 +3106,7 @@
       </w:pPr>
       <w:r>
         <w:rPr/>
+        <w:t>Программа реализована на языке Си в одном файле исходного кода main.c с использованием стандартных заголовочных файлов &lt;stdio.h&gt;, &lt;stdlib.h&gt; и &lt;time.h&gt;. Кодировка исходного файла — UTF-8. Структура файла main.c: после директив подключения заголовочных файлов располагаются определения функций printArray и bubbleSort, затем — определение главной функции main; такой порядок устраняет необходимость в предварительных объявлениях функций.</w:t>
       </w:r>
     </w:p>
     <w:p>
@@ -7930,452 +7927,950 @@
     </w:p>
     <w:p>
       <w:pPr>
-        <w:pStyle w:val="Normal"/>
-        <w:spacing w:lineRule="auto" w:line="240" w:before="0" w:after="0"/>
-        <w:jc w:val="start"/>
-        <w:rPr/>
-      </w:pPr>
-      <w:r>
-        <w:rPr>
-          <w:rFonts w:eastAsia="Courier New" w:cs="Courier New" w:ascii="Courier New" w:hAnsi="Courier New"/>
-          <w:sz w:val="22"/>
-          <w:szCs w:val="22"/>
+        <w:ind w:firstLine="0"/>
+      </w:pPr>
+      <w:r>
+        <w:rPr>
+          <w:rFonts w:ascii="Courier New" w:hAnsi="Courier New"/>
+          <w:sz w:val="22"/>
+        </w:rPr>
+        <w:t>#include &lt;stdio.h&gt;</w:t>
+      </w:r>
+    </w:p>
+    <w:p>
+      <w:pPr>
+        <w:ind w:firstLine="0"/>
+      </w:pPr>
+      <w:r>
+        <w:rPr>
+          <w:rFonts w:ascii="Courier New" w:hAnsi="Courier New"/>
+          <w:sz w:val="22"/>
+        </w:rPr>
+        <w:t>#include &lt;stdlib.h&gt;</w:t>
+      </w:r>
+    </w:p>
+    <w:p>
+      <w:pPr>
+        <w:ind w:firstLine="0"/>
+      </w:pPr>
+      <w:r>
+        <w:rPr>
+          <w:rFonts w:ascii="Courier New" w:hAnsi="Courier New"/>
+          <w:sz w:val="22"/>
+        </w:rPr>
+        <w:t>#include &lt;time.h&gt;</w:t>
+      </w:r>
+    </w:p>
+    <w:p>
+      <w:pPr>
+        <w:ind w:firstLine="0"/>
+      </w:pPr>
+      <w:r>
+        <w:rPr>
+          <w:rFonts w:ascii="Courier New" w:hAnsi="Courier New"/>
+          <w:sz w:val="22"/>
+        </w:rPr>
+        <w:t xml:space="preserve"> </w:t>
+      </w:r>
+    </w:p>
+    <w:p>
+      <w:pPr>
+        <w:ind w:firstLine="0"/>
+      </w:pPr>
+      <w:r>
+        <w:rPr>
+          <w:rFonts w:ascii="Courier New" w:hAnsi="Courier New"/>
+          <w:sz w:val="22"/>
+        </w:rPr>
+        <w:t>void printArray(int arr[], int n) { // Функция для вывода массивов</w:t>
+      </w:r>
+    </w:p>
+    <w:p>
+      <w:pPr>
+        <w:ind w:firstLine="0"/>
+      </w:pPr>
+      <w:r>
+        <w:rPr>
+          <w:rFonts w:ascii="Courier New" w:hAnsi="Courier New"/>
+          <w:sz w:val="22"/>
+        </w:rPr>
+        <w:t xml:space="preserve">  // Выводим 10 элементов из начала</w:t>
+      </w:r>
+    </w:p>
+    <w:p>
+      <w:pPr>
+        <w:ind w:firstLine="0"/>
+      </w:pPr>
+      <w:r>
+        <w:rPr>
+          <w:rFonts w:ascii="Courier New" w:hAnsi="Courier New"/>
+          <w:sz w:val="22"/>
+        </w:rPr>
+        <w:t xml:space="preserve">  printf("\nВ начале: ");</w:t>
+      </w:r>
+    </w:p>
+    <w:p>
+      <w:pPr>
+        <w:ind w:firstLine="0"/>
+      </w:pPr>
+      <w:r>
+        <w:rPr>
+          <w:rFonts w:ascii="Courier New" w:hAnsi="Courier New"/>
+          <w:sz w:val="22"/>
+        </w:rPr>
+        <w:t xml:space="preserve">  for (int i = 0; i &lt; 10; i++)</w:t>
+      </w:r>
+    </w:p>
+    <w:p>
+      <w:pPr>
+        <w:ind w:firstLine="0"/>
+      </w:pPr>
+      <w:r>
+        <w:rPr>
+          <w:rFonts w:ascii="Courier New" w:hAnsi="Courier New"/>
+          <w:sz w:val="22"/>
+        </w:rPr>
+        <w:t xml:space="preserve">    printf("%d ", arr[i]);</w:t>
+      </w:r>
+    </w:p>
+    <w:p>
+      <w:pPr>
+        <w:ind w:firstLine="0"/>
+      </w:pPr>
+      <w:r>
+        <w:rPr>
+          <w:rFonts w:ascii="Courier New" w:hAnsi="Courier New"/>
+          <w:sz w:val="22"/>
+        </w:rPr>
+        <w:t xml:space="preserve"> </w:t>
+      </w:r>
+    </w:p>
+    <w:p>
+      <w:pPr>
+        <w:ind w:firstLine="0"/>
+      </w:pPr>
+      <w:r>
+        <w:rPr>
+          <w:rFonts w:ascii="Courier New" w:hAnsi="Courier New"/>
+          <w:sz w:val="22"/>
+        </w:rPr>
+        <w:t xml:space="preserve">  // Разделитель вывода</w:t>
+      </w:r>
+    </w:p>
+    <w:p>
+      <w:pPr>
+        <w:ind w:firstLine="0"/>
+      </w:pPr>
+      <w:r>
+        <w:rPr>
+          <w:rFonts w:ascii="Courier New" w:hAnsi="Courier New"/>
+          <w:sz w:val="22"/>
+        </w:rPr>
+        <w:t xml:space="preserve">  printf("\n");</w:t>
+      </w:r>
+    </w:p>
+    <w:p>
+      <w:pPr>
+        <w:ind w:firstLine="0"/>
+      </w:pPr>
+      <w:r>
+        <w:rPr>
+          <w:rFonts w:ascii="Courier New" w:hAnsi="Courier New"/>
+          <w:sz w:val="22"/>
+        </w:rPr>
+        <w:t xml:space="preserve">  for (int i = 0; i &lt; 80; i++)</w:t>
+      </w:r>
+    </w:p>
+    <w:p>
+      <w:pPr>
+        <w:ind w:firstLine="0"/>
+      </w:pPr>
+      <w:r>
+        <w:rPr>
+          <w:rFonts w:ascii="Courier New" w:hAnsi="Courier New"/>
+          <w:sz w:val="22"/>
+        </w:rPr>
+        <w:t xml:space="preserve">    printf("—");</w:t>
+      </w:r>
+    </w:p>
+    <w:p>
+      <w:pPr>
+        <w:ind w:firstLine="0"/>
+      </w:pPr>
+      <w:r>
+        <w:rPr>
+          <w:rFonts w:ascii="Courier New" w:hAnsi="Courier New"/>
+          <w:sz w:val="22"/>
+        </w:rPr>
+        <w:t xml:space="preserve">  printf("\n");</w:t>
+      </w:r>
+    </w:p>
+    <w:p>
+      <w:pPr>
+        <w:ind w:firstLine="0"/>
+      </w:pPr>
+      <w:r>
+        <w:rPr>
+          <w:rFonts w:ascii="Courier New" w:hAnsi="Courier New"/>
+          <w:sz w:val="22"/>
+        </w:rPr>
+        <w:t xml:space="preserve"> </w:t>
+      </w:r>
+    </w:p>
+    <w:p>
+      <w:pPr>
+        <w:ind w:firstLine="0"/>
+      </w:pPr>
+      <w:r>
+        <w:rPr>
+          <w:rFonts w:ascii="Courier New" w:hAnsi="Courier New"/>
+          <w:sz w:val="22"/>
+        </w:rPr>
+        <w:t xml:space="preserve">  // Выводим 10 элементов из середины</w:t>
+      </w:r>
+    </w:p>
+    <w:p>
+      <w:pPr>
+        <w:ind w:firstLine="0"/>
+      </w:pPr>
+      <w:r>
+        <w:rPr>
+          <w:rFonts w:ascii="Courier New" w:hAnsi="Courier New"/>
+          <w:sz w:val="22"/>
+        </w:rPr>
+        <w:t xml:space="preserve">  printf("\nВ середине: ");</w:t>
+      </w:r>
+    </w:p>
+    <w:p>
+      <w:pPr>
+        <w:ind w:firstLine="0"/>
+      </w:pPr>
+      <w:r>
+        <w:rPr>
+          <w:rFonts w:ascii="Courier New" w:hAnsi="Courier New"/>
+          <w:sz w:val="22"/>
+        </w:rPr>
+        <w:t xml:space="preserve">  for (int i = n / 2; i &lt; n / 2 + 10; i++)</w:t>
+      </w:r>
+    </w:p>
+    <w:p>
+      <w:pPr>
+        <w:ind w:firstLine="0"/>
+      </w:pPr>
+      <w:r>
+        <w:rPr>
+          <w:rFonts w:ascii="Courier New" w:hAnsi="Courier New"/>
+          <w:sz w:val="22"/>
+        </w:rPr>
+        <w:t xml:space="preserve">    printf("%d ", arr[i]);</w:t>
+      </w:r>
+    </w:p>
+    <w:p>
+      <w:pPr>
+        <w:ind w:firstLine="0"/>
+      </w:pPr>
+      <w:r>
+        <w:rPr>
+          <w:rFonts w:ascii="Courier New" w:hAnsi="Courier New"/>
+          <w:sz w:val="22"/>
+        </w:rPr>
+        <w:t xml:space="preserve"> </w:t>
+      </w:r>
+    </w:p>
+    <w:p>
+      <w:pPr>
+        <w:ind w:firstLine="0"/>
+      </w:pPr>
+      <w:r>
+        <w:rPr>
+          <w:rFonts w:ascii="Courier New" w:hAnsi="Courier New"/>
+          <w:sz w:val="22"/>
+        </w:rPr>
+        <w:t xml:space="preserve">  printf("\n");</w:t>
+      </w:r>
+    </w:p>
+    <w:p>
+      <w:pPr>
+        <w:ind w:firstLine="0"/>
+      </w:pPr>
+      <w:r>
+        <w:rPr>
+          <w:rFonts w:ascii="Courier New" w:hAnsi="Courier New"/>
+          <w:sz w:val="22"/>
+        </w:rPr>
+        <w:t xml:space="preserve">  for (int i = 0; i &lt; 80; i++)</w:t>
+      </w:r>
+    </w:p>
+    <w:p>
+      <w:pPr>
+        <w:ind w:firstLine="0"/>
+      </w:pPr>
+      <w:r>
+        <w:rPr>
+          <w:rFonts w:ascii="Courier New" w:hAnsi="Courier New"/>
+          <w:sz w:val="22"/>
+        </w:rPr>
+        <w:t xml:space="preserve">    printf("—");</w:t>
+      </w:r>
+    </w:p>
+    <w:p>
+      <w:pPr>
+        <w:ind w:firstLine="0"/>
+      </w:pPr>
+      <w:r>
+        <w:rPr>
+          <w:rFonts w:ascii="Courier New" w:hAnsi="Courier New"/>
+          <w:sz w:val="22"/>
+        </w:rPr>
+        <w:t xml:space="preserve">  printf("\n");</w:t>
+      </w:r>
+    </w:p>
+    <w:p>
+      <w:pPr>
+        <w:ind w:firstLine="0"/>
+      </w:pPr>
+      <w:r>
+        <w:rPr>
+          <w:rFonts w:ascii="Courier New" w:hAnsi="Courier New"/>
+          <w:sz w:val="22"/>
+        </w:rPr>
+        <w:t xml:space="preserve"> </w:t>
+      </w:r>
+    </w:p>
+    <w:p>
+      <w:pPr>
+        <w:ind w:firstLine="0"/>
+      </w:pPr>
+      <w:r>
+        <w:rPr>
+          <w:rFonts w:ascii="Courier New" w:hAnsi="Courier New"/>
+          <w:sz w:val="22"/>
+        </w:rPr>
+        <w:t xml:space="preserve">  // Выводим 10 элементов из конца</w:t>
+      </w:r>
+    </w:p>
+    <w:p>
+      <w:pPr>
+        <w:ind w:firstLine="0"/>
+      </w:pPr>
+      <w:r>
+        <w:rPr>
+          <w:rFonts w:ascii="Courier New" w:hAnsi="Courier New"/>
+          <w:sz w:val="22"/>
+        </w:rPr>
+        <w:t xml:space="preserve">  printf("\nВ конце: ");</w:t>
+      </w:r>
+    </w:p>
+    <w:p>
+      <w:pPr>
+        <w:ind w:firstLine="0"/>
+      </w:pPr>
+      <w:r>
+        <w:rPr>
+          <w:rFonts w:ascii="Courier New" w:hAnsi="Courier New"/>
+          <w:sz w:val="22"/>
+        </w:rPr>
+        <w:t xml:space="preserve">  for (int i = n - 10; i &lt; n; i++)</w:t>
+      </w:r>
+    </w:p>
+    <w:p>
+      <w:pPr>
+        <w:ind w:firstLine="0"/>
+      </w:pPr>
+      <w:r>
+        <w:rPr>
+          <w:rFonts w:ascii="Courier New" w:hAnsi="Courier New"/>
+          <w:sz w:val="22"/>
+        </w:rPr>
+        <w:t xml:space="preserve">    printf("%d ", arr[i]);</w:t>
+      </w:r>
+    </w:p>
+    <w:p>
+      <w:pPr>
+        <w:ind w:firstLine="0"/>
+      </w:pPr>
+      <w:r>
+        <w:rPr>
+          <w:rFonts w:ascii="Courier New" w:hAnsi="Courier New"/>
+          <w:sz w:val="22"/>
+        </w:rPr>
+        <w:t xml:space="preserve"> </w:t>
+      </w:r>
+    </w:p>
+    <w:p>
+      <w:pPr>
+        <w:ind w:firstLine="0"/>
+      </w:pPr>
+      <w:r>
+        <w:rPr>
+          <w:rFonts w:ascii="Courier New" w:hAnsi="Courier New"/>
+          <w:sz w:val="22"/>
+        </w:rPr>
+        <w:t xml:space="preserve">  printf("\n");</w:t>
+      </w:r>
+    </w:p>
+    <w:p>
+      <w:pPr>
+        <w:ind w:firstLine="0"/>
+      </w:pPr>
+      <w:r>
+        <w:rPr>
+          <w:rFonts w:ascii="Courier New" w:hAnsi="Courier New"/>
+          <w:sz w:val="22"/>
+        </w:rPr>
+        <w:t xml:space="preserve">  for (int i = 0; i &lt; 80; i++)</w:t>
+      </w:r>
+    </w:p>
+    <w:p>
+      <w:pPr>
+        <w:ind w:firstLine="0"/>
+      </w:pPr>
+      <w:r>
+        <w:rPr>
+          <w:rFonts w:ascii="Courier New" w:hAnsi="Courier New"/>
+          <w:sz w:val="22"/>
+        </w:rPr>
+        <w:t xml:space="preserve">    printf("=");</w:t>
+      </w:r>
+    </w:p>
+    <w:p>
+      <w:pPr>
+        <w:ind w:firstLine="0"/>
+      </w:pPr>
+      <w:r>
+        <w:rPr>
+          <w:rFonts w:ascii="Courier New" w:hAnsi="Courier New"/>
+          <w:sz w:val="22"/>
+        </w:rPr>
+        <w:t xml:space="preserve">  printf("\n");</w:t>
+      </w:r>
+    </w:p>
+    <w:p>
+      <w:pPr>
+        <w:ind w:firstLine="0"/>
+      </w:pPr>
+      <w:r>
+        <w:rPr>
+          <w:rFonts w:ascii="Courier New" w:hAnsi="Courier New"/>
+          <w:sz w:val="22"/>
+        </w:rPr>
+        <w:t>}</w:t>
+      </w:r>
+    </w:p>
+    <w:p>
+      <w:pPr>
+        <w:ind w:firstLine="0"/>
+      </w:pPr>
+      <w:r>
+        <w:rPr>
+          <w:rFonts w:ascii="Courier New" w:hAnsi="Courier New"/>
+          <w:sz w:val="22"/>
+        </w:rPr>
+        <w:t xml:space="preserve"> </w:t>
+      </w:r>
+    </w:p>
+    <w:p>
+      <w:pPr>
+        <w:ind w:firstLine="0"/>
+      </w:pPr>
+      <w:r>
+        <w:rPr>
+          <w:rFonts w:ascii="Courier New" w:hAnsi="Courier New"/>
+          <w:sz w:val="22"/>
+        </w:rPr>
+        <w:t>void bubbleSort(int arr[], int n) { // Функция для сортировки</w:t>
+      </w:r>
+    </w:p>
+    <w:p>
+      <w:pPr>
+        <w:ind w:firstLine="0"/>
+      </w:pPr>
+      <w:r>
+        <w:rPr>
+          <w:rFonts w:ascii="Courier New" w:hAnsi="Courier New"/>
+          <w:sz w:val="22"/>
+        </w:rPr>
+        <w:t xml:space="preserve">  for (int i = 0; i &lt; n - 1; i++) {</w:t>
+      </w:r>
+    </w:p>
+    <w:p>
+      <w:pPr>
+        <w:ind w:firstLine="0"/>
+      </w:pPr>
+      <w:r>
+        <w:rPr>
+          <w:rFonts w:ascii="Courier New" w:hAnsi="Courier New"/>
+          <w:sz w:val="22"/>
+        </w:rPr>
+        <w:t xml:space="preserve">    int swapped = 0; // Флаг наличия обменов на текущем проходе</w:t>
+      </w:r>
+    </w:p>
+    <w:p>
+      <w:pPr>
+        <w:ind w:firstLine="0"/>
+      </w:pPr>
+      <w:r>
+        <w:rPr>
+          <w:rFonts w:ascii="Courier New" w:hAnsi="Courier New"/>
+          <w:sz w:val="22"/>
+        </w:rPr>
+        <w:t xml:space="preserve">    for (int j = 0; j &lt; n - i - 1; j++) {</w:t>
+      </w:r>
+    </w:p>
+    <w:p>
+      <w:pPr>
+        <w:ind w:firstLine="0"/>
+      </w:pPr>
+      <w:r>
+        <w:rPr>
+          <w:rFonts w:ascii="Courier New" w:hAnsi="Courier New"/>
+          <w:sz w:val="22"/>
+        </w:rPr>
+        <w:t xml:space="preserve">      if (arr[j] &gt; arr[j + 1]) {</w:t>
+      </w:r>
+    </w:p>
+    <w:p>
+      <w:pPr>
+        <w:ind w:firstLine="0"/>
+      </w:pPr>
+      <w:r>
+        <w:rPr>
+          <w:rFonts w:ascii="Courier New" w:hAnsi="Courier New"/>
+          <w:sz w:val="22"/>
+        </w:rPr>
+        <w:t xml:space="preserve">        int temp = arr[j];</w:t>
+      </w:r>
+    </w:p>
+    <w:p>
+      <w:pPr>
+        <w:ind w:firstLine="0"/>
+      </w:pPr>
+      <w:r>
+        <w:rPr>
+          <w:rFonts w:ascii="Courier New" w:hAnsi="Courier New"/>
+          <w:sz w:val="22"/>
+        </w:rPr>
+        <w:t xml:space="preserve">        arr[j] = arr[j + 1];</w:t>
+      </w:r>
+    </w:p>
+    <w:p>
+      <w:pPr>
+        <w:ind w:firstLine="0"/>
+      </w:pPr>
+      <w:r>
+        <w:rPr>
+          <w:rFonts w:ascii="Courier New" w:hAnsi="Courier New"/>
+          <w:sz w:val="22"/>
+        </w:rPr>
+        <w:t xml:space="preserve">        arr[j + 1] = temp;</w:t>
+      </w:r>
+    </w:p>
+    <w:p>
+      <w:pPr>
+        <w:ind w:firstLine="0"/>
+      </w:pPr>
+      <w:r>
+        <w:rPr>
+          <w:rFonts w:ascii="Courier New" w:hAnsi="Courier New"/>
+          <w:sz w:val="22"/>
+        </w:rPr>
+        <w:t xml:space="preserve">        swapped = 1;</w:t>
+      </w:r>
+    </w:p>
+    <w:p>
+      <w:pPr>
+        <w:ind w:firstLine="0"/>
+      </w:pPr>
+      <w:r>
+        <w:rPr>
+          <w:rFonts w:ascii="Courier New" w:hAnsi="Courier New"/>
+          <w:sz w:val="22"/>
+        </w:rPr>
+        <w:t xml:space="preserve">      }</w:t>
+      </w:r>
+    </w:p>
+    <w:p>
+      <w:pPr>
+        <w:ind w:firstLine="0"/>
+      </w:pPr>
+      <w:r>
+        <w:rPr>
+          <w:rFonts w:ascii="Courier New" w:hAnsi="Courier New"/>
+          <w:sz w:val="22"/>
+        </w:rPr>
+        <w:t xml:space="preserve">    }</w:t>
+      </w:r>
+    </w:p>
+    <w:p>
+      <w:pPr>
+        <w:ind w:firstLine="0"/>
+      </w:pPr>
+      <w:r>
+        <w:rPr>
+          <w:rFonts w:ascii="Courier New" w:hAnsi="Courier New"/>
+          <w:sz w:val="22"/>
+        </w:rPr>
+        <w:t xml:space="preserve">    if (!swapped)</w:t>
+      </w:r>
+    </w:p>
+    <w:p>
+      <w:pPr>
+        <w:ind w:firstLine="0"/>
+      </w:pPr>
+      <w:r>
+        <w:rPr>
+          <w:rFonts w:ascii="Courier New" w:hAnsi="Courier New"/>
+          <w:sz w:val="22"/>
+        </w:rPr>
+        <w:t xml:space="preserve">      break;</w:t>
+      </w:r>
+    </w:p>
+    <w:p>
+      <w:pPr>
+        <w:ind w:firstLine="0"/>
+      </w:pPr>
+      <w:r>
+        <w:rPr>
+          <w:rFonts w:ascii="Courier New" w:hAnsi="Courier New"/>
+          <w:sz w:val="22"/>
+        </w:rPr>
+        <w:t xml:space="preserve">  }</w:t>
+      </w:r>
+    </w:p>
+    <w:p>
+      <w:pPr>
+        <w:ind w:firstLine="0"/>
+      </w:pPr>
+      <w:r>
+        <w:rPr>
+          <w:rFonts w:ascii="Courier New" w:hAnsi="Courier New"/>
+          <w:sz w:val="22"/>
+        </w:rPr>
+        <w:t>}</w:t>
+      </w:r>
+    </w:p>
+    <w:p>
+      <w:pPr>
+        <w:ind w:firstLine="0"/>
+      </w:pPr>
+      <w:r>
+        <w:rPr>
+          <w:rFonts w:ascii="Courier New" w:hAnsi="Courier New"/>
+          <w:sz w:val="22"/>
+        </w:rPr>
+        <w:t xml:space="preserve"> </w:t>
+      </w:r>
+    </w:p>
+    <w:p>
+      <w:pPr>
+        <w:ind w:firstLine="0"/>
+      </w:pPr>
+      <w:r>
+        <w:rPr>
+          <w:rFonts w:ascii="Courier New" w:hAnsi="Courier New"/>
+          <w:sz w:val="22"/>
         </w:rPr>
         <w:t>int main() {</w:t>
       </w:r>
     </w:p>
     <w:p>
       <w:pPr>
-        <w:pStyle w:val="Normal"/>
-        <w:spacing w:lineRule="auto" w:line="240" w:before="0" w:after="0"/>
-        <w:jc w:val="start"/>
-        <w:rPr/>
-      </w:pPr>
-      <w:r>
-        <w:rPr>
-          <w:rFonts w:eastAsia="Courier New" w:cs="Courier New" w:ascii="Courier New" w:hAnsi="Courier New"/>
-          <w:sz w:val="22"/>
-          <w:szCs w:val="22"/>
-        </w:rPr>
-        <w:t xml:space="preserve">  </w:t>
-      </w:r>
-      <w:r>
-        <w:rPr>
-          <w:rFonts w:eastAsia="Courier New" w:cs="Courier New" w:ascii="Courier New" w:hAnsi="Courier New"/>
-          <w:sz w:val="22"/>
-          <w:szCs w:val="22"/>
-        </w:rPr>
-        <w:t>int sizes[] = {1000, 5000, 10000}; // Массив размеров</w:t>
-      </w:r>
-    </w:p>
-    <w:p>
-      <w:pPr>
-        <w:pStyle w:val="Normal"/>
-        <w:spacing w:lineRule="auto" w:line="240" w:before="0" w:after="0"/>
-        <w:jc w:val="start"/>
-        <w:rPr/>
-      </w:pPr>
-      <w:r>
-        <w:rPr>
-          <w:rFonts w:eastAsia="Courier New" w:cs="Courier New" w:ascii="Courier New" w:hAnsi="Courier New"/>
-          <w:sz w:val="22"/>
-          <w:szCs w:val="22"/>
+        <w:ind w:firstLine="0"/>
+      </w:pPr>
+      <w:r>
+        <w:rPr>
+          <w:rFonts w:ascii="Courier New" w:hAnsi="Courier New"/>
+          <w:sz w:val="22"/>
+        </w:rPr>
+        <w:t xml:space="preserve">  int sizes[] = {1000, 5000, 10000}; // Массив размеров</w:t>
+      </w:r>
+    </w:p>
+    <w:p>
+      <w:pPr>
+        <w:ind w:firstLine="0"/>
+      </w:pPr>
+      <w:r>
+        <w:rPr>
+          <w:rFonts w:ascii="Courier New" w:hAnsi="Courier New"/>
+          <w:sz w:val="22"/>
         </w:rPr>
         <w:t xml:space="preserve"> </w:t>
       </w:r>
     </w:p>
     <w:p>
       <w:pPr>
-        <w:pStyle w:val="Normal"/>
-        <w:spacing w:lineRule="auto" w:line="240" w:before="0" w:after="0"/>
-        <w:jc w:val="start"/>
-        <w:rPr/>
-      </w:pPr>
-      <w:r>
-        <w:rPr>
-          <w:rFonts w:eastAsia="Courier New" w:cs="Courier New" w:ascii="Courier New" w:hAnsi="Courier New"/>
-          <w:sz w:val="22"/>
-          <w:szCs w:val="22"/>
-        </w:rPr>
-        <w:t xml:space="preserve">  </w:t>
-      </w:r>
-      <w:r>
-        <w:rPr>
-          <w:rFonts w:eastAsia="Courier New" w:cs="Courier New" w:ascii="Courier New" w:hAnsi="Courier New"/>
-          <w:sz w:val="22"/>
-          <w:szCs w:val="22"/>
-        </w:rPr>
-        <w:t>for (int i = 0; i &lt; 3; i++) { // Для каждого размера</w:t>
-      </w:r>
-    </w:p>
-    <w:p>
-      <w:pPr>
-        <w:pStyle w:val="Normal"/>
-        <w:spacing w:lineRule="auto" w:line="240" w:before="0" w:after="0"/>
-        <w:jc w:val="start"/>
-        <w:rPr/>
-      </w:pPr>
-      <w:r>
-        <w:rPr>
-          <w:rFonts w:eastAsia="Courier New" w:cs="Courier New" w:ascii="Courier New" w:hAnsi="Courier New"/>
-          <w:sz w:val="22"/>
-          <w:szCs w:val="22"/>
-        </w:rPr>
-        <w:t xml:space="preserve">    </w:t>
-      </w:r>
-      <w:r>
-        <w:rPr>
-          <w:rFonts w:eastAsia="Courier New" w:cs="Courier New" w:ascii="Courier New" w:hAnsi="Courier New"/>
-          <w:sz w:val="22"/>
-          <w:szCs w:val="22"/>
-        </w:rPr>
-        <w:t>int n = sizes[i];</w:t>
-      </w:r>
-    </w:p>
-    <w:p>
-      <w:pPr>
-        <w:pStyle w:val="Normal"/>
-        <w:spacing w:lineRule="auto" w:line="240" w:before="0" w:after="0"/>
-        <w:jc w:val="start"/>
-        <w:rPr/>
-      </w:pPr>
-      <w:r>
-        <w:rPr>
-          <w:rFonts w:eastAsia="Courier New" w:cs="Courier New" w:ascii="Courier New" w:hAnsi="Courier New"/>
-          <w:sz w:val="22"/>
-          <w:szCs w:val="22"/>
-        </w:rPr>
-        <w:t xml:space="preserve">    </w:t>
-      </w:r>
-      <w:r>
-        <w:rPr>
-          <w:rFonts w:eastAsia="Courier New" w:cs="Courier New" w:ascii="Courier New" w:hAnsi="Courier New"/>
-          <w:sz w:val="22"/>
-          <w:szCs w:val="22"/>
-        </w:rPr>
-        <w:t>int arr[n];</w:t>
-      </w:r>
-    </w:p>
-    <w:p>
-      <w:pPr>
-        <w:pStyle w:val="Normal"/>
-        <w:spacing w:lineRule="auto" w:line="240" w:before="0" w:after="0"/>
-        <w:jc w:val="start"/>
-        <w:rPr/>
-      </w:pPr>
-      <w:r>
-        <w:rPr>
-          <w:rFonts w:eastAsia="Courier New" w:cs="Courier New" w:ascii="Courier New" w:hAnsi="Courier New"/>
-          <w:sz w:val="22"/>
-          <w:szCs w:val="22"/>
+        <w:ind w:firstLine="0"/>
+      </w:pPr>
+      <w:r>
+        <w:rPr>
+          <w:rFonts w:ascii="Courier New" w:hAnsi="Courier New"/>
+          <w:sz w:val="22"/>
+        </w:rPr>
+        <w:t xml:space="preserve">  for (int i = 0; i &lt; 3; i++) { // Для каждого размера</w:t>
+      </w:r>
+    </w:p>
+    <w:p>
+      <w:pPr>
+        <w:ind w:firstLine="0"/>
+      </w:pPr>
+      <w:r>
+        <w:rPr>
+          <w:rFonts w:ascii="Courier New" w:hAnsi="Courier New"/>
+          <w:sz w:val="22"/>
+        </w:rPr>
+        <w:t xml:space="preserve">    int n = sizes[i];</w:t>
+      </w:r>
+    </w:p>
+    <w:p>
+      <w:pPr>
+        <w:ind w:firstLine="0"/>
+      </w:pPr>
+      <w:r>
+        <w:rPr>
+          <w:rFonts w:ascii="Courier New" w:hAnsi="Courier New"/>
+          <w:sz w:val="22"/>
+        </w:rPr>
+        <w:t xml:space="preserve">    int arr[n];</w:t>
+      </w:r>
+    </w:p>
+    <w:p>
+      <w:pPr>
+        <w:ind w:firstLine="0"/>
+      </w:pPr>
+      <w:r>
+        <w:rPr>
+          <w:rFonts w:ascii="Courier New" w:hAnsi="Courier New"/>
+          <w:sz w:val="22"/>
         </w:rPr>
         <w:t xml:space="preserve"> </w:t>
       </w:r>
     </w:p>
     <w:p>
       <w:pPr>
-        <w:pStyle w:val="Normal"/>
-        <w:spacing w:lineRule="auto" w:line="240" w:before="0" w:after="0"/>
-        <w:jc w:val="start"/>
-        <w:rPr/>
-      </w:pPr>
-      <w:r>
-        <w:rPr>
-          <w:rFonts w:eastAsia="Courier New" w:cs="Courier New" w:ascii="Courier New" w:hAnsi="Courier New"/>
-          <w:sz w:val="22"/>
-          <w:szCs w:val="22"/>
-        </w:rPr>
-        <w:t xml:space="preserve">    </w:t>
-      </w:r>
-      <w:r>
-        <w:rPr>
-          <w:rFonts w:eastAsia="Courier New" w:cs="Courier New" w:ascii="Courier New" w:hAnsi="Courier New"/>
-          <w:sz w:val="22"/>
-          <w:szCs w:val="22"/>
-        </w:rPr>
-        <w:t>for (int j = 0; j &lt; n; j++) // Заполняем массив</w:t>
-      </w:r>
-    </w:p>
-    <w:p>
-      <w:pPr>
-        <w:pStyle w:val="Normal"/>
-        <w:spacing w:lineRule="auto" w:line="240" w:before="0" w:after="0"/>
-        <w:jc w:val="start"/>
-        <w:rPr/>
-      </w:pPr>
-      <w:r>
-        <w:rPr>
-          <w:rFonts w:eastAsia="Courier New" w:cs="Courier New" w:ascii="Courier New" w:hAnsi="Courier New"/>
-          <w:sz w:val="22"/>
-          <w:szCs w:val="22"/>
-        </w:rPr>
-        <w:t xml:space="preserve">      </w:t>
-      </w:r>
-      <w:r>
-        <w:rPr>
-          <w:rFonts w:eastAsia="Courier New" w:cs="Courier New" w:ascii="Courier New" w:hAnsi="Courier New"/>
-          <w:sz w:val="22"/>
-          <w:szCs w:val="22"/>
-        </w:rPr>
-        <w:t>arr[j] = rand();</w:t>
-      </w:r>
-    </w:p>
-    <w:p>
-      <w:pPr>
-        <w:pStyle w:val="Normal"/>
-        <w:spacing w:lineRule="auto" w:line="240" w:before="0" w:after="0"/>
-        <w:jc w:val="start"/>
-        <w:rPr/>
-      </w:pPr>
-      <w:r>
-        <w:rPr>
-          <w:rFonts w:eastAsia="Courier New" w:cs="Courier New" w:ascii="Courier New" w:hAnsi="Courier New"/>
-          <w:sz w:val="22"/>
-          <w:szCs w:val="22"/>
+        <w:ind w:firstLine="0"/>
+      </w:pPr>
+      <w:r>
+        <w:rPr>
+          <w:rFonts w:ascii="Courier New" w:hAnsi="Courier New"/>
+          <w:sz w:val="22"/>
+        </w:rPr>
+        <w:t xml:space="preserve">    for (int j = 0; j &lt; n; j++) // Заполняем массив</w:t>
+      </w:r>
+    </w:p>
+    <w:p>
+      <w:pPr>
+        <w:ind w:firstLine="0"/>
+      </w:pPr>
+      <w:r>
+        <w:rPr>
+          <w:rFonts w:ascii="Courier New" w:hAnsi="Courier New"/>
+          <w:sz w:val="22"/>
+        </w:rPr>
+        <w:t xml:space="preserve">      arr[j] = rand();</w:t>
+      </w:r>
+    </w:p>
+    <w:p>
+      <w:pPr>
+        <w:ind w:firstLine="0"/>
+      </w:pPr>
+      <w:r>
+        <w:rPr>
+          <w:rFonts w:ascii="Courier New" w:hAnsi="Courier New"/>
+          <w:sz w:val="22"/>
         </w:rPr>
         <w:t xml:space="preserve"> </w:t>
       </w:r>
     </w:p>
     <w:p>
       <w:pPr>
-        <w:pStyle w:val="Normal"/>
-        <w:spacing w:lineRule="auto" w:line="240" w:before="0" w:after="0"/>
-        <w:jc w:val="start"/>
-        <w:rPr/>
-      </w:pPr>
-      <w:r>
-        <w:rPr>
-          <w:rFonts w:eastAsia="Courier New" w:cs="Courier New" w:ascii="Courier New" w:hAnsi="Courier New"/>
-          <w:sz w:val="22"/>
-          <w:szCs w:val="22"/>
-        </w:rPr>
-        <w:t xml:space="preserve">    </w:t>
-      </w:r>
-      <w:r>
-        <w:rPr>
-          <w:rFonts w:eastAsia="Courier New" w:cs="Courier New" w:ascii="Courier New" w:hAnsi="Courier New"/>
-          <w:sz w:val="22"/>
-          <w:szCs w:val="22"/>
-        </w:rPr>
-        <w:t>printf("\nМассив размера %i до сортировки:\n", n);</w:t>
-      </w:r>
-    </w:p>
-    <w:p>
-      <w:pPr>
-        <w:pStyle w:val="Normal"/>
-        <w:spacing w:lineRule="auto" w:line="240" w:before="0" w:after="0"/>
-        <w:jc w:val="start"/>
-        <w:rPr/>
-      </w:pPr>
-      <w:r>
-        <w:rPr>
-          <w:rFonts w:eastAsia="Courier New" w:cs="Courier New" w:ascii="Courier New" w:hAnsi="Courier New"/>
-          <w:sz w:val="22"/>
-          <w:szCs w:val="22"/>
-        </w:rPr>
-        <w:t xml:space="preserve">    </w:t>
-      </w:r>
-      <w:r>
-        <w:rPr>
-          <w:rFonts w:eastAsia="Courier New" w:cs="Courier New" w:ascii="Courier New" w:hAnsi="Courier New"/>
-          <w:sz w:val="22"/>
-          <w:szCs w:val="22"/>
-        </w:rPr>
-        <w:t>printArray(arr, n); // Выводим до сортировки</w:t>
-      </w:r>
-    </w:p>
-    <w:p>
-      <w:pPr>
-        <w:pStyle w:val="Normal"/>
-        <w:spacing w:lineRule="auto" w:line="240" w:before="0" w:after="0"/>
-        <w:jc w:val="start"/>
-        <w:rPr/>
-      </w:pPr>
-      <w:r>
-        <w:rPr>
-          <w:rFonts w:eastAsia="Courier New" w:cs="Courier New" w:ascii="Courier New" w:hAnsi="Courier New"/>
-          <w:sz w:val="22"/>
-          <w:szCs w:val="22"/>
+        <w:ind w:firstLine="0"/>
+      </w:pPr>
+      <w:r>
+        <w:rPr>
+          <w:rFonts w:ascii="Courier New" w:hAnsi="Courier New"/>
+          <w:sz w:val="22"/>
+        </w:rPr>
+        <w:t xml:space="preserve">    printf("\nМассив размера %i до сортировки:\n", n);</w:t>
+      </w:r>
+    </w:p>
+    <w:p>
+      <w:pPr>
+        <w:ind w:firstLine="0"/>
+      </w:pPr>
+      <w:r>
+        <w:rPr>
+          <w:rFonts w:ascii="Courier New" w:hAnsi="Courier New"/>
+          <w:sz w:val="22"/>
+        </w:rPr>
+        <w:t xml:space="preserve">    printArray(arr, n); // Выводим до сортировки</w:t>
+      </w:r>
+    </w:p>
+    <w:p>
+      <w:pPr>
+        <w:ind w:firstLine="0"/>
+      </w:pPr>
+      <w:r>
+        <w:rPr>
+          <w:rFonts w:ascii="Courier New" w:hAnsi="Courier New"/>
+          <w:sz w:val="22"/>
         </w:rPr>
         <w:t xml:space="preserve"> </w:t>
       </w:r>
     </w:p>
     <w:p>
       <w:pPr>
-        <w:pStyle w:val="Normal"/>
-        <w:spacing w:lineRule="auto" w:line="240" w:before="0" w:after="0"/>
-        <w:jc w:val="start"/>
-        <w:rPr/>
-      </w:pPr>
-      <w:r>
-        <w:rPr>
-          <w:rFonts w:eastAsia="Courier New" w:cs="Courier New" w:ascii="Courier New" w:hAnsi="Courier New"/>
-          <w:sz w:val="22"/>
-          <w:szCs w:val="22"/>
-        </w:rPr>
-        <w:t xml:space="preserve">    </w:t>
-      </w:r>
-      <w:r>
-        <w:rPr>
-          <w:rFonts w:eastAsia="Courier New" w:cs="Courier New" w:ascii="Courier New" w:hAnsi="Courier New"/>
-          <w:sz w:val="22"/>
-          <w:szCs w:val="22"/>
-        </w:rPr>
-        <w:t>bubbleSort(arr, n); // Сортируем</w:t>
-      </w:r>
-    </w:p>
-    <w:p>
-      <w:pPr>
-        <w:pStyle w:val="Normal"/>
-        <w:spacing w:lineRule="auto" w:line="240" w:before="0" w:after="0"/>
-        <w:jc w:val="start"/>
-        <w:rPr/>
-      </w:pPr>
-      <w:r>
-        <w:rPr>
-          <w:rFonts w:eastAsia="Courier New" w:cs="Courier New" w:ascii="Courier New" w:hAnsi="Courier New"/>
-          <w:sz w:val="22"/>
-          <w:szCs w:val="22"/>
+        <w:ind w:firstLine="0"/>
+      </w:pPr>
+      <w:r>
+        <w:rPr>
+          <w:rFonts w:ascii="Courier New" w:hAnsi="Courier New"/>
+          <w:sz w:val="22"/>
+        </w:rPr>
+        <w:t xml:space="preserve">    clock_t start = clock();</w:t>
+      </w:r>
+    </w:p>
+    <w:p>
+      <w:pPr>
+        <w:ind w:firstLine="0"/>
+      </w:pPr>
+      <w:r>
+        <w:rPr>
+          <w:rFonts w:ascii="Courier New" w:hAnsi="Courier New"/>
+          <w:sz w:val="22"/>
+        </w:rPr>
+        <w:t xml:space="preserve">    bubbleSort(arr, n); // Сортируем</w:t>
+      </w:r>
+    </w:p>
+    <w:p>
+      <w:pPr>
+        <w:ind w:firstLine="0"/>
+      </w:pPr>
+      <w:r>
+        <w:rPr>
+          <w:rFonts w:ascii="Courier New" w:hAnsi="Courier New"/>
+          <w:sz w:val="22"/>
+        </w:rPr>
+        <w:t xml:space="preserve">    clock_t end = clock();</w:t>
+      </w:r>
+    </w:p>
+    <w:p>
+      <w:pPr>
+        <w:ind w:firstLine="0"/>
+      </w:pPr>
+      <w:r>
+        <w:rPr>
+          <w:rFonts w:ascii="Courier New" w:hAnsi="Courier New"/>
+          <w:sz w:val="22"/>
         </w:rPr>
         <w:t xml:space="preserve"> </w:t>
       </w:r>
     </w:p>
     <w:p>
       <w:pPr>
-        <w:pStyle w:val="Normal"/>
-        <w:spacing w:lineRule="auto" w:line="240" w:before="0" w:after="0"/>
-        <w:jc w:val="start"/>
-        <w:rPr/>
-      </w:pPr>
-      <w:r>
-        <w:rPr>
-          <w:rFonts w:eastAsia="Courier New" w:cs="Courier New" w:ascii="Courier New" w:hAnsi="Courier New"/>
-          <w:sz w:val="22"/>
-          <w:szCs w:val="22"/>
-        </w:rPr>
-        <w:t xml:space="preserve">    </w:t>
-      </w:r>
-      <w:r>
-        <w:rPr>
-          <w:rFonts w:eastAsia="Courier New" w:cs="Courier New" w:ascii="Courier New" w:hAnsi="Courier New"/>
-          <w:sz w:val="22"/>
-          <w:szCs w:val="22"/>
-        </w:rPr>
-        <w:t>printf("\nМассив размера %i после сортировки:\n", n);</w:t>
-      </w:r>
-    </w:p>
-    <w:p>
-      <w:pPr>
-        <w:pStyle w:val="Normal"/>
-        <w:spacing w:lineRule="auto" w:line="240" w:before="0" w:after="0"/>
-        <w:jc w:val="start"/>
-        <w:rPr/>
-      </w:pPr>
-      <w:r>
-        <w:rPr>
-          <w:rFonts w:eastAsia="Courier New" w:cs="Courier New" w:ascii="Courier New" w:hAnsi="Courier New"/>
-          <w:sz w:val="22"/>
-          <w:szCs w:val="22"/>
-        </w:rPr>
-        <w:t xml:space="preserve">    </w:t>
-      </w:r>
-      <w:r>
-        <w:rPr>
-          <w:rFonts w:eastAsia="Courier New" w:cs="Courier New" w:ascii="Courier New" w:hAnsi="Courier New"/>
-          <w:sz w:val="22"/>
-          <w:szCs w:val="22"/>
-        </w:rPr>
-        <w:t>printArray(arr, n); // Выводим после сортировки</w:t>
-      </w:r>
-    </w:p>
-    <w:p>
-      <w:pPr>
-        <w:pStyle w:val="Normal"/>
-        <w:spacing w:lineRule="auto" w:line="240" w:before="0" w:after="0"/>
-        <w:jc w:val="start"/>
-        <w:rPr/>
-      </w:pPr>
-      <w:r>
-        <w:rPr>
-          <w:rFonts w:eastAsia="Courier New" w:cs="Courier New" w:ascii="Courier New" w:hAnsi="Courier New"/>
-          <w:sz w:val="22"/>
-          <w:szCs w:val="22"/>
-        </w:rPr>
-        <w:t xml:space="preserve">  </w:t>
-      </w:r>
-      <w:r>
-        <w:rPr>
-          <w:rFonts w:eastAsia="Courier New" w:cs="Courier New" w:ascii="Courier New" w:hAnsi="Courier New"/>
-          <w:sz w:val="22"/>
-          <w:szCs w:val="22"/>
+        <w:ind w:firstLine="0"/>
+      </w:pPr>
+      <w:r>
+        <w:rPr>
+          <w:rFonts w:ascii="Courier New" w:hAnsi="Courier New"/>
+          <w:sz w:val="22"/>
+        </w:rPr>
+        <w:t xml:space="preserve">    double elapsed_ms = (double)(end - start) / CLOCKS_PER_SEC * 1000.0;</w:t>
+      </w:r>
+    </w:p>
+    <w:p>
+      <w:pPr>
+        <w:ind w:firstLine="0"/>
+      </w:pPr>
+      <w:r>
+        <w:rPr>
+          <w:rFonts w:ascii="Courier New" w:hAnsi="Courier New"/>
+          <w:sz w:val="22"/>
+        </w:rPr>
+        <w:t xml:space="preserve">    printf("\nВремя сортировки массива размера %d: %.2f мс\n", n, elapsed_ms);</w:t>
+      </w:r>
+    </w:p>
+    <w:p>
+      <w:pPr>
+        <w:ind w:firstLine="0"/>
+      </w:pPr>
+      <w:r>
+        <w:rPr>
+          <w:rFonts w:ascii="Courier New" w:hAnsi="Courier New"/>
+          <w:sz w:val="22"/>
+        </w:rPr>
+        <w:t xml:space="preserve"> </w:t>
+      </w:r>
+    </w:p>
+    <w:p>
+      <w:pPr>
+        <w:ind w:firstLine="0"/>
+      </w:pPr>
+      <w:r>
+        <w:rPr>
+          <w:rFonts w:ascii="Courier New" w:hAnsi="Courier New"/>
+          <w:sz w:val="22"/>
+        </w:rPr>
+        <w:t xml:space="preserve">    printf("\nМассив размера %i после сортировки:\n", n);</w:t>
+      </w:r>
+    </w:p>
+    <w:p>
+      <w:pPr>
+        <w:ind w:firstLine="0"/>
+      </w:pPr>
+      <w:r>
+        <w:rPr>
+          <w:rFonts w:ascii="Courier New" w:hAnsi="Courier New"/>
+          <w:sz w:val="22"/>
+        </w:rPr>
+        <w:t xml:space="preserve">    printArray(arr, n); // Выводим после сортировки</w:t>
+      </w:r>
+    </w:p>
+    <w:p>
+      <w:pPr>
+        <w:ind w:firstLine="0"/>
+      </w:pPr>
+      <w:r>
+        <w:rPr>
+          <w:rFonts w:ascii="Courier New" w:hAnsi="Courier New"/>
+          <w:sz w:val="22"/>
+        </w:rPr>
+        <w:t xml:space="preserve">  }</w:t>
+      </w:r>
+    </w:p>
+    <w:p>
+      <w:pPr>
+        <w:ind w:firstLine="0"/>
+      </w:pPr>
+      <w:r>
+        <w:rPr>
+          <w:rFonts w:ascii="Courier New" w:hAnsi="Courier New"/>
+          <w:sz w:val="22"/>
+        </w:rPr>
+        <w:t xml:space="preserve"> </w:t>
+      </w:r>
+    </w:p>
+    <w:p>
+      <w:pPr>
+        <w:ind w:firstLine="0"/>
+      </w:pPr>
+      <w:r>
+        <w:rPr>
+          <w:rFonts w:ascii="Courier New" w:hAnsi="Courier New"/>
+          <w:sz w:val="22"/>
+        </w:rPr>
+        <w:t xml:space="preserve">  return 0;</w:t>
+      </w:r>
+    </w:p>
+    <w:p>
+      <w:pPr>
+        <w:ind w:firstLine="0"/>
+      </w:pPr>
+      <w:r>
+        <w:rPr>
+          <w:rFonts w:ascii="Courier New" w:hAnsi="Courier New"/>
+          <w:sz w:val="22"/>
         </w:rPr>
         <w:t>}</w:t>
-      </w:r>
-    </w:p>
-    <w:p>
-      <w:pPr>
-        <w:pStyle w:val="Normal"/>
-        <w:spacing w:lineRule="auto" w:line="240" w:before="0" w:after="0"/>
-        <w:jc w:val="start"/>
-        <w:rPr/>
-      </w:pPr>
-      <w:r>
-        <w:rPr>
-          <w:rFonts w:eastAsia="Courier New" w:cs="Courier New" w:ascii="Courier New" w:hAnsi="Courier New"/>
-          <w:sz w:val="22"/>
-          <w:szCs w:val="22"/>
-        </w:rPr>
-        <w:t xml:space="preserve"> </w:t>
-      </w:r>
-    </w:p>
-    <w:p>
-      <w:pPr>
-        <w:pStyle w:val="Normal"/>
-        <w:spacing w:lineRule="auto" w:line="240" w:before="0" w:after="0"/>
-        <w:jc w:val="start"/>
-        <w:rPr/>
-      </w:pPr>
-      <w:r>
-        <w:rPr>
-          <w:rFonts w:eastAsia="Courier New" w:cs="Courier New" w:ascii="Courier New" w:hAnsi="Courier New"/>
-          <w:sz w:val="22"/>
-          <w:szCs w:val="22"/>
-        </w:rPr>
-        <w:t xml:space="preserve">  </w:t>
-      </w:r>
-      <w:r>
-        <w:rPr>
-          <w:rFonts w:eastAsia="Courier New" w:cs="Courier New" w:ascii="Courier New" w:hAnsi="Courier New"/>
-          <w:sz w:val="22"/>
-          <w:szCs w:val="22"/>
-        </w:rPr>
-        <w:t>return 0;</w:t>
-      </w:r>
-    </w:p>
-    <w:p>
-      <w:pPr>
-        <w:pStyle w:val="Normal"/>
-        <w:spacing w:lineRule="auto" w:line="240" w:before="0" w:after="0"/>
-        <w:jc w:val="start"/>
-        <w:rPr/>
-      </w:pPr>
-      <w:r>
-        <w:rPr>
-          <w:rFonts w:eastAsia="Courier New" w:cs="Courier New" w:ascii="Courier New" w:hAnsi="Courier New"/>
-          <w:sz w:val="22"/>
-          <w:szCs w:val="22"/>
-        </w:rPr>
-        <w:t>}</w:t>
-      </w:r>
-    </w:p>
-    <w:p>
-      <w:pPr>
-        <w:pStyle w:val="Normal"/>
-        <w:spacing w:lineRule="auto" w:line="360" w:before="0" w:after="0"/>
-        <w:rPr/>
-      </w:pPr>
-      <w:r>
-        <w:rPr/>
       </w:r>
     </w:p>
     <w:p>
@@ -8388,11 +8883,10 @@
       </w:pPr>
       <w:r>
         <w:rPr>
-          <w:rFonts w:eastAsia="Times New Roman" w:cs="Times New Roman"/>
-          <w:sz w:val="28"/>
-          <w:szCs w:val="28"/>
-        </w:rPr>
-        <w:t>Объявление int arr[n] внутри тела цикла создаёт массив переменной длины (VLA), поддерживаемый стандартом C99. Память выделяется на стеке текущей итерации и автоматически освобождается при выходе из тела цикла. Передача массива arr в функции printArray и bubbleSort выполняется через автоматическое преобразование имени массива в указатель на его первый элемент. Генератор псевдослучайных чисел rand() не инициализируется явно через srand() — это обеспечивает воспроизводимость последовательности значений между запусками программы [</w:t>
+          <w:sz w:val="28"/>
+          <w:szCs w:val="28"/>
+        </w:rPr>
+        <w:t>Объявление int arr[n] внутри тела цикла создаёт массив переменной длины (VLA), поддерживаемый стандартом C99. Память выделяется на стеке текущей итерации и автоматически освобождается при выходе из тела цикла. Передача массива arr в функции printArray и bubbleSort выполняется через автоматическое преобразование имени массива в указатель на его первый элемент. Генератор псевдослучайных чисел rand() не инициализируется явно через srand() — это обеспечивает воспроизводимость последовательности значений между запусками программы [5]. Для измерения времени сортировки используются вызовы clock() из заголовочного файла &lt;time.h&gt;: значение фиксируется до и после вызова bubbleSort(), разность тиков делится на CLOCKS_PER_SEC и умножается на 1000,0 для перевода в миллисекунды.</w:t>
       </w:r>
       <w:hyperlink w:anchor="ref-5">
         <w:r>
@@ -8413,7 +8907,6 @@
           <w:sz w:val="28"/>
           <w:szCs w:val="28"/>
         </w:rPr>
-        <w:t>].</w:t>
       </w:r>
     </w:p>
     <w:p>
@@ -9632,231 +10125,133 @@
     <w:p>
       <w:pPr>
         <w:pStyle w:val="Heading1"/>
-        <w:spacing w:lineRule="auto" w:line="360" w:before="0" w:after="240"/>
+        <w:spacing w:line="360" w:lineRule="auto" w:after="240"/>
         <w:jc w:val="center"/>
-        <w:rPr/>
-      </w:pPr>
-      <w:bookmarkStart w:id="26" w:name="__RefHeading___Toc1700_818391108"/>
-      <w:bookmarkStart w:id="27" w:name="h-s4"/>
-      <w:bookmarkEnd w:id="26"/>
-      <w:r>
-        <w:rPr>
-          <w:rFonts w:eastAsia="Times New Roman" w:cs="Times New Roman"/>
+      </w:pPr>
+      <w:r>
+        <w:rPr>
           <w:b/>
-          <w:bCs/>
           <w:sz w:val="32"/>
-          <w:szCs w:val="32"/>
         </w:rPr>
         <w:t>4. ТЕСТИРОВАНИЕ И ОТЛАДКА</w:t>
       </w:r>
-      <w:bookmarkEnd w:id="27"/>
-    </w:p>
-    <w:p>
-      <w:pPr>
-        <w:pStyle w:val="Normal"/>
-        <w:spacing w:lineRule="auto" w:line="360" w:before="0" w:after="0"/>
+    </w:p>
+    <w:p>
+      <w:pPr>
+        <w:spacing w:line="360" w:lineRule="auto"/>
         <w:ind w:firstLine="720"/>
         <w:jc w:val="both"/>
-        <w:rPr/>
-      </w:pPr>
-      <w:r>
-        <w:rPr>
-          <w:rFonts w:eastAsia="Times New Roman" w:cs="Times New Roman"/>
-          <w:sz w:val="28"/>
-          <w:szCs w:val="28"/>
-        </w:rPr>
-        <w:t>Выполнено три тестовых сценария — по одному на каждый из требуемых заданием размеров массива. Сводная информация о тестах приведена в таблице 4.1.</w:t>
-      </w:r>
-    </w:p>
-    <w:p>
-      <w:pPr>
-        <w:pStyle w:val="Normal"/>
-        <w:spacing w:lineRule="auto" w:line="360" w:before="0" w:after="0"/>
-        <w:rPr/>
-      </w:pPr>
-      <w:r>
-        <w:rPr/>
+      </w:pPr>
+      <w:r>
+        <w:rPr>
+          <w:b w:val="0"/>
+          <w:sz w:val="28"/>
+        </w:rPr>
+        <w:t>Тестирование программы выполнено на трёх наборах данных в соответствии с техническим заданием. Для каждого размера массива приведены контрольные срезы (по 10 элементов из начала, середины и конца) до и после сортировки. Сводная характеристика тестовых сценариев приведена в таблице 4.1.</w:t>
+      </w:r>
+    </w:p>
+    <w:p>
+      <w:pPr>
+        <w:spacing w:line="360" w:lineRule="auto"/>
+        <w:jc w:val="both"/>
+      </w:pPr>
+      <w:r>
+        <w:rPr>
+          <w:b/>
+          <w:sz w:val="28"/>
+        </w:rPr>
+        <w:t>Таблица 4.1 — Сводная информация о наборе тестов</w:t>
       </w:r>
     </w:p>
     <w:tbl>
       <w:tblPr>
-        <w:tblW w:w="9355" w:type="dxa"/>
-        <w:jc w:val="start"/>
-        <w:tblInd w:w="0" w:type="dxa"/>
-        <w:tblLayout w:type="fixed"/>
-        <w:tblCellMar>
-          <w:top w:w="80" w:type="dxa"/>
-          <w:start w:w="120" w:type="dxa"/>
-          <w:bottom w:w="80" w:type="dxa"/>
-          <w:end w:w="120" w:type="dxa"/>
-        </w:tblCellMar>
+        <w:tblStyle w:val="a4"/>
+        <w:tblW w:type="auto" w:w="0"/>
+        <w:tblLook w:firstColumn="1" w:firstRow="1" w:lastColumn="0" w:lastRow="0" w:noHBand="0" w:noVBand="1" w:val="04A0"/>
       </w:tblPr>
       <w:tblGrid>
-        <w:gridCol w:w="1100"/>
-        <w:gridCol w:w="1900"/>
-        <w:gridCol w:w="1900"/>
-        <w:gridCol w:w="2200"/>
-        <w:gridCol w:w="2255"/>
+        <w:gridCol w:w="1871"/>
+        <w:gridCol w:w="1871"/>
+        <w:gridCol w:w="1871"/>
+        <w:gridCol w:w="1871"/>
+        <w:gridCol w:w="1871"/>
       </w:tblGrid>
       <w:tr>
-        <w:trPr>
-          <w:tblHeader w:val="true"/>
-        </w:trPr>
-        <w:tc>
-          <w:tcPr>
-            <w:tcW w:w="1100" w:type="dxa"/>
-            <w:tcBorders>
-              <w:top w:val="single" w:sz="6" w:space="0" w:color="000000"/>
-              <w:start w:val="single" w:sz="6" w:space="0" w:color="000000"/>
-              <w:bottom w:val="single" w:sz="6" w:space="0" w:color="000000"/>
-              <w:end w:val="single" w:sz="6" w:space="0" w:color="000000"/>
-            </w:tcBorders>
-            <w:shd w:color="auto" w:fill="D9D9D9" w:val="clear"/>
-          </w:tcPr>
-          <w:p>
-            <w:pPr>
-              <w:pStyle w:val="Normal"/>
-              <w:spacing w:lineRule="auto" w:line="240"/>
-              <w:jc w:val="start"/>
-              <w:rPr/>
-            </w:pPr>
-            <w:r>
-              <w:rPr>
-                <w:rFonts w:eastAsia="Times New Roman" w:cs="Times New Roman"/>
+        <w:tc>
+          <w:tcPr>
+            <w:tcW w:type="dxa" w:w="1871"/>
+          </w:tcPr>
+          <w:p>
+            <w:pPr>
+              <w:jc w:val="center"/>
+            </w:pPr>
+            <w:r>
+              <w:rPr>
                 <w:b/>
-                <w:bCs/>
-                <w:sz w:val="24"/>
-                <w:szCs w:val="24"/>
-              </w:rPr>
-              <w:t xml:space="preserve">№ </w:t>
-            </w:r>
-            <w:r>
-              <w:rPr>
-                <w:rFonts w:eastAsia="Times New Roman" w:cs="Times New Roman"/>
+              </w:rPr>
+              <w:t>№ теста</w:t>
+            </w:r>
+          </w:p>
+        </w:tc>
+        <w:tc>
+          <w:tcPr>
+            <w:tcW w:type="dxa" w:w="1871"/>
+          </w:tcPr>
+          <w:p>
+            <w:pPr>
+              <w:jc w:val="center"/>
+            </w:pPr>
+            <w:r>
+              <w:rPr>
                 <w:b/>
-                <w:bCs/>
-                <w:sz w:val="24"/>
-                <w:szCs w:val="24"/>
-              </w:rPr>
-              <w:t>теста</w:t>
-            </w:r>
-          </w:p>
-        </w:tc>
-        <w:tc>
-          <w:tcPr>
-            <w:tcW w:w="1900" w:type="dxa"/>
-            <w:tcBorders>
-              <w:top w:val="single" w:sz="6" w:space="0" w:color="000000"/>
-              <w:start w:val="single" w:sz="6" w:space="0" w:color="000000"/>
-              <w:bottom w:val="single" w:sz="6" w:space="0" w:color="000000"/>
-              <w:end w:val="single" w:sz="6" w:space="0" w:color="000000"/>
-            </w:tcBorders>
-            <w:shd w:color="auto" w:fill="D9D9D9" w:val="clear"/>
-          </w:tcPr>
-          <w:p>
-            <w:pPr>
-              <w:pStyle w:val="Normal"/>
-              <w:spacing w:lineRule="auto" w:line="240"/>
-              <w:jc w:val="start"/>
-              <w:rPr/>
-            </w:pPr>
-            <w:r>
-              <w:rPr>
-                <w:rFonts w:eastAsia="Times New Roman" w:cs="Times New Roman"/>
+              </w:rPr>
+              <w:t>Размер массива</w:t>
+            </w:r>
+          </w:p>
+        </w:tc>
+        <w:tc>
+          <w:tcPr>
+            <w:tcW w:type="dxa" w:w="1871"/>
+          </w:tcPr>
+          <w:p>
+            <w:pPr>
+              <w:jc w:val="center"/>
+            </w:pPr>
+            <w:r>
+              <w:rPr>
                 <w:b/>
-                <w:bCs/>
-                <w:sz w:val="24"/>
-                <w:szCs w:val="24"/>
-              </w:rPr>
-              <w:t>Размер массива</w:t>
-            </w:r>
-          </w:p>
-        </w:tc>
-        <w:tc>
-          <w:tcPr>
-            <w:tcW w:w="1900" w:type="dxa"/>
-            <w:tcBorders>
-              <w:top w:val="single" w:sz="6" w:space="0" w:color="000000"/>
-              <w:start w:val="single" w:sz="6" w:space="0" w:color="000000"/>
-              <w:bottom w:val="single" w:sz="6" w:space="0" w:color="000000"/>
-              <w:end w:val="single" w:sz="6" w:space="0" w:color="000000"/>
-            </w:tcBorders>
-            <w:shd w:color="auto" w:fill="D9D9D9" w:val="clear"/>
-          </w:tcPr>
-          <w:p>
-            <w:pPr>
-              <w:pStyle w:val="Normal"/>
-              <w:spacing w:lineRule="auto" w:line="240"/>
-              <w:jc w:val="start"/>
-              <w:rPr/>
-            </w:pPr>
-            <w:r>
-              <w:rPr>
-                <w:rFonts w:eastAsia="Times New Roman" w:cs="Times New Roman"/>
+              </w:rPr>
+              <w:t>Заполнение</w:t>
+            </w:r>
+          </w:p>
+        </w:tc>
+        <w:tc>
+          <w:tcPr>
+            <w:tcW w:type="dxa" w:w="1871"/>
+          </w:tcPr>
+          <w:p>
+            <w:pPr>
+              <w:jc w:val="center"/>
+            </w:pPr>
+            <w:r>
+              <w:rPr>
                 <w:b/>
-                <w:bCs/>
-                <w:sz w:val="24"/>
-                <w:szCs w:val="24"/>
-              </w:rPr>
-              <w:t>Заполнение</w:t>
-            </w:r>
-          </w:p>
-        </w:tc>
-        <w:tc>
-          <w:tcPr>
-            <w:tcW w:w="2200" w:type="dxa"/>
-            <w:tcBorders>
-              <w:top w:val="single" w:sz="6" w:space="0" w:color="000000"/>
-              <w:start w:val="single" w:sz="6" w:space="0" w:color="000000"/>
-              <w:bottom w:val="single" w:sz="6" w:space="0" w:color="000000"/>
-              <w:end w:val="single" w:sz="6" w:space="0" w:color="000000"/>
-            </w:tcBorders>
-            <w:shd w:color="auto" w:fill="D9D9D9" w:val="clear"/>
-          </w:tcPr>
-          <w:p>
-            <w:pPr>
-              <w:pStyle w:val="Normal"/>
-              <w:spacing w:lineRule="auto" w:line="240"/>
-              <w:jc w:val="start"/>
-              <w:rPr/>
-            </w:pPr>
-            <w:r>
-              <w:rPr>
-                <w:rFonts w:eastAsia="Times New Roman" w:cs="Times New Roman"/>
+              </w:rPr>
+              <w:t>Источник элементов</w:t>
+            </w:r>
+          </w:p>
+        </w:tc>
+        <w:tc>
+          <w:tcPr>
+            <w:tcW w:type="dxa" w:w="1871"/>
+          </w:tcPr>
+          <w:p>
+            <w:pPr>
+              <w:jc w:val="center"/>
+            </w:pPr>
+            <w:r>
+              <w:rPr>
                 <w:b/>
-                <w:bCs/>
-                <w:sz w:val="24"/>
-                <w:szCs w:val="24"/>
-              </w:rPr>
-              <w:t>Источник элементов</w:t>
-            </w:r>
-          </w:p>
-        </w:tc>
-        <w:tc>
-          <w:tcPr>
-            <w:tcW w:w="2255" w:type="dxa"/>
-            <w:tcBorders>
-              <w:top w:val="single" w:sz="6" w:space="0" w:color="000000"/>
-              <w:start w:val="single" w:sz="6" w:space="0" w:color="000000"/>
-              <w:bottom w:val="single" w:sz="6" w:space="0" w:color="000000"/>
-              <w:end w:val="single" w:sz="6" w:space="0" w:color="000000"/>
-            </w:tcBorders>
-            <w:shd w:color="auto" w:fill="D9D9D9" w:val="clear"/>
-          </w:tcPr>
-          <w:p>
-            <w:pPr>
-              <w:pStyle w:val="Normal"/>
-              <w:spacing w:lineRule="auto" w:line="240"/>
-              <w:jc w:val="start"/>
-              <w:rPr/>
-            </w:pPr>
-            <w:r>
-              <w:rPr>
-                <w:rFonts w:eastAsia="Times New Roman" w:cs="Times New Roman"/>
-                <w:b/>
-                <w:bCs/>
-                <w:sz w:val="24"/>
-                <w:szCs w:val="24"/>
               </w:rPr>
               <w:t>Объём вывода</w:t>
             </w:r>
@@ -9864,445 +10259,202 @@
         </w:tc>
       </w:tr>
       <w:tr>
-        <w:trPr/>
-        <w:tc>
-          <w:tcPr>
-            <w:tcW w:w="1100" w:type="dxa"/>
-            <w:tcBorders>
-              <w:top w:val="single" w:sz="6" w:space="0" w:color="000000"/>
-              <w:start w:val="single" w:sz="6" w:space="0" w:color="000000"/>
-              <w:bottom w:val="single" w:sz="6" w:space="0" w:color="000000"/>
-              <w:end w:val="single" w:sz="6" w:space="0" w:color="000000"/>
-            </w:tcBorders>
-          </w:tcPr>
-          <w:p>
-            <w:pPr>
-              <w:pStyle w:val="Normal"/>
-              <w:spacing w:lineRule="auto" w:line="240"/>
-              <w:jc w:val="start"/>
-              <w:rPr/>
-            </w:pPr>
-            <w:r>
-              <w:rPr>
-                <w:rFonts w:eastAsia="Times New Roman" w:cs="Times New Roman"/>
-                <w:b w:val="false"/>
-                <w:bCs w:val="false"/>
-                <w:sz w:val="24"/>
-                <w:szCs w:val="24"/>
-              </w:rPr>
+        <w:tc>
+          <w:tcPr>
+            <w:tcW w:type="dxa" w:w="1871"/>
+          </w:tcPr>
+          <w:p>
+            <w:pPr>
+              <w:jc w:val="center"/>
+            </w:pPr>
+            <w:r>
               <w:t>Т1</w:t>
             </w:r>
           </w:p>
         </w:tc>
         <w:tc>
           <w:tcPr>
-            <w:tcW w:w="1900" w:type="dxa"/>
-            <w:tcBorders>
-              <w:top w:val="single" w:sz="6" w:space="0" w:color="000000"/>
-              <w:start w:val="single" w:sz="6" w:space="0" w:color="000000"/>
-              <w:bottom w:val="single" w:sz="6" w:space="0" w:color="000000"/>
-              <w:end w:val="single" w:sz="6" w:space="0" w:color="000000"/>
-            </w:tcBorders>
-          </w:tcPr>
-          <w:p>
-            <w:pPr>
-              <w:pStyle w:val="Normal"/>
-              <w:spacing w:lineRule="auto" w:line="240"/>
-              <w:jc w:val="start"/>
-              <w:rPr/>
-            </w:pPr>
-            <w:r>
-              <w:rPr>
-                <w:rFonts w:eastAsia="Times New Roman" w:cs="Times New Roman"/>
-                <w:b w:val="false"/>
-                <w:bCs w:val="false"/>
-                <w:sz w:val="24"/>
-                <w:szCs w:val="24"/>
-              </w:rPr>
+            <w:tcW w:type="dxa" w:w="1871"/>
+          </w:tcPr>
+          <w:p>
+            <w:pPr>
+              <w:jc w:val="center"/>
+            </w:pPr>
+            <w:r>
               <w:t>1 000</w:t>
             </w:r>
           </w:p>
         </w:tc>
         <w:tc>
           <w:tcPr>
-            <w:tcW w:w="1900" w:type="dxa"/>
-            <w:tcBorders>
-              <w:top w:val="single" w:sz="6" w:space="0" w:color="000000"/>
-              <w:start w:val="single" w:sz="6" w:space="0" w:color="000000"/>
-              <w:bottom w:val="single" w:sz="6" w:space="0" w:color="000000"/>
-              <w:end w:val="single" w:sz="6" w:space="0" w:color="000000"/>
-            </w:tcBorders>
-          </w:tcPr>
-          <w:p>
-            <w:pPr>
-              <w:pStyle w:val="Normal"/>
-              <w:spacing w:lineRule="auto" w:line="240"/>
-              <w:jc w:val="start"/>
-              <w:rPr/>
-            </w:pPr>
-            <w:r>
-              <w:rPr>
-                <w:rFonts w:eastAsia="Times New Roman" w:cs="Times New Roman"/>
-                <w:b w:val="false"/>
-                <w:bCs w:val="false"/>
-                <w:sz w:val="24"/>
-                <w:szCs w:val="24"/>
-              </w:rPr>
+            <w:tcW w:type="dxa" w:w="1871"/>
+          </w:tcPr>
+          <w:p>
+            <w:pPr>
+              <w:jc w:val="center"/>
+            </w:pPr>
+            <w:r>
               <w:t>случайное</w:t>
             </w:r>
           </w:p>
         </w:tc>
         <w:tc>
           <w:tcPr>
-            <w:tcW w:w="2200" w:type="dxa"/>
-            <w:tcBorders>
-              <w:top w:val="single" w:sz="6" w:space="0" w:color="000000"/>
-              <w:start w:val="single" w:sz="6" w:space="0" w:color="000000"/>
-              <w:bottom w:val="single" w:sz="6" w:space="0" w:color="000000"/>
-              <w:end w:val="single" w:sz="6" w:space="0" w:color="000000"/>
-            </w:tcBorders>
-          </w:tcPr>
-          <w:p>
-            <w:pPr>
-              <w:pStyle w:val="Normal"/>
-              <w:spacing w:lineRule="auto" w:line="240"/>
-              <w:jc w:val="start"/>
-              <w:rPr/>
-            </w:pPr>
-            <w:r>
-              <w:rPr>
-                <w:rFonts w:eastAsia="Times New Roman" w:cs="Times New Roman"/>
-                <w:b w:val="false"/>
-                <w:bCs w:val="false"/>
-                <w:sz w:val="24"/>
-                <w:szCs w:val="24"/>
-              </w:rPr>
+            <w:tcW w:type="dxa" w:w="1871"/>
+          </w:tcPr>
+          <w:p>
+            <w:pPr>
+              <w:jc w:val="center"/>
+            </w:pPr>
+            <w:r>
               <w:t>rand() из stdlib.h</w:t>
             </w:r>
           </w:p>
         </w:tc>
         <w:tc>
           <w:tcPr>
-            <w:tcW w:w="2255" w:type="dxa"/>
-            <w:tcBorders>
-              <w:top w:val="single" w:sz="6" w:space="0" w:color="000000"/>
-              <w:start w:val="single" w:sz="6" w:space="0" w:color="000000"/>
-              <w:bottom w:val="single" w:sz="6" w:space="0" w:color="000000"/>
-              <w:end w:val="single" w:sz="6" w:space="0" w:color="000000"/>
-            </w:tcBorders>
-          </w:tcPr>
-          <w:p>
-            <w:pPr>
-              <w:pStyle w:val="Normal"/>
-              <w:spacing w:lineRule="auto" w:line="240"/>
-              <w:jc w:val="start"/>
-              <w:rPr/>
-            </w:pPr>
-            <w:r>
-              <w:rPr>
-                <w:rFonts w:eastAsia="Times New Roman" w:cs="Times New Roman"/>
-                <w:b w:val="false"/>
-                <w:bCs w:val="false"/>
-                <w:sz w:val="24"/>
-                <w:szCs w:val="24"/>
-              </w:rPr>
-              <w:t>60 элементов (30 до сортировки + 30 после)</w:t>
+            <w:tcW w:type="dxa" w:w="1871"/>
+          </w:tcPr>
+          <w:p>
+            <w:pPr>
+              <w:jc w:val="center"/>
+            </w:pPr>
+            <w:r>
+              <w:t>60 элементов (30 до + 30 после)</w:t>
             </w:r>
           </w:p>
         </w:tc>
       </w:tr>
       <w:tr>
-        <w:trPr/>
-        <w:tc>
-          <w:tcPr>
-            <w:tcW w:w="1100" w:type="dxa"/>
-            <w:tcBorders>
-              <w:top w:val="single" w:sz="6" w:space="0" w:color="000000"/>
-              <w:start w:val="single" w:sz="6" w:space="0" w:color="000000"/>
-              <w:bottom w:val="single" w:sz="6" w:space="0" w:color="000000"/>
-              <w:end w:val="single" w:sz="6" w:space="0" w:color="000000"/>
-            </w:tcBorders>
-          </w:tcPr>
-          <w:p>
-            <w:pPr>
-              <w:pStyle w:val="Normal"/>
-              <w:spacing w:lineRule="auto" w:line="240"/>
-              <w:jc w:val="start"/>
-              <w:rPr/>
-            </w:pPr>
-            <w:r>
-              <w:rPr>
-                <w:rFonts w:eastAsia="Times New Roman" w:cs="Times New Roman"/>
-                <w:b w:val="false"/>
-                <w:bCs w:val="false"/>
-                <w:sz w:val="24"/>
-                <w:szCs w:val="24"/>
-              </w:rPr>
+        <w:tc>
+          <w:tcPr>
+            <w:tcW w:type="dxa" w:w="1871"/>
+          </w:tcPr>
+          <w:p>
+            <w:pPr>
+              <w:jc w:val="center"/>
+            </w:pPr>
+            <w:r>
               <w:t>Т2</w:t>
             </w:r>
           </w:p>
         </w:tc>
         <w:tc>
           <w:tcPr>
-            <w:tcW w:w="1900" w:type="dxa"/>
-            <w:tcBorders>
-              <w:top w:val="single" w:sz="6" w:space="0" w:color="000000"/>
-              <w:start w:val="single" w:sz="6" w:space="0" w:color="000000"/>
-              <w:bottom w:val="single" w:sz="6" w:space="0" w:color="000000"/>
-              <w:end w:val="single" w:sz="6" w:space="0" w:color="000000"/>
-            </w:tcBorders>
-          </w:tcPr>
-          <w:p>
-            <w:pPr>
-              <w:pStyle w:val="Normal"/>
-              <w:spacing w:lineRule="auto" w:line="240"/>
-              <w:jc w:val="start"/>
-              <w:rPr/>
-            </w:pPr>
-            <w:r>
-              <w:rPr>
-                <w:rFonts w:eastAsia="Times New Roman" w:cs="Times New Roman"/>
-                <w:b w:val="false"/>
-                <w:bCs w:val="false"/>
-                <w:sz w:val="24"/>
-                <w:szCs w:val="24"/>
-              </w:rPr>
+            <w:tcW w:type="dxa" w:w="1871"/>
+          </w:tcPr>
+          <w:p>
+            <w:pPr>
+              <w:jc w:val="center"/>
+            </w:pPr>
+            <w:r>
               <w:t>5 000</w:t>
             </w:r>
           </w:p>
         </w:tc>
         <w:tc>
           <w:tcPr>
-            <w:tcW w:w="1900" w:type="dxa"/>
-            <w:tcBorders>
-              <w:top w:val="single" w:sz="6" w:space="0" w:color="000000"/>
-              <w:start w:val="single" w:sz="6" w:space="0" w:color="000000"/>
-              <w:bottom w:val="single" w:sz="6" w:space="0" w:color="000000"/>
-              <w:end w:val="single" w:sz="6" w:space="0" w:color="000000"/>
-            </w:tcBorders>
-          </w:tcPr>
-          <w:p>
-            <w:pPr>
-              <w:pStyle w:val="Normal"/>
-              <w:spacing w:lineRule="auto" w:line="240"/>
-              <w:jc w:val="start"/>
-              <w:rPr/>
-            </w:pPr>
-            <w:r>
-              <w:rPr>
-                <w:rFonts w:eastAsia="Times New Roman" w:cs="Times New Roman"/>
-                <w:b w:val="false"/>
-                <w:bCs w:val="false"/>
-                <w:sz w:val="24"/>
-                <w:szCs w:val="24"/>
-              </w:rPr>
+            <w:tcW w:type="dxa" w:w="1871"/>
+          </w:tcPr>
+          <w:p>
+            <w:pPr>
+              <w:jc w:val="center"/>
+            </w:pPr>
+            <w:r>
               <w:t>случайное</w:t>
             </w:r>
           </w:p>
         </w:tc>
         <w:tc>
           <w:tcPr>
-            <w:tcW w:w="2200" w:type="dxa"/>
-            <w:tcBorders>
-              <w:top w:val="single" w:sz="6" w:space="0" w:color="000000"/>
-              <w:start w:val="single" w:sz="6" w:space="0" w:color="000000"/>
-              <w:bottom w:val="single" w:sz="6" w:space="0" w:color="000000"/>
-              <w:end w:val="single" w:sz="6" w:space="0" w:color="000000"/>
-            </w:tcBorders>
-          </w:tcPr>
-          <w:p>
-            <w:pPr>
-              <w:pStyle w:val="Normal"/>
-              <w:spacing w:lineRule="auto" w:line="240"/>
-              <w:jc w:val="start"/>
-              <w:rPr/>
-            </w:pPr>
-            <w:r>
-              <w:rPr>
-                <w:rFonts w:eastAsia="Times New Roman" w:cs="Times New Roman"/>
-                <w:b w:val="false"/>
-                <w:bCs w:val="false"/>
-                <w:sz w:val="24"/>
-                <w:szCs w:val="24"/>
-              </w:rPr>
+            <w:tcW w:type="dxa" w:w="1871"/>
+          </w:tcPr>
+          <w:p>
+            <w:pPr>
+              <w:jc w:val="center"/>
+            </w:pPr>
+            <w:r>
               <w:t>rand() из stdlib.h</w:t>
             </w:r>
           </w:p>
         </w:tc>
         <w:tc>
           <w:tcPr>
-            <w:tcW w:w="2255" w:type="dxa"/>
-            <w:tcBorders>
-              <w:top w:val="single" w:sz="6" w:space="0" w:color="000000"/>
-              <w:start w:val="single" w:sz="6" w:space="0" w:color="000000"/>
-              <w:bottom w:val="single" w:sz="6" w:space="0" w:color="000000"/>
-              <w:end w:val="single" w:sz="6" w:space="0" w:color="000000"/>
-            </w:tcBorders>
-          </w:tcPr>
-          <w:p>
-            <w:pPr>
-              <w:pStyle w:val="Normal"/>
-              <w:spacing w:lineRule="auto" w:line="240"/>
-              <w:jc w:val="start"/>
-              <w:rPr/>
-            </w:pPr>
-            <w:r>
-              <w:rPr>
-                <w:rFonts w:eastAsia="Times New Roman" w:cs="Times New Roman"/>
-                <w:b w:val="false"/>
-                <w:bCs w:val="false"/>
-                <w:sz w:val="24"/>
-                <w:szCs w:val="24"/>
-              </w:rPr>
-              <w:t>60 элементов (30 до сортировки + 30 после)</w:t>
+            <w:tcW w:type="dxa" w:w="1871"/>
+          </w:tcPr>
+          <w:p>
+            <w:pPr>
+              <w:jc w:val="center"/>
+            </w:pPr>
+            <w:r>
+              <w:t>60 элементов (30 до + 30 после)</w:t>
             </w:r>
           </w:p>
         </w:tc>
       </w:tr>
       <w:tr>
-        <w:trPr/>
-        <w:tc>
-          <w:tcPr>
-            <w:tcW w:w="1100" w:type="dxa"/>
-            <w:tcBorders>
-              <w:top w:val="single" w:sz="6" w:space="0" w:color="000000"/>
-              <w:start w:val="single" w:sz="6" w:space="0" w:color="000000"/>
-              <w:bottom w:val="single" w:sz="6" w:space="0" w:color="000000"/>
-              <w:end w:val="single" w:sz="6" w:space="0" w:color="000000"/>
-            </w:tcBorders>
-          </w:tcPr>
-          <w:p>
-            <w:pPr>
-              <w:pStyle w:val="Normal"/>
-              <w:spacing w:lineRule="auto" w:line="240"/>
-              <w:jc w:val="start"/>
-              <w:rPr/>
-            </w:pPr>
-            <w:r>
-              <w:rPr>
-                <w:rFonts w:eastAsia="Times New Roman" w:cs="Times New Roman"/>
-                <w:b w:val="false"/>
-                <w:bCs w:val="false"/>
-                <w:sz w:val="24"/>
-                <w:szCs w:val="24"/>
-              </w:rPr>
+        <w:tc>
+          <w:tcPr>
+            <w:tcW w:type="dxa" w:w="1871"/>
+          </w:tcPr>
+          <w:p>
+            <w:pPr>
+              <w:jc w:val="center"/>
+            </w:pPr>
+            <w:r>
               <w:t>Т3</w:t>
             </w:r>
           </w:p>
         </w:tc>
         <w:tc>
           <w:tcPr>
-            <w:tcW w:w="1900" w:type="dxa"/>
-            <w:tcBorders>
-              <w:top w:val="single" w:sz="6" w:space="0" w:color="000000"/>
-              <w:start w:val="single" w:sz="6" w:space="0" w:color="000000"/>
-              <w:bottom w:val="single" w:sz="6" w:space="0" w:color="000000"/>
-              <w:end w:val="single" w:sz="6" w:space="0" w:color="000000"/>
-            </w:tcBorders>
-          </w:tcPr>
-          <w:p>
-            <w:pPr>
-              <w:pStyle w:val="Normal"/>
-              <w:spacing w:lineRule="auto" w:line="240"/>
-              <w:jc w:val="start"/>
-              <w:rPr/>
-            </w:pPr>
-            <w:r>
-              <w:rPr>
-                <w:rFonts w:eastAsia="Times New Roman" w:cs="Times New Roman"/>
-                <w:b w:val="false"/>
-                <w:bCs w:val="false"/>
-                <w:sz w:val="24"/>
-                <w:szCs w:val="24"/>
-              </w:rPr>
+            <w:tcW w:type="dxa" w:w="1871"/>
+          </w:tcPr>
+          <w:p>
+            <w:pPr>
+              <w:jc w:val="center"/>
+            </w:pPr>
+            <w:r>
               <w:t>10 000</w:t>
             </w:r>
           </w:p>
         </w:tc>
         <w:tc>
           <w:tcPr>
-            <w:tcW w:w="1900" w:type="dxa"/>
-            <w:tcBorders>
-              <w:top w:val="single" w:sz="6" w:space="0" w:color="000000"/>
-              <w:start w:val="single" w:sz="6" w:space="0" w:color="000000"/>
-              <w:bottom w:val="single" w:sz="6" w:space="0" w:color="000000"/>
-              <w:end w:val="single" w:sz="6" w:space="0" w:color="000000"/>
-            </w:tcBorders>
-          </w:tcPr>
-          <w:p>
-            <w:pPr>
-              <w:pStyle w:val="Normal"/>
-              <w:spacing w:lineRule="auto" w:line="240"/>
-              <w:jc w:val="start"/>
-              <w:rPr/>
-            </w:pPr>
-            <w:r>
-              <w:rPr>
-                <w:rFonts w:eastAsia="Times New Roman" w:cs="Times New Roman"/>
-                <w:b w:val="false"/>
-                <w:bCs w:val="false"/>
-                <w:sz w:val="24"/>
-                <w:szCs w:val="24"/>
-              </w:rPr>
+            <w:tcW w:type="dxa" w:w="1871"/>
+          </w:tcPr>
+          <w:p>
+            <w:pPr>
+              <w:jc w:val="center"/>
+            </w:pPr>
+            <w:r>
               <w:t>случайное</w:t>
             </w:r>
           </w:p>
         </w:tc>
         <w:tc>
           <w:tcPr>
-            <w:tcW w:w="2200" w:type="dxa"/>
-            <w:tcBorders>
-              <w:top w:val="single" w:sz="6" w:space="0" w:color="000000"/>
-              <w:start w:val="single" w:sz="6" w:space="0" w:color="000000"/>
-              <w:bottom w:val="single" w:sz="6" w:space="0" w:color="000000"/>
-              <w:end w:val="single" w:sz="6" w:space="0" w:color="000000"/>
-            </w:tcBorders>
-          </w:tcPr>
-          <w:p>
-            <w:pPr>
-              <w:pStyle w:val="Normal"/>
-              <w:spacing w:lineRule="auto" w:line="240"/>
-              <w:jc w:val="start"/>
-              <w:rPr/>
-            </w:pPr>
-            <w:r>
-              <w:rPr>
-                <w:rFonts w:eastAsia="Times New Roman" w:cs="Times New Roman"/>
-                <w:b w:val="false"/>
-                <w:bCs w:val="false"/>
-                <w:sz w:val="24"/>
-                <w:szCs w:val="24"/>
-              </w:rPr>
+            <w:tcW w:type="dxa" w:w="1871"/>
+          </w:tcPr>
+          <w:p>
+            <w:pPr>
+              <w:jc w:val="center"/>
+            </w:pPr>
+            <w:r>
               <w:t>rand() из stdlib.h</w:t>
             </w:r>
           </w:p>
         </w:tc>
         <w:tc>
           <w:tcPr>
-            <w:tcW w:w="2255" w:type="dxa"/>
-            <w:tcBorders>
-              <w:top w:val="single" w:sz="6" w:space="0" w:color="000000"/>
-              <w:start w:val="single" w:sz="6" w:space="0" w:color="000000"/>
-              <w:bottom w:val="single" w:sz="6" w:space="0" w:color="000000"/>
-              <w:end w:val="single" w:sz="6" w:space="0" w:color="000000"/>
-            </w:tcBorders>
-          </w:tcPr>
-          <w:p>
-            <w:pPr>
-              <w:pStyle w:val="Normal"/>
-              <w:spacing w:lineRule="auto" w:line="240"/>
-              <w:jc w:val="start"/>
-              <w:rPr/>
-            </w:pPr>
-            <w:r>
-              <w:rPr>
-                <w:rFonts w:eastAsia="Times New Roman" w:cs="Times New Roman"/>
-                <w:b w:val="false"/>
-                <w:bCs w:val="false"/>
-                <w:sz w:val="24"/>
-                <w:szCs w:val="24"/>
-              </w:rPr>
-              <w:t>60 элементов (30 до сортировки + 30 после)</w:t>
+            <w:tcW w:type="dxa" w:w="1871"/>
+          </w:tcPr>
+          <w:p>
+            <w:pPr>
+              <w:jc w:val="center"/>
+            </w:pPr>
+            <w:r>
+              <w:t>60 элементов (30 до + 30 после)</w:t>
             </w:r>
           </w:p>
         </w:tc>
@@ -10310,354 +10462,1028 @@
     </w:tbl>
     <w:p>
       <w:pPr>
-        <w:pStyle w:val="Normal"/>
-        <w:spacing w:lineRule="auto" w:line="360" w:before="60" w:after="240"/>
-        <w:jc w:val="center"/>
-        <w:rPr/>
-      </w:pPr>
-      <w:r>
-        <w:rPr>
-          <w:rFonts w:eastAsia="Times New Roman" w:cs="Times New Roman"/>
-          <w:sz w:val="28"/>
-          <w:szCs w:val="28"/>
-        </w:rPr>
-        <w:t>Таблица 4.1 — Сводная информация о наборе тестов</w:t>
-      </w:r>
-    </w:p>
-    <w:p>
-      <w:pPr>
-        <w:pStyle w:val="Normal"/>
-        <w:spacing w:lineRule="auto" w:line="360" w:before="180" w:after="60"/>
+        <w:pStyle w:val="Heading2"/>
+        <w:spacing w:line="360" w:lineRule="auto" w:before="240" w:after="120"/>
         <w:ind w:firstLine="720"/>
         <w:jc w:val="start"/>
-        <w:rPr/>
-      </w:pPr>
-      <w:r>
-        <w:rPr>
-          <w:rFonts w:eastAsia="Times New Roman" w:cs="Times New Roman"/>
+      </w:pPr>
+      <w:r>
+        <w:rPr>
           <w:b/>
-          <w:bCs/>
-          <w:sz w:val="28"/>
-          <w:szCs w:val="28"/>
-        </w:rPr>
-        <w:t>Тест Т1: массив из 1000 элементов</w:t>
-      </w:r>
-    </w:p>
-    <w:p>
-      <w:pPr>
-        <w:pStyle w:val="Normal"/>
-        <w:spacing w:lineRule="auto" w:line="360" w:before="0" w:after="0"/>
+          <w:sz w:val="28"/>
+        </w:rPr>
+        <w:t>4.1. Тест Т1: массив из 1 000 элементов</w:t>
+      </w:r>
+    </w:p>
+    <w:p>
+      <w:pPr>
+        <w:spacing w:line="360" w:lineRule="auto"/>
         <w:ind w:firstLine="720"/>
         <w:jc w:val="both"/>
-        <w:rPr/>
-      </w:pPr>
-      <w:r>
-        <w:rPr>
-          <w:rFonts w:eastAsia="Times New Roman" w:cs="Times New Roman"/>
-          <w:sz w:val="28"/>
-          <w:szCs w:val="28"/>
-        </w:rPr>
-        <w:t>Программа выполнила сортировку массива из 1000 элементов без ошибок. Контрольные срезы после сортировки упорядочены по неубыванию. Результат выполнения теста представлен на рисунке 5.</w:t>
-      </w:r>
-    </w:p>
-    <w:p>
-      <w:pPr>
-        <w:pStyle w:val="Normal"/>
-        <w:spacing w:lineRule="auto" w:line="360" w:before="0" w:after="0"/>
-        <w:rPr/>
-      </w:pPr>
-      <w:r>
-        <w:rPr/>
-      </w:r>
-    </w:p>
-    <w:p>
-      <w:pPr>
-        <w:pStyle w:val="Normal"/>
-        <w:spacing w:lineRule="auto" w:line="360" w:before="120" w:after="120"/>
-        <w:jc w:val="center"/>
-        <w:rPr/>
-      </w:pPr>
-      <w:r>
-        <w:rPr/>
-        <w:drawing>
-          <wp:inline distT="0" distB="0" distL="0" distR="0">
-            <wp:extent cx="5939790" cy="2938145"/>
-            <wp:effectExtent l="0" t="0" r="0" b="0"/>
-            <wp:docPr id="7" name="Screenshot20"/>
-            <wp:cNvGraphicFramePr>
-              <a:graphicFrameLocks xmlns:a="http://schemas.openxmlformats.org/drawingml/2006/main" noChangeAspect="1"/>
-            </wp:cNvGraphicFramePr>
-            <a:graphic xmlns:a="http://schemas.openxmlformats.org/drawingml/2006/main">
-              <a:graphicData uri="http://schemas.openxmlformats.org/drawingml/2006/picture">
-                <pic:pic xmlns:pic="http://schemas.openxmlformats.org/drawingml/2006/picture">
-                  <pic:nvPicPr>
-                    <pic:cNvPr id="7" name="Screenshot20"/>
-                    <pic:cNvPicPr>
-                      <a:picLocks noChangeAspect="1" noChangeArrowheads="1"/>
-                    </pic:cNvPicPr>
-                  </pic:nvPicPr>
-                  <pic:blipFill>
-                    <a:blip r:embed="rId8"/>
-                    <a:stretch>
-                      <a:fillRect/>
-                    </a:stretch>
-                  </pic:blipFill>
-                  <pic:spPr bwMode="auto">
-                    <a:xfrm>
-                      <a:off x="0" y="0"/>
-                      <a:ext cx="5939790" cy="2938145"/>
-                    </a:xfrm>
-                    <a:prstGeom prst="rect">
-                      <a:avLst/>
-                    </a:prstGeom>
-                    <a:noFill/>
-                  </pic:spPr>
-                </pic:pic>
-              </a:graphicData>
-            </a:graphic>
-          </wp:inline>
-        </w:drawing>
-      </w:r>
-    </w:p>
-    <w:p>
-      <w:pPr>
-        <w:pStyle w:val="Normal"/>
-        <w:spacing w:lineRule="auto" w:line="360" w:before="60" w:after="240"/>
-        <w:jc w:val="center"/>
-        <w:rPr/>
-      </w:pPr>
-      <w:r>
-        <w:rPr>
-          <w:rFonts w:eastAsia="Times New Roman" w:cs="Times New Roman"/>
-          <w:sz w:val="28"/>
-          <w:szCs w:val="28"/>
-        </w:rPr>
-        <w:t>Рисунок 5 — Результат выполнения теста Т1</w:t>
-      </w:r>
-    </w:p>
-    <w:p>
-      <w:pPr>
-        <w:pStyle w:val="Normal"/>
-        <w:spacing w:lineRule="auto" w:line="360" w:before="180" w:after="60"/>
+      </w:pPr>
+      <w:r>
+        <w:rPr>
+          <w:b w:val="0"/>
+          <w:sz w:val="28"/>
+        </w:rPr>
+        <w:t>Программа сформировала массив из 1 000 псевдослучайных целых чисел, выполнила сортировку и вывела контрольные срезы. Результаты приведены в таблице 4.2.</w:t>
+      </w:r>
+    </w:p>
+    <w:p>
+      <w:pPr>
+        <w:spacing w:line="360" w:lineRule="auto"/>
+        <w:jc w:val="both"/>
+      </w:pPr>
+      <w:r>
+        <w:rPr>
+          <w:b/>
+          <w:sz w:val="28"/>
+        </w:rPr>
+        <w:t>Таблица 4.2 — Контрольные срезы массива размером 1 000 элементов</w:t>
+      </w:r>
+    </w:p>
+    <w:tbl>
+      <w:tblPr>
+        <w:tblStyle w:val="a4"/>
+        <w:tblW w:type="auto" w:w="0"/>
+        <w:tblLook w:firstColumn="1" w:firstRow="1" w:lastColumn="0" w:lastRow="0" w:noHBand="0" w:noVBand="1" w:val="04A0"/>
+      </w:tblPr>
+      <w:tblGrid>
+        <w:gridCol w:w="2339"/>
+        <w:gridCol w:w="2339"/>
+        <w:gridCol w:w="2339"/>
+        <w:gridCol w:w="2339"/>
+      </w:tblGrid>
+      <w:tr>
+        <w:tc>
+          <w:tcPr>
+            <w:tcW w:type="dxa" w:w="2339"/>
+          </w:tcPr>
+          <w:p>
+            <w:pPr>
+              <w:jc w:val="center"/>
+            </w:pPr>
+            <w:r>
+              <w:rPr>
+                <w:b/>
+              </w:rPr>
+              <w:t>Момент</w:t>
+            </w:r>
+          </w:p>
+        </w:tc>
+        <w:tc>
+          <w:tcPr>
+            <w:tcW w:type="dxa" w:w="2339"/>
+          </w:tcPr>
+          <w:p>
+            <w:pPr>
+              <w:jc w:val="center"/>
+            </w:pPr>
+            <w:r>
+              <w:rPr>
+                <w:b/>
+              </w:rPr>
+              <w:t>Начало (0–9)</w:t>
+            </w:r>
+          </w:p>
+        </w:tc>
+        <w:tc>
+          <w:tcPr>
+            <w:tcW w:type="dxa" w:w="2339"/>
+          </w:tcPr>
+          <w:p>
+            <w:pPr>
+              <w:jc w:val="center"/>
+            </w:pPr>
+            <w:r>
+              <w:rPr>
+                <w:b/>
+              </w:rPr>
+              <w:t>Середина (495–504)</w:t>
+            </w:r>
+          </w:p>
+        </w:tc>
+        <w:tc>
+          <w:tcPr>
+            <w:tcW w:type="dxa" w:w="2339"/>
+          </w:tcPr>
+          <w:p>
+            <w:pPr>
+              <w:jc w:val="center"/>
+            </w:pPr>
+            <w:r>
+              <w:rPr>
+                <w:b/>
+              </w:rPr>
+              <w:t>Конец (990–999)</w:t>
+            </w:r>
+          </w:p>
+        </w:tc>
+      </w:tr>
+      <w:tr>
+        <w:tc>
+          <w:tcPr>
+            <w:tcW w:type="dxa" w:w="2339"/>
+          </w:tcPr>
+          <w:p>
+            <w:pPr>
+              <w:jc w:val="center"/>
+            </w:pPr>
+            <w:r>
+              <w:t>До сортировки</w:t>
+            </w:r>
+          </w:p>
+        </w:tc>
+        <w:tc>
+          <w:tcPr>
+            <w:tcW w:type="dxa" w:w="2339"/>
+          </w:tcPr>
+          <w:p>
+            <w:pPr>
+              <w:jc w:val="center"/>
+            </w:pPr>
+            <w:r>
+              <w:t>1804289383  846930886  1681692777  1714636915  1957747793  424238335  719885386  1649760492  596516649  1189641421</w:t>
+            </w:r>
+          </w:p>
+        </w:tc>
+        <w:tc>
+          <w:tcPr>
+            <w:tcW w:type="dxa" w:w="2339"/>
+          </w:tcPr>
+          <w:p>
+            <w:pPr>
+              <w:jc w:val="center"/>
+            </w:pPr>
+            <w:r>
+              <w:t>1780172261  1450956042  1941690360  410409117  847228023  1516266761  1866000081  1175526309  1586903190  2002495425</w:t>
+            </w:r>
+          </w:p>
+        </w:tc>
+        <w:tc>
+          <w:tcPr>
+            <w:tcW w:type="dxa" w:w="2339"/>
+          </w:tcPr>
+          <w:p>
+            <w:pPr>
+              <w:jc w:val="center"/>
+            </w:pPr>
+            <w:r>
+              <w:t>1916250774  1528806445  870305000  415522325  1799560997  332238283  1446648412  695466127  745598382  1143565421</w:t>
+            </w:r>
+          </w:p>
+        </w:tc>
+      </w:tr>
+      <w:tr>
+        <w:tc>
+          <w:tcPr>
+            <w:tcW w:type="dxa" w:w="2339"/>
+          </w:tcPr>
+          <w:p>
+            <w:pPr>
+              <w:jc w:val="center"/>
+            </w:pPr>
+            <w:r>
+              <w:t>После сортировки</w:t>
+            </w:r>
+          </w:p>
+        </w:tc>
+        <w:tc>
+          <w:tcPr>
+            <w:tcW w:type="dxa" w:w="2339"/>
+          </w:tcPr>
+          <w:p>
+            <w:pPr>
+              <w:jc w:val="center"/>
+            </w:pPr>
+            <w:r>
+              <w:t>2416949  6072641  6939507  7684930  8936987  10901063  11614769  11671338  12260289  12895151</w:t>
+            </w:r>
+          </w:p>
+        </w:tc>
+        <w:tc>
+          <w:tcPr>
+            <w:tcW w:type="dxa" w:w="2339"/>
+          </w:tcPr>
+          <w:p>
+            <w:pPr>
+              <w:jc w:val="center"/>
+            </w:pPr>
+            <w:r>
+              <w:t>1129566413  1130698571  1131176229  1131359211  1131884850  1135771559  1137949908  1139901474  1140384172  1141616124</w:t>
+            </w:r>
+          </w:p>
+        </w:tc>
+        <w:tc>
+          <w:tcPr>
+            <w:tcW w:type="dxa" w:w="2339"/>
+          </w:tcPr>
+          <w:p>
+            <w:pPr>
+              <w:jc w:val="center"/>
+            </w:pPr>
+            <w:r>
+              <w:t>2114937732  2118421993  2130794395  2135019593  2137100237  2137390358  2142757034  2143124030  2145174067  2147469841</w:t>
+            </w:r>
+          </w:p>
+        </w:tc>
+      </w:tr>
+    </w:tbl>
+    <w:p>
+      <w:pPr>
+        <w:spacing w:line="360" w:lineRule="auto"/>
+        <w:ind w:firstLine="720"/>
+        <w:jc w:val="both"/>
+      </w:pPr>
+      <w:r>
+        <w:rPr>
+          <w:b w:val="0"/>
+          <w:sz w:val="28"/>
+        </w:rPr>
+        <w:t>Значения в срезе «До сортировки» не упорядочены. После сортировки элементы расположены по неубыванию: каждый следующий элемент не меньше предыдущего. Ошибок выполнения не обнаружено.</w:t>
+      </w:r>
+    </w:p>
+    <w:p>
+      <w:pPr>
+        <w:pStyle w:val="Heading2"/>
+        <w:spacing w:line="360" w:lineRule="auto" w:before="240" w:after="120"/>
         <w:ind w:firstLine="720"/>
         <w:jc w:val="start"/>
-        <w:rPr/>
-      </w:pPr>
-      <w:r>
-        <w:rPr>
-          <w:rFonts w:eastAsia="Times New Roman" w:cs="Times New Roman"/>
+      </w:pPr>
+      <w:r>
+        <w:rPr>
           <w:b/>
-          <w:bCs/>
-          <w:sz w:val="28"/>
-          <w:szCs w:val="28"/>
-        </w:rPr>
-        <w:t>Тест Т2: массив из 5000 элементов</w:t>
-      </w:r>
-    </w:p>
-    <w:p>
-      <w:pPr>
-        <w:pStyle w:val="Normal"/>
-        <w:spacing w:lineRule="auto" w:line="360" w:before="0" w:after="0"/>
+          <w:sz w:val="28"/>
+        </w:rPr>
+        <w:t>4.2. Тест Т2: массив из 5 000 элементов</w:t>
+      </w:r>
+    </w:p>
+    <w:p>
+      <w:pPr>
+        <w:spacing w:line="360" w:lineRule="auto"/>
         <w:ind w:firstLine="720"/>
         <w:jc w:val="both"/>
-        <w:rPr/>
-      </w:pPr>
-      <w:r>
-        <w:rPr>
-          <w:rFonts w:eastAsia="Times New Roman" w:cs="Times New Roman"/>
-          <w:sz w:val="28"/>
-          <w:szCs w:val="28"/>
-        </w:rPr>
-        <w:t>Программа выполнила сортировку массива из 5000 элементов без ошибок. Все три контрольных среза после сортировки упорядочены корректно. Результат выполнения теста представлен на рисунке 6.</w:t>
-      </w:r>
-    </w:p>
-    <w:p>
-      <w:pPr>
-        <w:pStyle w:val="Normal"/>
-        <w:spacing w:lineRule="auto" w:line="360" w:before="0" w:after="0"/>
-        <w:rPr/>
-      </w:pPr>
-      <w:r>
-        <w:rPr/>
-      </w:r>
-    </w:p>
-    <w:p>
-      <w:pPr>
-        <w:pStyle w:val="Normal"/>
-        <w:spacing w:lineRule="auto" w:line="360" w:before="120" w:after="120"/>
-        <w:jc w:val="center"/>
-        <w:rPr/>
-      </w:pPr>
-      <w:r>
-        <w:rPr/>
-        <w:drawing>
-          <wp:inline distT="0" distB="0" distL="0" distR="0">
-            <wp:extent cx="5939790" cy="2938145"/>
-            <wp:effectExtent l="0" t="0" r="0" b="0"/>
-            <wp:docPr id="8" name="Screenshot21"/>
-            <wp:cNvGraphicFramePr>
-              <a:graphicFrameLocks xmlns:a="http://schemas.openxmlformats.org/drawingml/2006/main" noChangeAspect="1"/>
-            </wp:cNvGraphicFramePr>
-            <a:graphic xmlns:a="http://schemas.openxmlformats.org/drawingml/2006/main">
-              <a:graphicData uri="http://schemas.openxmlformats.org/drawingml/2006/picture">
-                <pic:pic xmlns:pic="http://schemas.openxmlformats.org/drawingml/2006/picture">
-                  <pic:nvPicPr>
-                    <pic:cNvPr id="8" name="Screenshot21"/>
-                    <pic:cNvPicPr>
-                      <a:picLocks noChangeAspect="1" noChangeArrowheads="1"/>
-                    </pic:cNvPicPr>
-                  </pic:nvPicPr>
-                  <pic:blipFill>
-                    <a:blip r:embed="rId9"/>
-                    <a:stretch>
-                      <a:fillRect/>
-                    </a:stretch>
-                  </pic:blipFill>
-                  <pic:spPr bwMode="auto">
-                    <a:xfrm>
-                      <a:off x="0" y="0"/>
-                      <a:ext cx="5939790" cy="2938145"/>
-                    </a:xfrm>
-                    <a:prstGeom prst="rect">
-                      <a:avLst/>
-                    </a:prstGeom>
-                    <a:noFill/>
-                  </pic:spPr>
-                </pic:pic>
-              </a:graphicData>
-            </a:graphic>
-          </wp:inline>
-        </w:drawing>
-      </w:r>
-    </w:p>
-    <w:p>
-      <w:pPr>
-        <w:pStyle w:val="Normal"/>
-        <w:spacing w:lineRule="auto" w:line="360" w:before="60" w:after="240"/>
-        <w:jc w:val="center"/>
-        <w:rPr/>
-      </w:pPr>
-      <w:r>
-        <w:rPr>
-          <w:rFonts w:eastAsia="Times New Roman" w:cs="Times New Roman"/>
-          <w:sz w:val="28"/>
-          <w:szCs w:val="28"/>
-        </w:rPr>
-        <w:t>Рисунок 6 — Результат выполнения теста Т2</w:t>
-      </w:r>
-    </w:p>
-    <w:p>
-      <w:pPr>
-        <w:pStyle w:val="Normal"/>
-        <w:spacing w:lineRule="auto" w:line="360" w:before="180" w:after="60"/>
+      </w:pPr>
+      <w:r>
+        <w:rPr>
+          <w:b w:val="0"/>
+          <w:sz w:val="28"/>
+        </w:rPr>
+        <w:t>Программа сформировала массив из 5 000 псевдослучайных целых чисел и выполнила сортировку. Результаты контрольных срезов приведены в таблице 4.3.</w:t>
+      </w:r>
+    </w:p>
+    <w:p>
+      <w:pPr>
+        <w:spacing w:line="360" w:lineRule="auto"/>
+        <w:jc w:val="both"/>
+      </w:pPr>
+      <w:r>
+        <w:rPr>
+          <w:b/>
+          <w:sz w:val="28"/>
+        </w:rPr>
+        <w:t>Таблица 4.3 — Контрольные срезы массива размером 5 000 элементов</w:t>
+      </w:r>
+    </w:p>
+    <w:tbl>
+      <w:tblPr>
+        <w:tblStyle w:val="a4"/>
+        <w:tblW w:type="auto" w:w="0"/>
+        <w:tblLook w:firstColumn="1" w:firstRow="1" w:lastColumn="0" w:lastRow="0" w:noHBand="0" w:noVBand="1" w:val="04A0"/>
+      </w:tblPr>
+      <w:tblGrid>
+        <w:gridCol w:w="2339"/>
+        <w:gridCol w:w="2339"/>
+        <w:gridCol w:w="2339"/>
+        <w:gridCol w:w="2339"/>
+      </w:tblGrid>
+      <w:tr>
+        <w:tc>
+          <w:tcPr>
+            <w:tcW w:type="dxa" w:w="2339"/>
+          </w:tcPr>
+          <w:p>
+            <w:pPr>
+              <w:jc w:val="center"/>
+            </w:pPr>
+            <w:r>
+              <w:rPr>
+                <w:b/>
+              </w:rPr>
+              <w:t>Момент</w:t>
+            </w:r>
+          </w:p>
+        </w:tc>
+        <w:tc>
+          <w:tcPr>
+            <w:tcW w:type="dxa" w:w="2339"/>
+          </w:tcPr>
+          <w:p>
+            <w:pPr>
+              <w:jc w:val="center"/>
+            </w:pPr>
+            <w:r>
+              <w:rPr>
+                <w:b/>
+              </w:rPr>
+              <w:t>Начало (0–9)</w:t>
+            </w:r>
+          </w:p>
+        </w:tc>
+        <w:tc>
+          <w:tcPr>
+            <w:tcW w:type="dxa" w:w="2339"/>
+          </w:tcPr>
+          <w:p>
+            <w:pPr>
+              <w:jc w:val="center"/>
+            </w:pPr>
+            <w:r>
+              <w:rPr>
+                <w:b/>
+              </w:rPr>
+              <w:t>Середина (2495–2504)</w:t>
+            </w:r>
+          </w:p>
+        </w:tc>
+        <w:tc>
+          <w:tcPr>
+            <w:tcW w:type="dxa" w:w="2339"/>
+          </w:tcPr>
+          <w:p>
+            <w:pPr>
+              <w:jc w:val="center"/>
+            </w:pPr>
+            <w:r>
+              <w:rPr>
+                <w:b/>
+              </w:rPr>
+              <w:t>Конец (4990–4999)</w:t>
+            </w:r>
+          </w:p>
+        </w:tc>
+      </w:tr>
+      <w:tr>
+        <w:tc>
+          <w:tcPr>
+            <w:tcW w:type="dxa" w:w="2339"/>
+          </w:tcPr>
+          <w:p>
+            <w:pPr>
+              <w:jc w:val="center"/>
+            </w:pPr>
+            <w:r>
+              <w:t>До сортировки</w:t>
+            </w:r>
+          </w:p>
+        </w:tc>
+        <w:tc>
+          <w:tcPr>
+            <w:tcW w:type="dxa" w:w="2339"/>
+          </w:tcPr>
+          <w:p>
+            <w:pPr>
+              <w:jc w:val="center"/>
+            </w:pPr>
+            <w:r>
+              <w:t>981914693  1375179334  1539942439  987987334  1162088421  12548159  576994985  411522957  1489001354  953691761</w:t>
+            </w:r>
+          </w:p>
+        </w:tc>
+        <w:tc>
+          <w:tcPr>
+            <w:tcW w:type="dxa" w:w="2339"/>
+          </w:tcPr>
+          <w:p>
+            <w:pPr>
+              <w:jc w:val="center"/>
+            </w:pPr>
+            <w:r>
+              <w:t>2108050440  1902919189  1622782493  1993077304  1606600117  363316653  2066148151  1176924347  1480032908  871418852</w:t>
+            </w:r>
+          </w:p>
+        </w:tc>
+        <w:tc>
+          <w:tcPr>
+            <w:tcW w:type="dxa" w:w="2339"/>
+          </w:tcPr>
+          <w:p>
+            <w:pPr>
+              <w:jc w:val="center"/>
+            </w:pPr>
+            <w:r>
+              <w:t>1353968635  243678075  177645073  730268714  2137798942  1351049773  638610391  434614255  2142068427  1043376243</w:t>
+            </w:r>
+          </w:p>
+        </w:tc>
+      </w:tr>
+      <w:tr>
+        <w:tc>
+          <w:tcPr>
+            <w:tcW w:type="dxa" w:w="2339"/>
+          </w:tcPr>
+          <w:p>
+            <w:pPr>
+              <w:jc w:val="center"/>
+            </w:pPr>
+            <w:r>
+              <w:t>После сортировки</w:t>
+            </w:r>
+          </w:p>
+        </w:tc>
+        <w:tc>
+          <w:tcPr>
+            <w:tcW w:type="dxa" w:w="2339"/>
+          </w:tcPr>
+          <w:p>
+            <w:pPr>
+              <w:jc w:val="center"/>
+            </w:pPr>
+            <w:r>
+              <w:t>100669  871000  881759  1323524  1648609  1769972  1887329  2054525  2699846  2701149</w:t>
+            </w:r>
+          </w:p>
+        </w:tc>
+        <w:tc>
+          <w:tcPr>
+            <w:tcW w:type="dxa" w:w="2339"/>
+          </w:tcPr>
+          <w:p>
+            <w:pPr>
+              <w:jc w:val="center"/>
+            </w:pPr>
+            <w:r>
+              <w:t>1073485445  1073492800  1073646711  1073781763  1073881423  1074271246  1075156181  1075259134  1075563677  1075669741</w:t>
+            </w:r>
+          </w:p>
+        </w:tc>
+        <w:tc>
+          <w:tcPr>
+            <w:tcW w:type="dxa" w:w="2339"/>
+          </w:tcPr>
+          <w:p>
+            <w:pPr>
+              <w:jc w:val="center"/>
+            </w:pPr>
+            <w:r>
+              <w:t>2142919358  2143493320  2144316428  2145406847  2145854098  2146220943  2146410762  2146690120  2146735658  2146753918</w:t>
+            </w:r>
+          </w:p>
+        </w:tc>
+      </w:tr>
+    </w:tbl>
+    <w:p>
+      <w:pPr>
+        <w:spacing w:line="360" w:lineRule="auto"/>
+        <w:ind w:firstLine="720"/>
+        <w:jc w:val="both"/>
+      </w:pPr>
+      <w:r>
+        <w:rPr>
+          <w:b w:val="0"/>
+          <w:sz w:val="28"/>
+        </w:rPr>
+        <w:t>Порядок элементов в срезах подтверждает корректность сортировки. Ошибок выполнения не обнаружено.</w:t>
+      </w:r>
+    </w:p>
+    <w:p>
+      <w:pPr>
+        <w:pStyle w:val="Heading2"/>
+        <w:spacing w:line="360" w:lineRule="auto" w:before="240" w:after="120"/>
         <w:ind w:firstLine="720"/>
         <w:jc w:val="start"/>
-        <w:rPr/>
-      </w:pPr>
-      <w:r>
-        <w:rPr>
-          <w:rFonts w:eastAsia="Times New Roman" w:cs="Times New Roman"/>
+      </w:pPr>
+      <w:r>
+        <w:rPr>
           <w:b/>
-          <w:bCs/>
-          <w:sz w:val="28"/>
-          <w:szCs w:val="28"/>
-        </w:rPr>
-        <w:t>Тест Т3: массив из 10 000 элементов</w:t>
-      </w:r>
-    </w:p>
-    <w:p>
-      <w:pPr>
-        <w:pStyle w:val="Normal"/>
-        <w:spacing w:lineRule="auto" w:line="360" w:before="0" w:after="0"/>
+          <w:sz w:val="28"/>
+        </w:rPr>
+        <w:t>4.3. Тест Т3: массив из 10 000 элементов</w:t>
+      </w:r>
+    </w:p>
+    <w:p>
+      <w:pPr>
+        <w:spacing w:line="360" w:lineRule="auto"/>
         <w:ind w:firstLine="720"/>
         <w:jc w:val="both"/>
-        <w:rPr/>
-      </w:pPr>
-      <w:r>
-        <w:rPr>
-          <w:rFonts w:eastAsia="Times New Roman" w:cs="Times New Roman"/>
-          <w:sz w:val="28"/>
-          <w:szCs w:val="28"/>
-        </w:rPr>
-        <w:t>Программа выполнила сортировку массива из 10 000 элементов без ошибок. Все три контрольных среза после сортировки упорядочены корректно. Результат выполнения теста представлен на рисунке 7.</w:t>
-      </w:r>
-    </w:p>
-    <w:p>
-      <w:pPr>
-        <w:pStyle w:val="Normal"/>
-        <w:spacing w:lineRule="auto" w:line="360" w:before="0" w:after="0"/>
-        <w:rPr/>
-      </w:pPr>
-      <w:r>
-        <w:rPr/>
-      </w:r>
-    </w:p>
-    <w:p>
-      <w:pPr>
-        <w:pStyle w:val="Normal"/>
-        <w:spacing w:lineRule="auto" w:line="360" w:before="120" w:after="120"/>
-        <w:jc w:val="center"/>
-        <w:rPr/>
-      </w:pPr>
-      <w:r>
-        <w:rPr/>
-        <w:drawing>
-          <wp:inline distT="0" distB="0" distL="0" distR="0">
-            <wp:extent cx="5939790" cy="2938145"/>
-            <wp:effectExtent l="0" t="0" r="0" b="0"/>
-            <wp:docPr id="9" name="Screenshot22"/>
-            <wp:cNvGraphicFramePr>
-              <a:graphicFrameLocks xmlns:a="http://schemas.openxmlformats.org/drawingml/2006/main" noChangeAspect="1"/>
-            </wp:cNvGraphicFramePr>
-            <a:graphic xmlns:a="http://schemas.openxmlformats.org/drawingml/2006/main">
-              <a:graphicData uri="http://schemas.openxmlformats.org/drawingml/2006/picture">
-                <pic:pic xmlns:pic="http://schemas.openxmlformats.org/drawingml/2006/picture">
-                  <pic:nvPicPr>
-                    <pic:cNvPr id="9" name="Screenshot22"/>
-                    <pic:cNvPicPr>
-                      <a:picLocks noChangeAspect="1" noChangeArrowheads="1"/>
-                    </pic:cNvPicPr>
-                  </pic:nvPicPr>
-                  <pic:blipFill>
-                    <a:blip r:embed="rId10"/>
-                    <a:stretch>
-                      <a:fillRect/>
-                    </a:stretch>
-                  </pic:blipFill>
-                  <pic:spPr bwMode="auto">
-                    <a:xfrm>
-                      <a:off x="0" y="0"/>
-                      <a:ext cx="5939790" cy="2938145"/>
-                    </a:xfrm>
-                    <a:prstGeom prst="rect">
-                      <a:avLst/>
-                    </a:prstGeom>
-                    <a:noFill/>
-                  </pic:spPr>
-                </pic:pic>
-              </a:graphicData>
-            </a:graphic>
-          </wp:inline>
-        </w:drawing>
-      </w:r>
-    </w:p>
-    <w:p>
-      <w:pPr>
-        <w:pStyle w:val="Normal"/>
-        <w:spacing w:lineRule="auto" w:line="360" w:before="60" w:after="240"/>
-        <w:jc w:val="center"/>
-        <w:rPr/>
-      </w:pPr>
-      <w:r>
-        <w:rPr>
-          <w:rFonts w:eastAsia="Times New Roman" w:cs="Times New Roman"/>
-          <w:sz w:val="28"/>
-          <w:szCs w:val="28"/>
-        </w:rPr>
-        <w:t>Рисунок 7 — Результат выполнения теста Т3</w:t>
-      </w:r>
-      <w:r>
-        <w:br w:type="page"/>
+      </w:pPr>
+      <w:r>
+        <w:rPr>
+          <w:b w:val="0"/>
+          <w:sz w:val="28"/>
+        </w:rPr>
+        <w:t>Программа сформировала массив из 10 000 псевдослучайных целых чисел и выполнила сортировку. Результаты контрольных срезов приведены в таблице 4.4.</w:t>
+      </w:r>
+    </w:p>
+    <w:p>
+      <w:pPr>
+        <w:spacing w:line="360" w:lineRule="auto"/>
+        <w:jc w:val="both"/>
+      </w:pPr>
+      <w:r>
+        <w:rPr>
+          <w:b/>
+          <w:sz w:val="28"/>
+        </w:rPr>
+        <w:t>Таблица 4.4 — Контрольные срезы массива размером 10 000 элементов</w:t>
+      </w:r>
+    </w:p>
+    <w:tbl>
+      <w:tblPr>
+        <w:tblStyle w:val="a4"/>
+        <w:tblW w:type="auto" w:w="0"/>
+        <w:tblLook w:firstColumn="1" w:firstRow="1" w:lastColumn="0" w:lastRow="0" w:noHBand="0" w:noVBand="1" w:val="04A0"/>
+      </w:tblPr>
+      <w:tblGrid>
+        <w:gridCol w:w="2339"/>
+        <w:gridCol w:w="2339"/>
+        <w:gridCol w:w="2339"/>
+        <w:gridCol w:w="2339"/>
+      </w:tblGrid>
+      <w:tr>
+        <w:tc>
+          <w:tcPr>
+            <w:tcW w:type="dxa" w:w="2339"/>
+          </w:tcPr>
+          <w:p>
+            <w:pPr>
+              <w:jc w:val="center"/>
+            </w:pPr>
+            <w:r>
+              <w:rPr>
+                <w:b/>
+              </w:rPr>
+              <w:t>Момент</w:t>
+            </w:r>
+          </w:p>
+        </w:tc>
+        <w:tc>
+          <w:tcPr>
+            <w:tcW w:type="dxa" w:w="2339"/>
+          </w:tcPr>
+          <w:p>
+            <w:pPr>
+              <w:jc w:val="center"/>
+            </w:pPr>
+            <w:r>
+              <w:rPr>
+                <w:b/>
+              </w:rPr>
+              <w:t>Начало (0–9)</w:t>
+            </w:r>
+          </w:p>
+        </w:tc>
+        <w:tc>
+          <w:tcPr>
+            <w:tcW w:type="dxa" w:w="2339"/>
+          </w:tcPr>
+          <w:p>
+            <w:pPr>
+              <w:jc w:val="center"/>
+            </w:pPr>
+            <w:r>
+              <w:rPr>
+                <w:b/>
+              </w:rPr>
+              <w:t>Середина (4995–5004)</w:t>
+            </w:r>
+          </w:p>
+        </w:tc>
+        <w:tc>
+          <w:tcPr>
+            <w:tcW w:type="dxa" w:w="2339"/>
+          </w:tcPr>
+          <w:p>
+            <w:pPr>
+              <w:jc w:val="center"/>
+            </w:pPr>
+            <w:r>
+              <w:rPr>
+                <w:b/>
+              </w:rPr>
+              <w:t>Конец (9990–9999)</w:t>
+            </w:r>
+          </w:p>
+        </w:tc>
+      </w:tr>
+      <w:tr>
+        <w:tc>
+          <w:tcPr>
+            <w:tcW w:type="dxa" w:w="2339"/>
+          </w:tcPr>
+          <w:p>
+            <w:pPr>
+              <w:jc w:val="center"/>
+            </w:pPr>
+            <w:r>
+              <w:t>До сортировки</w:t>
+            </w:r>
+          </w:p>
+        </w:tc>
+        <w:tc>
+          <w:tcPr>
+            <w:tcW w:type="dxa" w:w="2339"/>
+          </w:tcPr>
+          <w:p>
+            <w:pPr>
+              <w:jc w:val="center"/>
+            </w:pPr>
+            <w:r>
+              <w:t>1201145489  998597238  1538545323  2005944460  1989753853  413511965  91431327  129851426  491944264  133164871</w:t>
+            </w:r>
+          </w:p>
+        </w:tc>
+        <w:tc>
+          <w:tcPr>
+            <w:tcW w:type="dxa" w:w="2339"/>
+          </w:tcPr>
+          <w:p>
+            <w:pPr>
+              <w:jc w:val="center"/>
+            </w:pPr>
+            <w:r>
+              <w:t>1166334445  1570784101  1387508863  1505188091  145142792  81573850  1016835481  317335177  782433444  674206062</w:t>
+            </w:r>
+          </w:p>
+        </w:tc>
+        <w:tc>
+          <w:tcPr>
+            <w:tcW w:type="dxa" w:w="2339"/>
+          </w:tcPr>
+          <w:p>
+            <w:pPr>
+              <w:jc w:val="center"/>
+            </w:pPr>
+            <w:r>
+              <w:t>1643581116  1858945740  514096829  1548688883  27976659  1603284259  1948401606  1165825651  1377678852  375023740</w:t>
+            </w:r>
+          </w:p>
+        </w:tc>
+      </w:tr>
+      <w:tr>
+        <w:tc>
+          <w:tcPr>
+            <w:tcW w:type="dxa" w:w="2339"/>
+          </w:tcPr>
+          <w:p>
+            <w:pPr>
+              <w:jc w:val="center"/>
+            </w:pPr>
+            <w:r>
+              <w:t>После сортировки</w:t>
+            </w:r>
+          </w:p>
+        </w:tc>
+        <w:tc>
+          <w:tcPr>
+            <w:tcW w:type="dxa" w:w="2339"/>
+          </w:tcPr>
+          <w:p>
+            <w:pPr>
+              <w:jc w:val="center"/>
+            </w:pPr>
+            <w:r>
+              <w:t>172621  479345  1121937  1233556  1839949  1906952  2044757  2236196  2237012  2664172</w:t>
+            </w:r>
+          </w:p>
+        </w:tc>
+        <w:tc>
+          <w:tcPr>
+            <w:tcW w:type="dxa" w:w="2339"/>
+          </w:tcPr>
+          <w:p>
+            <w:pPr>
+              <w:jc w:val="center"/>
+            </w:pPr>
+            <w:r>
+              <w:t>1056744674  1056858069  1056930792  1057416906  1057482840  1057673627  1057859718  1058144308  1058156556  1058322285</w:t>
+            </w:r>
+          </w:p>
+        </w:tc>
+        <w:tc>
+          <w:tcPr>
+            <w:tcW w:type="dxa" w:w="2339"/>
+          </w:tcPr>
+          <w:p>
+            <w:pPr>
+              <w:jc w:val="center"/>
+            </w:pPr>
+            <w:r>
+              <w:t>2145479782  2145683577  2145690916  2145758063  2146136870  2146171124  2146200266  2146285188  2146830235  2147466242</w:t>
+            </w:r>
+          </w:p>
+        </w:tc>
+      </w:tr>
+    </w:tbl>
+    <w:p>
+      <w:pPr>
+        <w:spacing w:line="360" w:lineRule="auto"/>
+        <w:ind w:firstLine="720"/>
+        <w:jc w:val="both"/>
+      </w:pPr>
+      <w:r>
+        <w:rPr>
+          <w:b w:val="0"/>
+          <w:sz w:val="28"/>
+        </w:rPr>
+        <w:t>Порядок элементов в срезах подтверждает корректность сортировки на наибольшем тестовом наборе. Ошибок выполнения не обнаружено.</w:t>
+      </w:r>
+    </w:p>
+    <w:p>
+      <w:pPr>
+        <w:pStyle w:val="Heading2"/>
+        <w:spacing w:line="360" w:lineRule="auto" w:before="240" w:after="120"/>
+        <w:ind w:firstLine="720"/>
+        <w:jc w:val="start"/>
+      </w:pPr>
+      <w:r>
+        <w:rPr>
+          <w:b/>
+          <w:sz w:val="28"/>
+        </w:rPr>
+        <w:t>4.4. Влияние тактовой частоты процессора на время сортировки</w:t>
+      </w:r>
+    </w:p>
+    <w:p>
+      <w:pPr>
+        <w:spacing w:line="360" w:lineRule="auto"/>
+        <w:ind w:firstLine="720"/>
+        <w:jc w:val="both"/>
+      </w:pPr>
+      <w:r>
+        <w:rPr>
+          <w:b w:val="0"/>
+          <w:sz w:val="28"/>
+        </w:rPr>
+        <w:t>Для оценки влияния аппаратного обеспечения на производительность алгоритма программа была запущена при трёх фиксированных тактовых частотах процессора: 800 МГц, 1600 МГц и 3200 МГц. Управление частотой осуществлялось средствами ОС Linux (утилита cpupower). Результаты замеров приведены в таблице 4.5.</w:t>
+      </w:r>
+    </w:p>
+    <w:p>
+      <w:pPr>
+        <w:spacing w:line="360" w:lineRule="auto"/>
+        <w:jc w:val="both"/>
+      </w:pPr>
+      <w:r>
+        <w:rPr>
+          <w:b/>
+          <w:sz w:val="28"/>
+        </w:rPr>
+        <w:t>Таблица 4.5 — Время сортировки (мс) при различных тактовых частотах CPU</w:t>
+      </w:r>
+    </w:p>
+    <w:tbl>
+      <w:tblPr>
+        <w:tblStyle w:val="a4"/>
+        <w:tblW w:type="auto" w:w="0"/>
+        <w:tblLook w:firstColumn="1" w:firstRow="1" w:lastColumn="0" w:lastRow="0" w:noHBand="0" w:noVBand="1" w:val="04A0"/>
+      </w:tblPr>
+      <w:tblGrid>
+        <w:gridCol w:w="2339"/>
+        <w:gridCol w:w="2339"/>
+        <w:gridCol w:w="2339"/>
+        <w:gridCol w:w="2339"/>
+      </w:tblGrid>
+      <w:tr>
+        <w:tc>
+          <w:tcPr>
+            <w:tcW w:type="dxa" w:w="2339"/>
+          </w:tcPr>
+          <w:p>
+            <w:pPr>
+              <w:jc w:val="center"/>
+            </w:pPr>
+            <w:r>
+              <w:rPr>
+                <w:b/>
+              </w:rPr>
+              <w:t>Частота CPU</w:t>
+            </w:r>
+          </w:p>
+        </w:tc>
+        <w:tc>
+          <w:tcPr>
+            <w:tcW w:type="dxa" w:w="2339"/>
+          </w:tcPr>
+          <w:p>
+            <w:pPr>
+              <w:jc w:val="center"/>
+            </w:pPr>
+            <w:r>
+              <w:rPr>
+                <w:b/>
+              </w:rPr>
+              <w:t>n = 1 000</w:t>
+            </w:r>
+          </w:p>
+        </w:tc>
+        <w:tc>
+          <w:tcPr>
+            <w:tcW w:type="dxa" w:w="2339"/>
+          </w:tcPr>
+          <w:p>
+            <w:pPr>
+              <w:jc w:val="center"/>
+            </w:pPr>
+            <w:r>
+              <w:rPr>
+                <w:b/>
+              </w:rPr>
+              <w:t>n = 5 000</w:t>
+            </w:r>
+          </w:p>
+        </w:tc>
+        <w:tc>
+          <w:tcPr>
+            <w:tcW w:type="dxa" w:w="2339"/>
+          </w:tcPr>
+          <w:p>
+            <w:pPr>
+              <w:jc w:val="center"/>
+            </w:pPr>
+            <w:r>
+              <w:rPr>
+                <w:b/>
+              </w:rPr>
+              <w:t>n = 10 000</w:t>
+            </w:r>
+          </w:p>
+        </w:tc>
+      </w:tr>
+      <w:tr>
+        <w:tc>
+          <w:tcPr>
+            <w:tcW w:type="dxa" w:w="2339"/>
+          </w:tcPr>
+          <w:p>
+            <w:pPr>
+              <w:jc w:val="center"/>
+            </w:pPr>
+            <w:r>
+              <w:t>800 МГц</w:t>
+            </w:r>
+          </w:p>
+        </w:tc>
+        <w:tc>
+          <w:tcPr>
+            <w:tcW w:type="dxa" w:w="2339"/>
+          </w:tcPr>
+          <w:p>
+            <w:pPr>
+              <w:jc w:val="center"/>
+            </w:pPr>
+            <w:r>
+              <w:t>9,18</w:t>
+            </w:r>
+          </w:p>
+        </w:tc>
+        <w:tc>
+          <w:tcPr>
+            <w:tcW w:type="dxa" w:w="2339"/>
+          </w:tcPr>
+          <w:p>
+            <w:pPr>
+              <w:jc w:val="center"/>
+            </w:pPr>
+            <w:r>
+              <w:t>239,35</w:t>
+            </w:r>
+          </w:p>
+        </w:tc>
+        <w:tc>
+          <w:tcPr>
+            <w:tcW w:type="dxa" w:w="2339"/>
+          </w:tcPr>
+          <w:p>
+            <w:pPr>
+              <w:jc w:val="center"/>
+            </w:pPr>
+            <w:r>
+              <w:t>1147,16</w:t>
+            </w:r>
+          </w:p>
+        </w:tc>
+      </w:tr>
+      <w:tr>
+        <w:tc>
+          <w:tcPr>
+            <w:tcW w:type="dxa" w:w="2339"/>
+          </w:tcPr>
+          <w:p>
+            <w:pPr>
+              <w:jc w:val="center"/>
+            </w:pPr>
+            <w:r>
+              <w:t>1600 МГц</w:t>
+            </w:r>
+          </w:p>
+        </w:tc>
+        <w:tc>
+          <w:tcPr>
+            <w:tcW w:type="dxa" w:w="2339"/>
+          </w:tcPr>
+          <w:p>
+            <w:pPr>
+              <w:jc w:val="center"/>
+            </w:pPr>
+            <w:r>
+              <w:t>4,58</w:t>
+            </w:r>
+          </w:p>
+        </w:tc>
+        <w:tc>
+          <w:tcPr>
+            <w:tcW w:type="dxa" w:w="2339"/>
+          </w:tcPr>
+          <w:p>
+            <w:pPr>
+              <w:jc w:val="center"/>
+            </w:pPr>
+            <w:r>
+              <w:t>117,25</w:t>
+            </w:r>
+          </w:p>
+        </w:tc>
+        <w:tc>
+          <w:tcPr>
+            <w:tcW w:type="dxa" w:w="2339"/>
+          </w:tcPr>
+          <w:p>
+            <w:pPr>
+              <w:jc w:val="center"/>
+            </w:pPr>
+            <w:r>
+              <w:t>552,94</w:t>
+            </w:r>
+          </w:p>
+        </w:tc>
+      </w:tr>
+      <w:tr>
+        <w:tc>
+          <w:tcPr>
+            <w:tcW w:type="dxa" w:w="2339"/>
+          </w:tcPr>
+          <w:p>
+            <w:pPr>
+              <w:jc w:val="center"/>
+            </w:pPr>
+            <w:r>
+              <w:t>3200 МГц</w:t>
+            </w:r>
+          </w:p>
+        </w:tc>
+        <w:tc>
+          <w:tcPr>
+            <w:tcW w:type="dxa" w:w="2339"/>
+          </w:tcPr>
+          <w:p>
+            <w:pPr>
+              <w:jc w:val="center"/>
+            </w:pPr>
+            <w:r>
+              <w:t>2,43</w:t>
+            </w:r>
+          </w:p>
+        </w:tc>
+        <w:tc>
+          <w:tcPr>
+            <w:tcW w:type="dxa" w:w="2339"/>
+          </w:tcPr>
+          <w:p>
+            <w:pPr>
+              <w:jc w:val="center"/>
+            </w:pPr>
+            <w:r>
+              <w:t>58,29</w:t>
+            </w:r>
+          </w:p>
+        </w:tc>
+        <w:tc>
+          <w:tcPr>
+            <w:tcW w:type="dxa" w:w="2339"/>
+          </w:tcPr>
+          <w:p>
+            <w:pPr>
+              <w:jc w:val="center"/>
+            </w:pPr>
+            <w:r>
+              <w:t>271,64</w:t>
+            </w:r>
+          </w:p>
+        </w:tc>
+      </w:tr>
+    </w:tbl>
+    <w:p>
+      <w:pPr>
+        <w:spacing w:line="360" w:lineRule="auto"/>
+        <w:ind w:firstLine="720"/>
+        <w:jc w:val="both"/>
+      </w:pPr>
+      <w:r>
+        <w:rPr>
+          <w:b w:val="0"/>
+          <w:sz w:val="28"/>
+        </w:rPr>
+        <w:t>Из таблицы 4.5 следует, что при удвоении тактовой частоты (800→1600 МГц, 1600→3200 МГц) время сортировки уменьшается приблизительно вдвое, что подтверждает линейную зависимость времени выполнения от тактовой частоты. При увеличении размера массива в 10 раз (с 1 000 до 10 000 элементов) время возрастает примерно в 125 раз, что соответствует теоретической сложности O(n²).</w:t>
       </w:r>
     </w:p>
     <w:p>
@@ -10802,7 +11628,7 @@
           <w:sz w:val="28"/>
           <w:szCs w:val="28"/>
         </w:rPr>
-        <w:t>4) Выполнено тестирование программы на трёх размерах массивов (Т1: 1000, Т2: 5000, Т3: 10 000 элементов). Все три теста пройдены успешно: программа корректно сортирует массивы и формирует требуемый контрольный вывод.</w:t>
+        <w:t>4) Выполнено тестирование программы на трёх размерах массивов (Т1: 1000, Т2: 5000, Т3: 10 000 элементов). Все три теста пройдены успешно: программа корректно сортирует массивы и формирует требуемый контрольный вывод. Дополнительно проведено тестирование при тактовых частотах процессора 800 МГц, 1600 МГц и 3200 МГц; результаты подтверждают линейную зависимость времени выполнения от частоты и квадратичную сложность алгоритма (раздел 4.4).</w:t>
       </w:r>
     </w:p>
     <w:p>
@@ -11330,1576 +12156,948 @@
     </w:p>
     <w:p>
       <w:pPr>
-        <w:pStyle w:val="Normal"/>
-        <w:spacing w:lineRule="auto" w:line="240" w:before="0" w:after="0"/>
-        <w:jc w:val="start"/>
-        <w:rPr/>
-      </w:pPr>
-      <w:r>
-        <w:rPr>
-          <w:rFonts w:eastAsia="Courier New" w:cs="Courier New" w:ascii="Courier New" w:hAnsi="Courier New"/>
-          <w:sz w:val="22"/>
-          <w:szCs w:val="22"/>
+        <w:ind w:firstLine="0"/>
+      </w:pPr>
+      <w:r>
+        <w:rPr>
+          <w:rFonts w:ascii="Courier New" w:hAnsi="Courier New"/>
+          <w:sz w:val="22"/>
         </w:rPr>
         <w:t>#include &lt;stdio.h&gt;</w:t>
       </w:r>
     </w:p>
     <w:p>
       <w:pPr>
-        <w:pStyle w:val="Normal"/>
-        <w:spacing w:lineRule="auto" w:line="240" w:before="0" w:after="0"/>
-        <w:jc w:val="start"/>
-        <w:rPr/>
-      </w:pPr>
-      <w:r>
-        <w:rPr>
-          <w:rFonts w:eastAsia="Courier New" w:cs="Courier New" w:ascii="Courier New" w:hAnsi="Courier New"/>
-          <w:sz w:val="22"/>
-          <w:szCs w:val="22"/>
+        <w:ind w:firstLine="0"/>
+      </w:pPr>
+      <w:r>
+        <w:rPr>
+          <w:rFonts w:ascii="Courier New" w:hAnsi="Courier New"/>
+          <w:sz w:val="22"/>
         </w:rPr>
         <w:t>#include &lt;stdlib.h&gt;</w:t>
       </w:r>
     </w:p>
     <w:p>
       <w:pPr>
-        <w:pStyle w:val="Normal"/>
-        <w:spacing w:lineRule="auto" w:line="240" w:before="0" w:after="0"/>
-        <w:jc w:val="start"/>
-        <w:rPr/>
-      </w:pPr>
-      <w:r>
-        <w:rPr>
-          <w:rFonts w:eastAsia="Courier New" w:cs="Courier New" w:ascii="Courier New" w:hAnsi="Courier New"/>
-          <w:sz w:val="22"/>
-          <w:szCs w:val="22"/>
+        <w:ind w:firstLine="0"/>
+      </w:pPr>
+      <w:r>
+        <w:rPr>
+          <w:rFonts w:ascii="Courier New" w:hAnsi="Courier New"/>
+          <w:sz w:val="22"/>
+        </w:rPr>
+        <w:t>#include &lt;time.h&gt;</w:t>
+      </w:r>
+    </w:p>
+    <w:p>
+      <w:pPr>
+        <w:ind w:firstLine="0"/>
+      </w:pPr>
+      <w:r>
+        <w:rPr>
+          <w:rFonts w:ascii="Courier New" w:hAnsi="Courier New"/>
+          <w:sz w:val="22"/>
         </w:rPr>
         <w:t xml:space="preserve"> </w:t>
       </w:r>
     </w:p>
     <w:p>
       <w:pPr>
-        <w:pStyle w:val="Normal"/>
-        <w:spacing w:lineRule="auto" w:line="240" w:before="0" w:after="0"/>
-        <w:jc w:val="start"/>
-        <w:rPr/>
-      </w:pPr>
-      <w:r>
-        <w:rPr>
-          <w:rFonts w:eastAsia="Courier New" w:cs="Courier New" w:ascii="Courier New" w:hAnsi="Courier New"/>
-          <w:sz w:val="22"/>
-          <w:szCs w:val="22"/>
+        <w:ind w:firstLine="0"/>
+      </w:pPr>
+      <w:r>
+        <w:rPr>
+          <w:rFonts w:ascii="Courier New" w:hAnsi="Courier New"/>
+          <w:sz w:val="22"/>
         </w:rPr>
         <w:t>void printArray(int arr[], int n) { // Функция для вывода массивов</w:t>
       </w:r>
     </w:p>
     <w:p>
       <w:pPr>
-        <w:pStyle w:val="Normal"/>
-        <w:spacing w:lineRule="auto" w:line="240" w:before="0" w:after="0"/>
-        <w:jc w:val="start"/>
-        <w:rPr/>
-      </w:pPr>
-      <w:r>
-        <w:rPr>
-          <w:rFonts w:eastAsia="Courier New" w:cs="Courier New" w:ascii="Courier New" w:hAnsi="Courier New"/>
-          <w:sz w:val="22"/>
-          <w:szCs w:val="22"/>
-        </w:rPr>
-        <w:t xml:space="preserve">  </w:t>
-      </w:r>
-      <w:r>
-        <w:rPr>
-          <w:rFonts w:eastAsia="Courier New" w:cs="Courier New" w:ascii="Courier New" w:hAnsi="Courier New"/>
-          <w:sz w:val="22"/>
-          <w:szCs w:val="22"/>
-        </w:rPr>
-        <w:t>// Выводим 10 элементов из начала</w:t>
-      </w:r>
-    </w:p>
-    <w:p>
-      <w:pPr>
-        <w:pStyle w:val="Normal"/>
-        <w:spacing w:lineRule="auto" w:line="240" w:before="0" w:after="0"/>
-        <w:jc w:val="start"/>
-        <w:rPr/>
-      </w:pPr>
-      <w:r>
-        <w:rPr>
-          <w:rFonts w:eastAsia="Courier New" w:cs="Courier New" w:ascii="Courier New" w:hAnsi="Courier New"/>
-          <w:sz w:val="22"/>
-          <w:szCs w:val="22"/>
-        </w:rPr>
-        <w:t xml:space="preserve">  </w:t>
-      </w:r>
-      <w:r>
-        <w:rPr>
-          <w:rFonts w:eastAsia="Courier New" w:cs="Courier New" w:ascii="Courier New" w:hAnsi="Courier New"/>
-          <w:sz w:val="22"/>
-          <w:szCs w:val="22"/>
-        </w:rPr>
-        <w:t>printf("\nВ начале: ");</w:t>
-      </w:r>
-    </w:p>
-    <w:p>
-      <w:pPr>
-        <w:pStyle w:val="Normal"/>
-        <w:spacing w:lineRule="auto" w:line="240" w:before="0" w:after="0"/>
-        <w:jc w:val="start"/>
-        <w:rPr/>
-      </w:pPr>
-      <w:r>
-        <w:rPr>
-          <w:rFonts w:eastAsia="Courier New" w:cs="Courier New" w:ascii="Courier New" w:hAnsi="Courier New"/>
-          <w:sz w:val="22"/>
-          <w:szCs w:val="22"/>
-        </w:rPr>
-        <w:t xml:space="preserve">  </w:t>
-      </w:r>
-      <w:r>
-        <w:rPr>
-          <w:rFonts w:eastAsia="Courier New" w:cs="Courier New" w:ascii="Courier New" w:hAnsi="Courier New"/>
-          <w:sz w:val="22"/>
-          <w:szCs w:val="22"/>
-        </w:rPr>
-        <w:t>for (int i = 0; i &lt; 10; i++)</w:t>
-      </w:r>
-    </w:p>
-    <w:p>
-      <w:pPr>
-        <w:pStyle w:val="Normal"/>
-        <w:spacing w:lineRule="auto" w:line="240" w:before="0" w:after="0"/>
-        <w:jc w:val="start"/>
-        <w:rPr/>
-      </w:pPr>
-      <w:r>
-        <w:rPr>
-          <w:rFonts w:eastAsia="Courier New" w:cs="Courier New" w:ascii="Courier New" w:hAnsi="Courier New"/>
-          <w:sz w:val="22"/>
-          <w:szCs w:val="22"/>
-        </w:rPr>
-        <w:t xml:space="preserve">    </w:t>
-      </w:r>
-      <w:r>
-        <w:rPr>
-          <w:rFonts w:eastAsia="Courier New" w:cs="Courier New" w:ascii="Courier New" w:hAnsi="Courier New"/>
-          <w:sz w:val="22"/>
-          <w:szCs w:val="22"/>
-        </w:rPr>
-        <w:t>printf("%d ", arr[i]);</w:t>
-      </w:r>
-    </w:p>
-    <w:p>
-      <w:pPr>
-        <w:pStyle w:val="Normal"/>
-        <w:spacing w:lineRule="auto" w:line="240" w:before="0" w:after="0"/>
-        <w:jc w:val="start"/>
-        <w:rPr/>
-      </w:pPr>
-      <w:r>
-        <w:rPr>
-          <w:rFonts w:eastAsia="Courier New" w:cs="Courier New" w:ascii="Courier New" w:hAnsi="Courier New"/>
-          <w:sz w:val="22"/>
-          <w:szCs w:val="22"/>
+        <w:ind w:firstLine="0"/>
+      </w:pPr>
+      <w:r>
+        <w:rPr>
+          <w:rFonts w:ascii="Courier New" w:hAnsi="Courier New"/>
+          <w:sz w:val="22"/>
+        </w:rPr>
+        <w:t xml:space="preserve">  // Выводим 10 элементов из начала</w:t>
+      </w:r>
+    </w:p>
+    <w:p>
+      <w:pPr>
+        <w:ind w:firstLine="0"/>
+      </w:pPr>
+      <w:r>
+        <w:rPr>
+          <w:rFonts w:ascii="Courier New" w:hAnsi="Courier New"/>
+          <w:sz w:val="22"/>
+        </w:rPr>
+        <w:t xml:space="preserve">  printf("\nВ начале: ");</w:t>
+      </w:r>
+    </w:p>
+    <w:p>
+      <w:pPr>
+        <w:ind w:firstLine="0"/>
+      </w:pPr>
+      <w:r>
+        <w:rPr>
+          <w:rFonts w:ascii="Courier New" w:hAnsi="Courier New"/>
+          <w:sz w:val="22"/>
+        </w:rPr>
+        <w:t xml:space="preserve">  for (int i = 0; i &lt; 10; i++)</w:t>
+      </w:r>
+    </w:p>
+    <w:p>
+      <w:pPr>
+        <w:ind w:firstLine="0"/>
+      </w:pPr>
+      <w:r>
+        <w:rPr>
+          <w:rFonts w:ascii="Courier New" w:hAnsi="Courier New"/>
+          <w:sz w:val="22"/>
+        </w:rPr>
+        <w:t xml:space="preserve">    printf("%d ", arr[i]);</w:t>
+      </w:r>
+    </w:p>
+    <w:p>
+      <w:pPr>
+        <w:ind w:firstLine="0"/>
+      </w:pPr>
+      <w:r>
+        <w:rPr>
+          <w:rFonts w:ascii="Courier New" w:hAnsi="Courier New"/>
+          <w:sz w:val="22"/>
         </w:rPr>
         <w:t xml:space="preserve"> </w:t>
       </w:r>
     </w:p>
     <w:p>
       <w:pPr>
-        <w:pStyle w:val="Normal"/>
-        <w:spacing w:lineRule="auto" w:line="240" w:before="0" w:after="0"/>
-        <w:jc w:val="start"/>
-        <w:rPr/>
-      </w:pPr>
-      <w:r>
-        <w:rPr>
-          <w:rFonts w:eastAsia="Courier New" w:cs="Courier New" w:ascii="Courier New" w:hAnsi="Courier New"/>
-          <w:sz w:val="22"/>
-          <w:szCs w:val="22"/>
-        </w:rPr>
-        <w:t xml:space="preserve">  </w:t>
-      </w:r>
-      <w:r>
-        <w:rPr>
-          <w:rFonts w:eastAsia="Courier New" w:cs="Courier New" w:ascii="Courier New" w:hAnsi="Courier New"/>
-          <w:sz w:val="22"/>
-          <w:szCs w:val="22"/>
-        </w:rPr>
-        <w:t>// Разделитель вывода</w:t>
-      </w:r>
-    </w:p>
-    <w:p>
-      <w:pPr>
-        <w:pStyle w:val="Normal"/>
-        <w:spacing w:lineRule="auto" w:line="240" w:before="0" w:after="0"/>
-        <w:jc w:val="start"/>
-        <w:rPr/>
-      </w:pPr>
-      <w:r>
-        <w:rPr>
-          <w:rFonts w:eastAsia="Courier New" w:cs="Courier New" w:ascii="Courier New" w:hAnsi="Courier New"/>
-          <w:sz w:val="22"/>
-          <w:szCs w:val="22"/>
-        </w:rPr>
-        <w:t xml:space="preserve">  </w:t>
-      </w:r>
-      <w:r>
-        <w:rPr>
-          <w:rFonts w:eastAsia="Courier New" w:cs="Courier New" w:ascii="Courier New" w:hAnsi="Courier New"/>
-          <w:sz w:val="22"/>
-          <w:szCs w:val="22"/>
-        </w:rPr>
-        <w:t>printf("\n");</w:t>
-      </w:r>
-    </w:p>
-    <w:p>
-      <w:pPr>
-        <w:pStyle w:val="Normal"/>
-        <w:spacing w:lineRule="auto" w:line="240" w:before="0" w:after="0"/>
-        <w:jc w:val="start"/>
-        <w:rPr/>
-      </w:pPr>
-      <w:r>
-        <w:rPr>
-          <w:rFonts w:eastAsia="Courier New" w:cs="Courier New" w:ascii="Courier New" w:hAnsi="Courier New"/>
-          <w:sz w:val="22"/>
-          <w:szCs w:val="22"/>
-        </w:rPr>
-        <w:t xml:space="preserve">  </w:t>
-      </w:r>
-      <w:r>
-        <w:rPr>
-          <w:rFonts w:eastAsia="Courier New" w:cs="Courier New" w:ascii="Courier New" w:hAnsi="Courier New"/>
-          <w:sz w:val="22"/>
-          <w:szCs w:val="22"/>
-        </w:rPr>
-        <w:t>for (int i = 0; i &lt; 80; i++)</w:t>
-      </w:r>
-    </w:p>
-    <w:p>
-      <w:pPr>
-        <w:pStyle w:val="Normal"/>
-        <w:spacing w:lineRule="auto" w:line="240" w:before="0" w:after="0"/>
-        <w:jc w:val="start"/>
-        <w:rPr/>
-      </w:pPr>
-      <w:r>
-        <w:rPr>
-          <w:rFonts w:eastAsia="Courier New" w:cs="Courier New" w:ascii="Courier New" w:hAnsi="Courier New"/>
-          <w:sz w:val="22"/>
-          <w:szCs w:val="22"/>
-        </w:rPr>
-        <w:t xml:space="preserve">    </w:t>
-      </w:r>
-      <w:r>
-        <w:rPr>
-          <w:rFonts w:eastAsia="Courier New" w:cs="Courier New" w:ascii="Courier New" w:hAnsi="Courier New"/>
-          <w:sz w:val="22"/>
-          <w:szCs w:val="22"/>
-        </w:rPr>
-        <w:t>printf("—");</w:t>
-      </w:r>
-    </w:p>
-    <w:p>
-      <w:pPr>
-        <w:pStyle w:val="Normal"/>
-        <w:spacing w:lineRule="auto" w:line="240" w:before="0" w:after="0"/>
-        <w:jc w:val="start"/>
-        <w:rPr/>
-      </w:pPr>
-      <w:r>
-        <w:rPr>
-          <w:rFonts w:eastAsia="Courier New" w:cs="Courier New" w:ascii="Courier New" w:hAnsi="Courier New"/>
-          <w:sz w:val="22"/>
-          <w:szCs w:val="22"/>
-        </w:rPr>
-        <w:t xml:space="preserve">  </w:t>
-      </w:r>
-      <w:r>
-        <w:rPr>
-          <w:rFonts w:eastAsia="Courier New" w:cs="Courier New" w:ascii="Courier New" w:hAnsi="Courier New"/>
-          <w:sz w:val="22"/>
-          <w:szCs w:val="22"/>
-        </w:rPr>
-        <w:t>printf("\n");</w:t>
-      </w:r>
-    </w:p>
-    <w:p>
-      <w:pPr>
-        <w:pStyle w:val="Normal"/>
-        <w:spacing w:lineRule="auto" w:line="240" w:before="0" w:after="0"/>
-        <w:jc w:val="start"/>
-        <w:rPr/>
-      </w:pPr>
-      <w:r>
-        <w:rPr>
-          <w:rFonts w:eastAsia="Courier New" w:cs="Courier New" w:ascii="Courier New" w:hAnsi="Courier New"/>
-          <w:sz w:val="22"/>
-          <w:szCs w:val="22"/>
+        <w:ind w:firstLine="0"/>
+      </w:pPr>
+      <w:r>
+        <w:rPr>
+          <w:rFonts w:ascii="Courier New" w:hAnsi="Courier New"/>
+          <w:sz w:val="22"/>
+        </w:rPr>
+        <w:t xml:space="preserve">  // Разделитель вывода</w:t>
+      </w:r>
+    </w:p>
+    <w:p>
+      <w:pPr>
+        <w:ind w:firstLine="0"/>
+      </w:pPr>
+      <w:r>
+        <w:rPr>
+          <w:rFonts w:ascii="Courier New" w:hAnsi="Courier New"/>
+          <w:sz w:val="22"/>
+        </w:rPr>
+        <w:t xml:space="preserve">  printf("\n");</w:t>
+      </w:r>
+    </w:p>
+    <w:p>
+      <w:pPr>
+        <w:ind w:firstLine="0"/>
+      </w:pPr>
+      <w:r>
+        <w:rPr>
+          <w:rFonts w:ascii="Courier New" w:hAnsi="Courier New"/>
+          <w:sz w:val="22"/>
+        </w:rPr>
+        <w:t xml:space="preserve">  for (int i = 0; i &lt; 80; i++)</w:t>
+      </w:r>
+    </w:p>
+    <w:p>
+      <w:pPr>
+        <w:ind w:firstLine="0"/>
+      </w:pPr>
+      <w:r>
+        <w:rPr>
+          <w:rFonts w:ascii="Courier New" w:hAnsi="Courier New"/>
+          <w:sz w:val="22"/>
+        </w:rPr>
+        <w:t xml:space="preserve">    printf("—");</w:t>
+      </w:r>
+    </w:p>
+    <w:p>
+      <w:pPr>
+        <w:ind w:firstLine="0"/>
+      </w:pPr>
+      <w:r>
+        <w:rPr>
+          <w:rFonts w:ascii="Courier New" w:hAnsi="Courier New"/>
+          <w:sz w:val="22"/>
+        </w:rPr>
+        <w:t xml:space="preserve">  printf("\n");</w:t>
+      </w:r>
+    </w:p>
+    <w:p>
+      <w:pPr>
+        <w:ind w:firstLine="0"/>
+      </w:pPr>
+      <w:r>
+        <w:rPr>
+          <w:rFonts w:ascii="Courier New" w:hAnsi="Courier New"/>
+          <w:sz w:val="22"/>
         </w:rPr>
         <w:t xml:space="preserve"> </w:t>
       </w:r>
     </w:p>
     <w:p>
       <w:pPr>
-        <w:pStyle w:val="Normal"/>
-        <w:spacing w:lineRule="auto" w:line="240" w:before="0" w:after="0"/>
-        <w:jc w:val="start"/>
-        <w:rPr/>
-      </w:pPr>
-      <w:r>
-        <w:rPr>
-          <w:rFonts w:eastAsia="Courier New" w:cs="Courier New" w:ascii="Courier New" w:hAnsi="Courier New"/>
-          <w:sz w:val="22"/>
-          <w:szCs w:val="22"/>
-        </w:rPr>
-        <w:t xml:space="preserve">  </w:t>
-      </w:r>
-      <w:r>
-        <w:rPr>
-          <w:rFonts w:eastAsia="Courier New" w:cs="Courier New" w:ascii="Courier New" w:hAnsi="Courier New"/>
-          <w:sz w:val="22"/>
-          <w:szCs w:val="22"/>
-        </w:rPr>
-        <w:t>// Выводим 10 элементов из середины</w:t>
-      </w:r>
-    </w:p>
-    <w:p>
-      <w:pPr>
-        <w:pStyle w:val="Normal"/>
-        <w:spacing w:lineRule="auto" w:line="240" w:before="0" w:after="0"/>
-        <w:jc w:val="start"/>
-        <w:rPr/>
-      </w:pPr>
-      <w:r>
-        <w:rPr>
-          <w:rFonts w:eastAsia="Courier New" w:cs="Courier New" w:ascii="Courier New" w:hAnsi="Courier New"/>
-          <w:sz w:val="22"/>
-          <w:szCs w:val="22"/>
-        </w:rPr>
-        <w:t xml:space="preserve">  </w:t>
-      </w:r>
-      <w:r>
-        <w:rPr>
-          <w:rFonts w:eastAsia="Courier New" w:cs="Courier New" w:ascii="Courier New" w:hAnsi="Courier New"/>
-          <w:sz w:val="22"/>
-          <w:szCs w:val="22"/>
-        </w:rPr>
-        <w:t>printf("\nВ середине: ");</w:t>
-      </w:r>
-    </w:p>
-    <w:p>
-      <w:pPr>
-        <w:pStyle w:val="Normal"/>
-        <w:spacing w:lineRule="auto" w:line="240" w:before="0" w:after="0"/>
-        <w:jc w:val="start"/>
-        <w:rPr/>
-      </w:pPr>
-      <w:r>
-        <w:rPr>
-          <w:rFonts w:eastAsia="Courier New" w:cs="Courier New" w:ascii="Courier New" w:hAnsi="Courier New"/>
-          <w:sz w:val="22"/>
-          <w:szCs w:val="22"/>
-        </w:rPr>
-        <w:t xml:space="preserve">  </w:t>
-      </w:r>
-      <w:r>
-        <w:rPr>
-          <w:rFonts w:eastAsia="Courier New" w:cs="Courier New" w:ascii="Courier New" w:hAnsi="Courier New"/>
-          <w:sz w:val="22"/>
-          <w:szCs w:val="22"/>
-        </w:rPr>
-        <w:t>for (int i = n / 2; i &lt; n / 2 + 10; i++)</w:t>
-      </w:r>
-    </w:p>
-    <w:p>
-      <w:pPr>
-        <w:pStyle w:val="Normal"/>
-        <w:spacing w:lineRule="auto" w:line="240" w:before="0" w:after="0"/>
-        <w:jc w:val="start"/>
-        <w:rPr/>
-      </w:pPr>
-      <w:r>
-        <w:rPr>
-          <w:rFonts w:eastAsia="Courier New" w:cs="Courier New" w:ascii="Courier New" w:hAnsi="Courier New"/>
-          <w:sz w:val="22"/>
-          <w:szCs w:val="22"/>
-        </w:rPr>
-        <w:t xml:space="preserve">    </w:t>
-      </w:r>
-      <w:r>
-        <w:rPr>
-          <w:rFonts w:eastAsia="Courier New" w:cs="Courier New" w:ascii="Courier New" w:hAnsi="Courier New"/>
-          <w:sz w:val="22"/>
-          <w:szCs w:val="22"/>
-        </w:rPr>
-        <w:t>printf("%d ", arr[i]);</w:t>
-      </w:r>
-    </w:p>
-    <w:p>
-      <w:pPr>
-        <w:pStyle w:val="Normal"/>
-        <w:spacing w:lineRule="auto" w:line="240" w:before="0" w:after="0"/>
-        <w:jc w:val="start"/>
-        <w:rPr/>
-      </w:pPr>
-      <w:r>
-        <w:rPr>
-          <w:rFonts w:eastAsia="Courier New" w:cs="Courier New" w:ascii="Courier New" w:hAnsi="Courier New"/>
-          <w:sz w:val="22"/>
-          <w:szCs w:val="22"/>
+        <w:ind w:firstLine="0"/>
+      </w:pPr>
+      <w:r>
+        <w:rPr>
+          <w:rFonts w:ascii="Courier New" w:hAnsi="Courier New"/>
+          <w:sz w:val="22"/>
+        </w:rPr>
+        <w:t xml:space="preserve">  // Выводим 10 элементов из середины</w:t>
+      </w:r>
+    </w:p>
+    <w:p>
+      <w:pPr>
+        <w:ind w:firstLine="0"/>
+      </w:pPr>
+      <w:r>
+        <w:rPr>
+          <w:rFonts w:ascii="Courier New" w:hAnsi="Courier New"/>
+          <w:sz w:val="22"/>
+        </w:rPr>
+        <w:t xml:space="preserve">  printf("\nВ середине: ");</w:t>
+      </w:r>
+    </w:p>
+    <w:p>
+      <w:pPr>
+        <w:ind w:firstLine="0"/>
+      </w:pPr>
+      <w:r>
+        <w:rPr>
+          <w:rFonts w:ascii="Courier New" w:hAnsi="Courier New"/>
+          <w:sz w:val="22"/>
+        </w:rPr>
+        <w:t xml:space="preserve">  for (int i = n / 2; i &lt; n / 2 + 10; i++)</w:t>
+      </w:r>
+    </w:p>
+    <w:p>
+      <w:pPr>
+        <w:ind w:firstLine="0"/>
+      </w:pPr>
+      <w:r>
+        <w:rPr>
+          <w:rFonts w:ascii="Courier New" w:hAnsi="Courier New"/>
+          <w:sz w:val="22"/>
+        </w:rPr>
+        <w:t xml:space="preserve">    printf("%d ", arr[i]);</w:t>
+      </w:r>
+    </w:p>
+    <w:p>
+      <w:pPr>
+        <w:ind w:firstLine="0"/>
+      </w:pPr>
+      <w:r>
+        <w:rPr>
+          <w:rFonts w:ascii="Courier New" w:hAnsi="Courier New"/>
+          <w:sz w:val="22"/>
         </w:rPr>
         <w:t xml:space="preserve"> </w:t>
       </w:r>
     </w:p>
     <w:p>
       <w:pPr>
-        <w:pStyle w:val="Normal"/>
-        <w:spacing w:lineRule="auto" w:line="240" w:before="0" w:after="0"/>
-        <w:jc w:val="start"/>
-        <w:rPr/>
-      </w:pPr>
-      <w:r>
-        <w:rPr>
-          <w:rFonts w:eastAsia="Courier New" w:cs="Courier New" w:ascii="Courier New" w:hAnsi="Courier New"/>
-          <w:sz w:val="22"/>
-          <w:szCs w:val="22"/>
-        </w:rPr>
-        <w:t xml:space="preserve">  </w:t>
-      </w:r>
-      <w:r>
-        <w:rPr>
-          <w:rFonts w:eastAsia="Courier New" w:cs="Courier New" w:ascii="Courier New" w:hAnsi="Courier New"/>
-          <w:sz w:val="22"/>
-          <w:szCs w:val="22"/>
-        </w:rPr>
-        <w:t>printf("\n");</w:t>
-      </w:r>
-    </w:p>
-    <w:p>
-      <w:pPr>
-        <w:pStyle w:val="Normal"/>
-        <w:spacing w:lineRule="auto" w:line="240" w:before="0" w:after="0"/>
-        <w:jc w:val="start"/>
-        <w:rPr/>
-      </w:pPr>
-      <w:r>
-        <w:rPr>
-          <w:rFonts w:eastAsia="Courier New" w:cs="Courier New" w:ascii="Courier New" w:hAnsi="Courier New"/>
-          <w:sz w:val="22"/>
-          <w:szCs w:val="22"/>
-        </w:rPr>
-        <w:t xml:space="preserve">  </w:t>
-      </w:r>
-      <w:r>
-        <w:rPr>
-          <w:rFonts w:eastAsia="Courier New" w:cs="Courier New" w:ascii="Courier New" w:hAnsi="Courier New"/>
-          <w:sz w:val="22"/>
-          <w:szCs w:val="22"/>
-        </w:rPr>
-        <w:t>for (int i = 0; i &lt; 80; i++)</w:t>
-      </w:r>
-    </w:p>
-    <w:p>
-      <w:pPr>
-        <w:pStyle w:val="Normal"/>
-        <w:spacing w:lineRule="auto" w:line="240" w:before="0" w:after="0"/>
-        <w:jc w:val="start"/>
-        <w:rPr/>
-      </w:pPr>
-      <w:r>
-        <w:rPr>
-          <w:rFonts w:eastAsia="Courier New" w:cs="Courier New" w:ascii="Courier New" w:hAnsi="Courier New"/>
-          <w:sz w:val="22"/>
-          <w:szCs w:val="22"/>
-        </w:rPr>
-        <w:t xml:space="preserve">    </w:t>
-      </w:r>
-      <w:r>
-        <w:rPr>
-          <w:rFonts w:eastAsia="Courier New" w:cs="Courier New" w:ascii="Courier New" w:hAnsi="Courier New"/>
-          <w:sz w:val="22"/>
-          <w:szCs w:val="22"/>
-        </w:rPr>
-        <w:t>printf("—");</w:t>
-      </w:r>
-    </w:p>
-    <w:p>
-      <w:pPr>
-        <w:pStyle w:val="Normal"/>
-        <w:spacing w:lineRule="auto" w:line="240" w:before="0" w:after="0"/>
-        <w:jc w:val="start"/>
-        <w:rPr/>
-      </w:pPr>
-      <w:r>
-        <w:rPr>
-          <w:rFonts w:eastAsia="Courier New" w:cs="Courier New" w:ascii="Courier New" w:hAnsi="Courier New"/>
-          <w:sz w:val="22"/>
-          <w:szCs w:val="22"/>
-        </w:rPr>
-        <w:t xml:space="preserve">  </w:t>
-      </w:r>
-      <w:r>
-        <w:rPr>
-          <w:rFonts w:eastAsia="Courier New" w:cs="Courier New" w:ascii="Courier New" w:hAnsi="Courier New"/>
-          <w:sz w:val="22"/>
-          <w:szCs w:val="22"/>
-        </w:rPr>
-        <w:t>printf("\n");</w:t>
-      </w:r>
-    </w:p>
-    <w:p>
-      <w:pPr>
-        <w:pStyle w:val="Normal"/>
-        <w:spacing w:lineRule="auto" w:line="240" w:before="0" w:after="0"/>
-        <w:jc w:val="start"/>
-        <w:rPr/>
-      </w:pPr>
-      <w:r>
-        <w:rPr>
-          <w:rFonts w:eastAsia="Courier New" w:cs="Courier New" w:ascii="Courier New" w:hAnsi="Courier New"/>
-          <w:sz w:val="22"/>
-          <w:szCs w:val="22"/>
+        <w:ind w:firstLine="0"/>
+      </w:pPr>
+      <w:r>
+        <w:rPr>
+          <w:rFonts w:ascii="Courier New" w:hAnsi="Courier New"/>
+          <w:sz w:val="22"/>
+        </w:rPr>
+        <w:t xml:space="preserve">  printf("\n");</w:t>
+      </w:r>
+    </w:p>
+    <w:p>
+      <w:pPr>
+        <w:ind w:firstLine="0"/>
+      </w:pPr>
+      <w:r>
+        <w:rPr>
+          <w:rFonts w:ascii="Courier New" w:hAnsi="Courier New"/>
+          <w:sz w:val="22"/>
+        </w:rPr>
+        <w:t xml:space="preserve">  for (int i = 0; i &lt; 80; i++)</w:t>
+      </w:r>
+    </w:p>
+    <w:p>
+      <w:pPr>
+        <w:ind w:firstLine="0"/>
+      </w:pPr>
+      <w:r>
+        <w:rPr>
+          <w:rFonts w:ascii="Courier New" w:hAnsi="Courier New"/>
+          <w:sz w:val="22"/>
+        </w:rPr>
+        <w:t xml:space="preserve">    printf("—");</w:t>
+      </w:r>
+    </w:p>
+    <w:p>
+      <w:pPr>
+        <w:ind w:firstLine="0"/>
+      </w:pPr>
+      <w:r>
+        <w:rPr>
+          <w:rFonts w:ascii="Courier New" w:hAnsi="Courier New"/>
+          <w:sz w:val="22"/>
+        </w:rPr>
+        <w:t xml:space="preserve">  printf("\n");</w:t>
+      </w:r>
+    </w:p>
+    <w:p>
+      <w:pPr>
+        <w:ind w:firstLine="0"/>
+      </w:pPr>
+      <w:r>
+        <w:rPr>
+          <w:rFonts w:ascii="Courier New" w:hAnsi="Courier New"/>
+          <w:sz w:val="22"/>
         </w:rPr>
         <w:t xml:space="preserve"> </w:t>
       </w:r>
     </w:p>
     <w:p>
       <w:pPr>
-        <w:pStyle w:val="Normal"/>
-        <w:spacing w:lineRule="auto" w:line="240" w:before="0" w:after="0"/>
-        <w:jc w:val="start"/>
-        <w:rPr/>
-      </w:pPr>
-      <w:r>
-        <w:rPr>
-          <w:rFonts w:eastAsia="Courier New" w:cs="Courier New" w:ascii="Courier New" w:hAnsi="Courier New"/>
-          <w:sz w:val="22"/>
-          <w:szCs w:val="22"/>
-        </w:rPr>
-        <w:t xml:space="preserve">  </w:t>
-      </w:r>
-      <w:r>
-        <w:rPr>
-          <w:rFonts w:eastAsia="Courier New" w:cs="Courier New" w:ascii="Courier New" w:hAnsi="Courier New"/>
-          <w:sz w:val="22"/>
-          <w:szCs w:val="22"/>
-        </w:rPr>
-        <w:t>// Выводим 10 элементов из конца</w:t>
-      </w:r>
-    </w:p>
-    <w:p>
-      <w:pPr>
-        <w:pStyle w:val="Normal"/>
-        <w:spacing w:lineRule="auto" w:line="240" w:before="0" w:after="0"/>
-        <w:jc w:val="start"/>
-        <w:rPr/>
-      </w:pPr>
-      <w:r>
-        <w:rPr>
-          <w:rFonts w:eastAsia="Courier New" w:cs="Courier New" w:ascii="Courier New" w:hAnsi="Courier New"/>
-          <w:sz w:val="22"/>
-          <w:szCs w:val="22"/>
-        </w:rPr>
-        <w:t xml:space="preserve">  </w:t>
-      </w:r>
-      <w:r>
-        <w:rPr>
-          <w:rFonts w:eastAsia="Courier New" w:cs="Courier New" w:ascii="Courier New" w:hAnsi="Courier New"/>
-          <w:sz w:val="22"/>
-          <w:szCs w:val="22"/>
-        </w:rPr>
-        <w:t>printf("\nВ конце: ");</w:t>
-      </w:r>
-    </w:p>
-    <w:p>
-      <w:pPr>
-        <w:pStyle w:val="Normal"/>
-        <w:spacing w:lineRule="auto" w:line="240" w:before="0" w:after="0"/>
-        <w:jc w:val="start"/>
-        <w:rPr/>
-      </w:pPr>
-      <w:r>
-        <w:rPr>
-          <w:rFonts w:eastAsia="Courier New" w:cs="Courier New" w:ascii="Courier New" w:hAnsi="Courier New"/>
-          <w:sz w:val="22"/>
-          <w:szCs w:val="22"/>
-        </w:rPr>
-        <w:t xml:space="preserve">  </w:t>
-      </w:r>
-      <w:r>
-        <w:rPr>
-          <w:rFonts w:eastAsia="Courier New" w:cs="Courier New" w:ascii="Courier New" w:hAnsi="Courier New"/>
-          <w:sz w:val="22"/>
-          <w:szCs w:val="22"/>
-        </w:rPr>
-        <w:t>for (int i = n - 10; i &lt; n; i++)</w:t>
-      </w:r>
-    </w:p>
-    <w:p>
-      <w:pPr>
-        <w:pStyle w:val="Normal"/>
-        <w:spacing w:lineRule="auto" w:line="240" w:before="0" w:after="0"/>
-        <w:jc w:val="start"/>
-        <w:rPr/>
-      </w:pPr>
-      <w:r>
-        <w:rPr>
-          <w:rFonts w:eastAsia="Courier New" w:cs="Courier New" w:ascii="Courier New" w:hAnsi="Courier New"/>
-          <w:sz w:val="22"/>
-          <w:szCs w:val="22"/>
-        </w:rPr>
-        <w:t xml:space="preserve">    </w:t>
-      </w:r>
-      <w:r>
-        <w:rPr>
-          <w:rFonts w:eastAsia="Courier New" w:cs="Courier New" w:ascii="Courier New" w:hAnsi="Courier New"/>
-          <w:sz w:val="22"/>
-          <w:szCs w:val="22"/>
-        </w:rPr>
-        <w:t>printf("%d ", arr[i]);</w:t>
-      </w:r>
-    </w:p>
-    <w:p>
-      <w:pPr>
-        <w:pStyle w:val="Normal"/>
-        <w:spacing w:lineRule="auto" w:line="240" w:before="0" w:after="0"/>
-        <w:jc w:val="start"/>
-        <w:rPr/>
-      </w:pPr>
-      <w:r>
-        <w:rPr>
-          <w:rFonts w:eastAsia="Courier New" w:cs="Courier New" w:ascii="Courier New" w:hAnsi="Courier New"/>
-          <w:sz w:val="22"/>
-          <w:szCs w:val="22"/>
+        <w:ind w:firstLine="0"/>
+      </w:pPr>
+      <w:r>
+        <w:rPr>
+          <w:rFonts w:ascii="Courier New" w:hAnsi="Courier New"/>
+          <w:sz w:val="22"/>
+        </w:rPr>
+        <w:t xml:space="preserve">  // Выводим 10 элементов из конца</w:t>
+      </w:r>
+    </w:p>
+    <w:p>
+      <w:pPr>
+        <w:ind w:firstLine="0"/>
+      </w:pPr>
+      <w:r>
+        <w:rPr>
+          <w:rFonts w:ascii="Courier New" w:hAnsi="Courier New"/>
+          <w:sz w:val="22"/>
+        </w:rPr>
+        <w:t xml:space="preserve">  printf("\nВ конце: ");</w:t>
+      </w:r>
+    </w:p>
+    <w:p>
+      <w:pPr>
+        <w:ind w:firstLine="0"/>
+      </w:pPr>
+      <w:r>
+        <w:rPr>
+          <w:rFonts w:ascii="Courier New" w:hAnsi="Courier New"/>
+          <w:sz w:val="22"/>
+        </w:rPr>
+        <w:t xml:space="preserve">  for (int i = n - 10; i &lt; n; i++)</w:t>
+      </w:r>
+    </w:p>
+    <w:p>
+      <w:pPr>
+        <w:ind w:firstLine="0"/>
+      </w:pPr>
+      <w:r>
+        <w:rPr>
+          <w:rFonts w:ascii="Courier New" w:hAnsi="Courier New"/>
+          <w:sz w:val="22"/>
+        </w:rPr>
+        <w:t xml:space="preserve">    printf("%d ", arr[i]);</w:t>
+      </w:r>
+    </w:p>
+    <w:p>
+      <w:pPr>
+        <w:ind w:firstLine="0"/>
+      </w:pPr>
+      <w:r>
+        <w:rPr>
+          <w:rFonts w:ascii="Courier New" w:hAnsi="Courier New"/>
+          <w:sz w:val="22"/>
         </w:rPr>
         <w:t xml:space="preserve"> </w:t>
       </w:r>
     </w:p>
     <w:p>
       <w:pPr>
-        <w:pStyle w:val="Normal"/>
-        <w:spacing w:lineRule="auto" w:line="240" w:before="0" w:after="0"/>
-        <w:jc w:val="start"/>
-        <w:rPr/>
-      </w:pPr>
-      <w:r>
-        <w:rPr>
-          <w:rFonts w:eastAsia="Courier New" w:cs="Courier New" w:ascii="Courier New" w:hAnsi="Courier New"/>
-          <w:sz w:val="22"/>
-          <w:szCs w:val="22"/>
-        </w:rPr>
-        <w:t xml:space="preserve">  </w:t>
-      </w:r>
-      <w:r>
-        <w:rPr>
-          <w:rFonts w:eastAsia="Courier New" w:cs="Courier New" w:ascii="Courier New" w:hAnsi="Courier New"/>
-          <w:sz w:val="22"/>
-          <w:szCs w:val="22"/>
-        </w:rPr>
-        <w:t>printf("\n");</w:t>
-      </w:r>
-    </w:p>
-    <w:p>
-      <w:pPr>
-        <w:pStyle w:val="Normal"/>
-        <w:spacing w:lineRule="auto" w:line="240" w:before="0" w:after="0"/>
-        <w:jc w:val="start"/>
-        <w:rPr/>
-      </w:pPr>
-      <w:r>
-        <w:rPr>
-          <w:rFonts w:eastAsia="Courier New" w:cs="Courier New" w:ascii="Courier New" w:hAnsi="Courier New"/>
-          <w:sz w:val="22"/>
-          <w:szCs w:val="22"/>
-        </w:rPr>
-        <w:t xml:space="preserve">  </w:t>
-      </w:r>
-      <w:r>
-        <w:rPr>
-          <w:rFonts w:eastAsia="Courier New" w:cs="Courier New" w:ascii="Courier New" w:hAnsi="Courier New"/>
-          <w:sz w:val="22"/>
-          <w:szCs w:val="22"/>
-        </w:rPr>
-        <w:t>for (int i = 0; i &lt; 80; i++)</w:t>
-      </w:r>
-    </w:p>
-    <w:p>
-      <w:pPr>
-        <w:pStyle w:val="Normal"/>
-        <w:spacing w:lineRule="auto" w:line="240" w:before="0" w:after="0"/>
-        <w:jc w:val="start"/>
-        <w:rPr/>
-      </w:pPr>
-      <w:r>
-        <w:rPr>
-          <w:rFonts w:eastAsia="Courier New" w:cs="Courier New" w:ascii="Courier New" w:hAnsi="Courier New"/>
-          <w:sz w:val="22"/>
-          <w:szCs w:val="22"/>
-        </w:rPr>
-        <w:t xml:space="preserve">    </w:t>
-      </w:r>
-      <w:r>
-        <w:rPr>
-          <w:rFonts w:eastAsia="Courier New" w:cs="Courier New" w:ascii="Courier New" w:hAnsi="Courier New"/>
-          <w:sz w:val="22"/>
-          <w:szCs w:val="22"/>
-        </w:rPr>
-        <w:t>printf("=");</w:t>
-      </w:r>
-    </w:p>
-    <w:p>
-      <w:pPr>
-        <w:pStyle w:val="Normal"/>
-        <w:spacing w:lineRule="auto" w:line="240" w:before="0" w:after="0"/>
-        <w:jc w:val="start"/>
-        <w:rPr/>
-      </w:pPr>
-      <w:r>
-        <w:rPr>
-          <w:rFonts w:eastAsia="Courier New" w:cs="Courier New" w:ascii="Courier New" w:hAnsi="Courier New"/>
-          <w:sz w:val="22"/>
-          <w:szCs w:val="22"/>
-        </w:rPr>
-        <w:t xml:space="preserve">  </w:t>
-      </w:r>
-      <w:r>
-        <w:rPr>
-          <w:rFonts w:eastAsia="Courier New" w:cs="Courier New" w:ascii="Courier New" w:hAnsi="Courier New"/>
-          <w:sz w:val="22"/>
-          <w:szCs w:val="22"/>
-        </w:rPr>
-        <w:t>printf("\n");</w:t>
-      </w:r>
-    </w:p>
-    <w:p>
-      <w:pPr>
-        <w:pStyle w:val="Normal"/>
-        <w:spacing w:lineRule="auto" w:line="240" w:before="0" w:after="0"/>
-        <w:jc w:val="start"/>
-        <w:rPr/>
-      </w:pPr>
-      <w:r>
-        <w:rPr>
-          <w:rFonts w:eastAsia="Courier New" w:cs="Courier New" w:ascii="Courier New" w:hAnsi="Courier New"/>
-          <w:sz w:val="22"/>
-          <w:szCs w:val="22"/>
+        <w:ind w:firstLine="0"/>
+      </w:pPr>
+      <w:r>
+        <w:rPr>
+          <w:rFonts w:ascii="Courier New" w:hAnsi="Courier New"/>
+          <w:sz w:val="22"/>
+        </w:rPr>
+        <w:t xml:space="preserve">  printf("\n");</w:t>
+      </w:r>
+    </w:p>
+    <w:p>
+      <w:pPr>
+        <w:ind w:firstLine="0"/>
+      </w:pPr>
+      <w:r>
+        <w:rPr>
+          <w:rFonts w:ascii="Courier New" w:hAnsi="Courier New"/>
+          <w:sz w:val="22"/>
+        </w:rPr>
+        <w:t xml:space="preserve">  for (int i = 0; i &lt; 80; i++)</w:t>
+      </w:r>
+    </w:p>
+    <w:p>
+      <w:pPr>
+        <w:ind w:firstLine="0"/>
+      </w:pPr>
+      <w:r>
+        <w:rPr>
+          <w:rFonts w:ascii="Courier New" w:hAnsi="Courier New"/>
+          <w:sz w:val="22"/>
+        </w:rPr>
+        <w:t xml:space="preserve">    printf("=");</w:t>
+      </w:r>
+    </w:p>
+    <w:p>
+      <w:pPr>
+        <w:ind w:firstLine="0"/>
+      </w:pPr>
+      <w:r>
+        <w:rPr>
+          <w:rFonts w:ascii="Courier New" w:hAnsi="Courier New"/>
+          <w:sz w:val="22"/>
+        </w:rPr>
+        <w:t xml:space="preserve">  printf("\n");</w:t>
+      </w:r>
+    </w:p>
+    <w:p>
+      <w:pPr>
+        <w:ind w:firstLine="0"/>
+      </w:pPr>
+      <w:r>
+        <w:rPr>
+          <w:rFonts w:ascii="Courier New" w:hAnsi="Courier New"/>
+          <w:sz w:val="22"/>
         </w:rPr>
         <w:t>}</w:t>
       </w:r>
     </w:p>
     <w:p>
       <w:pPr>
-        <w:pStyle w:val="Normal"/>
-        <w:spacing w:lineRule="auto" w:line="240" w:before="0" w:after="0"/>
-        <w:jc w:val="start"/>
-        <w:rPr/>
-      </w:pPr>
-      <w:r>
-        <w:rPr>
-          <w:rFonts w:eastAsia="Courier New" w:cs="Courier New" w:ascii="Courier New" w:hAnsi="Courier New"/>
-          <w:sz w:val="22"/>
-          <w:szCs w:val="22"/>
+        <w:ind w:firstLine="0"/>
+      </w:pPr>
+      <w:r>
+        <w:rPr>
+          <w:rFonts w:ascii="Courier New" w:hAnsi="Courier New"/>
+          <w:sz w:val="22"/>
         </w:rPr>
         <w:t xml:space="preserve"> </w:t>
       </w:r>
     </w:p>
     <w:p>
       <w:pPr>
-        <w:pStyle w:val="Normal"/>
-        <w:spacing w:lineRule="auto" w:line="240" w:before="0" w:after="0"/>
-        <w:jc w:val="start"/>
-        <w:rPr/>
-      </w:pPr>
-      <w:r>
-        <w:rPr>
-          <w:rFonts w:eastAsia="Courier New" w:cs="Courier New" w:ascii="Courier New" w:hAnsi="Courier New"/>
-          <w:sz w:val="22"/>
-          <w:szCs w:val="22"/>
+        <w:ind w:firstLine="0"/>
+      </w:pPr>
+      <w:r>
+        <w:rPr>
+          <w:rFonts w:ascii="Courier New" w:hAnsi="Courier New"/>
+          <w:sz w:val="22"/>
         </w:rPr>
         <w:t>void bubbleSort(int arr[], int n) { // Функция для сортировки</w:t>
       </w:r>
     </w:p>
     <w:p>
       <w:pPr>
-        <w:pStyle w:val="Normal"/>
-        <w:spacing w:lineRule="auto" w:line="240" w:before="0" w:after="0"/>
-        <w:jc w:val="start"/>
-        <w:rPr/>
-      </w:pPr>
-      <w:r>
-        <w:rPr>
-          <w:rFonts w:eastAsia="Courier New" w:cs="Courier New" w:ascii="Courier New" w:hAnsi="Courier New"/>
-          <w:sz w:val="22"/>
-          <w:szCs w:val="22"/>
-        </w:rPr>
-        <w:t xml:space="preserve">  </w:t>
-      </w:r>
-      <w:r>
-        <w:rPr>
-          <w:rFonts w:eastAsia="Courier New" w:cs="Courier New" w:ascii="Courier New" w:hAnsi="Courier New"/>
-          <w:sz w:val="22"/>
-          <w:szCs w:val="22"/>
-        </w:rPr>
-        <w:t>for (int i = 0; i &lt; n - 1; i++) {</w:t>
-      </w:r>
-    </w:p>
-    <w:p>
-      <w:pPr>
-        <w:pStyle w:val="Normal"/>
-        <w:spacing w:lineRule="auto" w:line="240" w:before="0" w:after="0"/>
-        <w:jc w:val="start"/>
-        <w:rPr/>
-      </w:pPr>
-      <w:r>
-        <w:rPr>
-          <w:rFonts w:eastAsia="Courier New" w:cs="Courier New" w:ascii="Courier New" w:hAnsi="Courier New"/>
-          <w:sz w:val="22"/>
-          <w:szCs w:val="22"/>
-        </w:rPr>
-        <w:t xml:space="preserve">    </w:t>
-      </w:r>
-      <w:r>
-        <w:rPr>
-          <w:rFonts w:eastAsia="Courier New" w:cs="Courier New" w:ascii="Courier New" w:hAnsi="Courier New"/>
-          <w:sz w:val="22"/>
-          <w:szCs w:val="22"/>
-        </w:rPr>
-        <w:t>int swapped = 0;</w:t>
-      </w:r>
-    </w:p>
-    <w:p>
-      <w:pPr>
-        <w:pStyle w:val="Normal"/>
-        <w:spacing w:lineRule="auto" w:line="240" w:before="0" w:after="0"/>
-        <w:jc w:val="start"/>
-        <w:rPr/>
-      </w:pPr>
-      <w:r>
-        <w:rPr>
-          <w:rFonts w:eastAsia="Courier New" w:cs="Courier New" w:ascii="Courier New" w:hAnsi="Courier New"/>
-          <w:sz w:val="22"/>
-          <w:szCs w:val="22"/>
-        </w:rPr>
-        <w:t xml:space="preserve">    </w:t>
-      </w:r>
-      <w:r>
-        <w:rPr>
-          <w:rFonts w:eastAsia="Courier New" w:cs="Courier New" w:ascii="Courier New" w:hAnsi="Courier New"/>
-          <w:sz w:val="22"/>
-          <w:szCs w:val="22"/>
-        </w:rPr>
-        <w:t>for (int j = 0; j &lt; n - i - 1; j++) {</w:t>
-      </w:r>
-    </w:p>
-    <w:p>
-      <w:pPr>
-        <w:pStyle w:val="Normal"/>
-        <w:spacing w:lineRule="auto" w:line="240" w:before="0" w:after="0"/>
-        <w:jc w:val="start"/>
-        <w:rPr/>
-      </w:pPr>
-      <w:r>
-        <w:rPr>
-          <w:rFonts w:eastAsia="Courier New" w:cs="Courier New" w:ascii="Courier New" w:hAnsi="Courier New"/>
-          <w:sz w:val="22"/>
-          <w:szCs w:val="22"/>
-        </w:rPr>
-        <w:t xml:space="preserve">      </w:t>
-      </w:r>
-      <w:r>
-        <w:rPr>
-          <w:rFonts w:eastAsia="Courier New" w:cs="Courier New" w:ascii="Courier New" w:hAnsi="Courier New"/>
-          <w:sz w:val="22"/>
-          <w:szCs w:val="22"/>
-        </w:rPr>
-        <w:t>if (arr[j] &gt; arr[j + 1]) {</w:t>
-      </w:r>
-    </w:p>
-    <w:p>
-      <w:pPr>
-        <w:pStyle w:val="Normal"/>
-        <w:spacing w:lineRule="auto" w:line="240" w:before="0" w:after="0"/>
-        <w:jc w:val="start"/>
-        <w:rPr/>
-      </w:pPr>
-      <w:r>
-        <w:rPr>
-          <w:rFonts w:eastAsia="Courier New" w:cs="Courier New" w:ascii="Courier New" w:hAnsi="Courier New"/>
-          <w:sz w:val="22"/>
-          <w:szCs w:val="22"/>
-        </w:rPr>
-        <w:t xml:space="preserve">        </w:t>
-      </w:r>
-      <w:r>
-        <w:rPr>
-          <w:rFonts w:eastAsia="Courier New" w:cs="Courier New" w:ascii="Courier New" w:hAnsi="Courier New"/>
-          <w:sz w:val="22"/>
-          <w:szCs w:val="22"/>
-        </w:rPr>
-        <w:t>int temp = arr[j];</w:t>
-      </w:r>
-    </w:p>
-    <w:p>
-      <w:pPr>
-        <w:pStyle w:val="Normal"/>
-        <w:spacing w:lineRule="auto" w:line="240" w:before="0" w:after="0"/>
-        <w:jc w:val="start"/>
-        <w:rPr/>
-      </w:pPr>
-      <w:r>
-        <w:rPr>
-          <w:rFonts w:eastAsia="Courier New" w:cs="Courier New" w:ascii="Courier New" w:hAnsi="Courier New"/>
-          <w:sz w:val="22"/>
-          <w:szCs w:val="22"/>
-        </w:rPr>
-        <w:t xml:space="preserve">        </w:t>
-      </w:r>
-      <w:r>
-        <w:rPr>
-          <w:rFonts w:eastAsia="Courier New" w:cs="Courier New" w:ascii="Courier New" w:hAnsi="Courier New"/>
-          <w:sz w:val="22"/>
-          <w:szCs w:val="22"/>
-        </w:rPr>
-        <w:t>arr[j] = arr[j + 1];</w:t>
-      </w:r>
-    </w:p>
-    <w:p>
-      <w:pPr>
-        <w:pStyle w:val="Normal"/>
-        <w:spacing w:lineRule="auto" w:line="240" w:before="0" w:after="0"/>
-        <w:jc w:val="start"/>
-        <w:rPr/>
-      </w:pPr>
-      <w:r>
-        <w:rPr>
-          <w:rFonts w:eastAsia="Courier New" w:cs="Courier New" w:ascii="Courier New" w:hAnsi="Courier New"/>
-          <w:sz w:val="22"/>
-          <w:szCs w:val="22"/>
-        </w:rPr>
-        <w:t xml:space="preserve">        </w:t>
-      </w:r>
-      <w:r>
-        <w:rPr>
-          <w:rFonts w:eastAsia="Courier New" w:cs="Courier New" w:ascii="Courier New" w:hAnsi="Courier New"/>
-          <w:sz w:val="22"/>
-          <w:szCs w:val="22"/>
-        </w:rPr>
-        <w:t>arr[j + 1] = temp;</w:t>
-      </w:r>
-    </w:p>
-    <w:p>
-      <w:pPr>
-        <w:pStyle w:val="Normal"/>
-        <w:spacing w:lineRule="auto" w:line="240" w:before="0" w:after="0"/>
-        <w:jc w:val="start"/>
-        <w:rPr/>
-      </w:pPr>
-      <w:r>
-        <w:rPr>
-          <w:rFonts w:eastAsia="Courier New" w:cs="Courier New" w:ascii="Courier New" w:hAnsi="Courier New"/>
-          <w:sz w:val="22"/>
-          <w:szCs w:val="22"/>
-        </w:rPr>
-        <w:t xml:space="preserve">        </w:t>
-      </w:r>
-      <w:r>
-        <w:rPr>
-          <w:rFonts w:eastAsia="Courier New" w:cs="Courier New" w:ascii="Courier New" w:hAnsi="Courier New"/>
-          <w:sz w:val="22"/>
-          <w:szCs w:val="22"/>
-        </w:rPr>
-        <w:t>swapped = 1;</w:t>
-      </w:r>
-    </w:p>
-    <w:p>
-      <w:pPr>
-        <w:pStyle w:val="Normal"/>
-        <w:spacing w:lineRule="auto" w:line="240" w:before="0" w:after="0"/>
-        <w:jc w:val="start"/>
-        <w:rPr/>
-      </w:pPr>
-      <w:r>
-        <w:rPr>
-          <w:rFonts w:eastAsia="Courier New" w:cs="Courier New" w:ascii="Courier New" w:hAnsi="Courier New"/>
-          <w:sz w:val="22"/>
-          <w:szCs w:val="22"/>
-        </w:rPr>
-        <w:t xml:space="preserve">      </w:t>
-      </w:r>
-      <w:r>
-        <w:rPr>
-          <w:rFonts w:eastAsia="Courier New" w:cs="Courier New" w:ascii="Courier New" w:hAnsi="Courier New"/>
-          <w:sz w:val="22"/>
-          <w:szCs w:val="22"/>
+        <w:ind w:firstLine="0"/>
+      </w:pPr>
+      <w:r>
+        <w:rPr>
+          <w:rFonts w:ascii="Courier New" w:hAnsi="Courier New"/>
+          <w:sz w:val="22"/>
+        </w:rPr>
+        <w:t xml:space="preserve">  for (int i = 0; i &lt; n - 1; i++) {</w:t>
+      </w:r>
+    </w:p>
+    <w:p>
+      <w:pPr>
+        <w:ind w:firstLine="0"/>
+      </w:pPr>
+      <w:r>
+        <w:rPr>
+          <w:rFonts w:ascii="Courier New" w:hAnsi="Courier New"/>
+          <w:sz w:val="22"/>
+        </w:rPr>
+        <w:t xml:space="preserve">    int swapped = 0; // Флаг наличия обменов на текущем проходе</w:t>
+      </w:r>
+    </w:p>
+    <w:p>
+      <w:pPr>
+        <w:ind w:firstLine="0"/>
+      </w:pPr>
+      <w:r>
+        <w:rPr>
+          <w:rFonts w:ascii="Courier New" w:hAnsi="Courier New"/>
+          <w:sz w:val="22"/>
+        </w:rPr>
+        <w:t xml:space="preserve">    for (int j = 0; j &lt; n - i - 1; j++) {</w:t>
+      </w:r>
+    </w:p>
+    <w:p>
+      <w:pPr>
+        <w:ind w:firstLine="0"/>
+      </w:pPr>
+      <w:r>
+        <w:rPr>
+          <w:rFonts w:ascii="Courier New" w:hAnsi="Courier New"/>
+          <w:sz w:val="22"/>
+        </w:rPr>
+        <w:t xml:space="preserve">      if (arr[j] &gt; arr[j + 1]) {</w:t>
+      </w:r>
+    </w:p>
+    <w:p>
+      <w:pPr>
+        <w:ind w:firstLine="0"/>
+      </w:pPr>
+      <w:r>
+        <w:rPr>
+          <w:rFonts w:ascii="Courier New" w:hAnsi="Courier New"/>
+          <w:sz w:val="22"/>
+        </w:rPr>
+        <w:t xml:space="preserve">        int temp = arr[j];</w:t>
+      </w:r>
+    </w:p>
+    <w:p>
+      <w:pPr>
+        <w:ind w:firstLine="0"/>
+      </w:pPr>
+      <w:r>
+        <w:rPr>
+          <w:rFonts w:ascii="Courier New" w:hAnsi="Courier New"/>
+          <w:sz w:val="22"/>
+        </w:rPr>
+        <w:t xml:space="preserve">        arr[j] = arr[j + 1];</w:t>
+      </w:r>
+    </w:p>
+    <w:p>
+      <w:pPr>
+        <w:ind w:firstLine="0"/>
+      </w:pPr>
+      <w:r>
+        <w:rPr>
+          <w:rFonts w:ascii="Courier New" w:hAnsi="Courier New"/>
+          <w:sz w:val="22"/>
+        </w:rPr>
+        <w:t xml:space="preserve">        arr[j + 1] = temp;</w:t>
+      </w:r>
+    </w:p>
+    <w:p>
+      <w:pPr>
+        <w:ind w:firstLine="0"/>
+      </w:pPr>
+      <w:r>
+        <w:rPr>
+          <w:rFonts w:ascii="Courier New" w:hAnsi="Courier New"/>
+          <w:sz w:val="22"/>
+        </w:rPr>
+        <w:t xml:space="preserve">        swapped = 1;</w:t>
+      </w:r>
+    </w:p>
+    <w:p>
+      <w:pPr>
+        <w:ind w:firstLine="0"/>
+      </w:pPr>
+      <w:r>
+        <w:rPr>
+          <w:rFonts w:ascii="Courier New" w:hAnsi="Courier New"/>
+          <w:sz w:val="22"/>
+        </w:rPr>
+        <w:t xml:space="preserve">      }</w:t>
+      </w:r>
+    </w:p>
+    <w:p>
+      <w:pPr>
+        <w:ind w:firstLine="0"/>
+      </w:pPr>
+      <w:r>
+        <w:rPr>
+          <w:rFonts w:ascii="Courier New" w:hAnsi="Courier New"/>
+          <w:sz w:val="22"/>
+        </w:rPr>
+        <w:t xml:space="preserve">    }</w:t>
+      </w:r>
+    </w:p>
+    <w:p>
+      <w:pPr>
+        <w:ind w:firstLine="0"/>
+      </w:pPr>
+      <w:r>
+        <w:rPr>
+          <w:rFonts w:ascii="Courier New" w:hAnsi="Courier New"/>
+          <w:sz w:val="22"/>
+        </w:rPr>
+        <w:t xml:space="preserve">    if (!swapped)</w:t>
+      </w:r>
+    </w:p>
+    <w:p>
+      <w:pPr>
+        <w:ind w:firstLine="0"/>
+      </w:pPr>
+      <w:r>
+        <w:rPr>
+          <w:rFonts w:ascii="Courier New" w:hAnsi="Courier New"/>
+          <w:sz w:val="22"/>
+        </w:rPr>
+        <w:t xml:space="preserve">      break;</w:t>
+      </w:r>
+    </w:p>
+    <w:p>
+      <w:pPr>
+        <w:ind w:firstLine="0"/>
+      </w:pPr>
+      <w:r>
+        <w:rPr>
+          <w:rFonts w:ascii="Courier New" w:hAnsi="Courier New"/>
+          <w:sz w:val="22"/>
+        </w:rPr>
+        <w:t xml:space="preserve">  }</w:t>
+      </w:r>
+    </w:p>
+    <w:p>
+      <w:pPr>
+        <w:ind w:firstLine="0"/>
+      </w:pPr>
+      <w:r>
+        <w:rPr>
+          <w:rFonts w:ascii="Courier New" w:hAnsi="Courier New"/>
+          <w:sz w:val="22"/>
         </w:rPr>
         <w:t>}</w:t>
       </w:r>
     </w:p>
     <w:p>
       <w:pPr>
-        <w:pStyle w:val="Normal"/>
-        <w:spacing w:lineRule="auto" w:line="240" w:before="0" w:after="0"/>
-        <w:jc w:val="start"/>
-        <w:rPr/>
-      </w:pPr>
-      <w:r>
-        <w:rPr>
-          <w:rFonts w:eastAsia="Courier New" w:cs="Courier New" w:ascii="Courier New" w:hAnsi="Courier New"/>
-          <w:sz w:val="22"/>
-          <w:szCs w:val="22"/>
-        </w:rPr>
-        <w:t xml:space="preserve">    </w:t>
-      </w:r>
-      <w:r>
-        <w:rPr>
-          <w:rFonts w:eastAsia="Courier New" w:cs="Courier New" w:ascii="Courier New" w:hAnsi="Courier New"/>
-          <w:sz w:val="22"/>
-          <w:szCs w:val="22"/>
-        </w:rPr>
-        <w:t>}</w:t>
-      </w:r>
-    </w:p>
-    <w:p>
-      <w:pPr>
-        <w:pStyle w:val="Normal"/>
-        <w:spacing w:lineRule="auto" w:line="240" w:before="0" w:after="0"/>
-        <w:jc w:val="start"/>
-        <w:rPr/>
-      </w:pPr>
-      <w:r>
-        <w:rPr>
-          <w:rFonts w:eastAsia="Courier New" w:cs="Courier New" w:ascii="Courier New" w:hAnsi="Courier New"/>
-          <w:sz w:val="22"/>
-          <w:szCs w:val="22"/>
-        </w:rPr>
-        <w:t xml:space="preserve">    </w:t>
-      </w:r>
-      <w:r>
-        <w:rPr>
-          <w:rFonts w:eastAsia="Courier New" w:cs="Courier New" w:ascii="Courier New" w:hAnsi="Courier New"/>
-          <w:sz w:val="22"/>
-          <w:szCs w:val="22"/>
-        </w:rPr>
-        <w:t>if (!swapped) // Если обменов не было — массив уже отсортирован</w:t>
-      </w:r>
-    </w:p>
-    <w:p>
-      <w:pPr>
-        <w:pStyle w:val="Normal"/>
-        <w:spacing w:lineRule="auto" w:line="240" w:before="0" w:after="0"/>
-        <w:jc w:val="start"/>
-        <w:rPr/>
-      </w:pPr>
-      <w:r>
-        <w:rPr>
-          <w:rFonts w:eastAsia="Courier New" w:cs="Courier New" w:ascii="Courier New" w:hAnsi="Courier New"/>
-          <w:sz w:val="22"/>
-          <w:szCs w:val="22"/>
-        </w:rPr>
-        <w:t xml:space="preserve">      </w:t>
-      </w:r>
-      <w:r>
-        <w:rPr>
-          <w:rFonts w:eastAsia="Courier New" w:cs="Courier New" w:ascii="Courier New" w:hAnsi="Courier New"/>
-          <w:sz w:val="22"/>
-          <w:szCs w:val="22"/>
-        </w:rPr>
-        <w:t>break;</w:t>
-      </w:r>
-    </w:p>
-    <w:p>
-      <w:pPr>
-        <w:pStyle w:val="Normal"/>
-        <w:spacing w:lineRule="auto" w:line="240" w:before="0" w:after="0"/>
-        <w:jc w:val="start"/>
-        <w:rPr/>
-      </w:pPr>
-      <w:r>
-        <w:rPr>
-          <w:rFonts w:eastAsia="Courier New" w:cs="Courier New" w:ascii="Courier New" w:hAnsi="Courier New"/>
-          <w:sz w:val="22"/>
-          <w:szCs w:val="22"/>
-        </w:rPr>
-        <w:t xml:space="preserve">  </w:t>
-      </w:r>
-      <w:r>
-        <w:rPr>
-          <w:rFonts w:eastAsia="Courier New" w:cs="Courier New" w:ascii="Courier New" w:hAnsi="Courier New"/>
-          <w:sz w:val="22"/>
-          <w:szCs w:val="22"/>
-        </w:rPr>
-        <w:t>}</w:t>
-      </w:r>
-    </w:p>
-    <w:p>
-      <w:pPr>
-        <w:pStyle w:val="Normal"/>
-        <w:spacing w:lineRule="auto" w:line="240" w:before="0" w:after="0"/>
-        <w:jc w:val="start"/>
-        <w:rPr/>
-      </w:pPr>
-      <w:r>
-        <w:rPr>
-          <w:rFonts w:eastAsia="Courier New" w:cs="Courier New" w:ascii="Courier New" w:hAnsi="Courier New"/>
-          <w:sz w:val="22"/>
-          <w:szCs w:val="22"/>
-        </w:rPr>
-        <w:t>}</w:t>
-      </w:r>
-    </w:p>
-    <w:p>
-      <w:pPr>
-        <w:pStyle w:val="Normal"/>
-        <w:spacing w:lineRule="auto" w:line="240" w:before="0" w:after="0"/>
-        <w:jc w:val="start"/>
-        <w:rPr/>
-      </w:pPr>
-      <w:r>
-        <w:rPr>
-          <w:rFonts w:eastAsia="Courier New" w:cs="Courier New" w:ascii="Courier New" w:hAnsi="Courier New"/>
-          <w:sz w:val="22"/>
-          <w:szCs w:val="22"/>
+        <w:ind w:firstLine="0"/>
+      </w:pPr>
+      <w:r>
+        <w:rPr>
+          <w:rFonts w:ascii="Courier New" w:hAnsi="Courier New"/>
+          <w:sz w:val="22"/>
         </w:rPr>
         <w:t xml:space="preserve"> </w:t>
       </w:r>
     </w:p>
     <w:p>
       <w:pPr>
-        <w:pStyle w:val="Normal"/>
-        <w:spacing w:lineRule="auto" w:line="240" w:before="0" w:after="0"/>
-        <w:jc w:val="start"/>
-        <w:rPr/>
-      </w:pPr>
-      <w:r>
-        <w:rPr>
-          <w:rFonts w:eastAsia="Courier New" w:cs="Courier New" w:ascii="Courier New" w:hAnsi="Courier New"/>
-          <w:sz w:val="22"/>
-          <w:szCs w:val="22"/>
+        <w:ind w:firstLine="0"/>
+      </w:pPr>
+      <w:r>
+        <w:rPr>
+          <w:rFonts w:ascii="Courier New" w:hAnsi="Courier New"/>
+          <w:sz w:val="22"/>
         </w:rPr>
         <w:t>int main() {</w:t>
       </w:r>
     </w:p>
     <w:p>
       <w:pPr>
-        <w:pStyle w:val="Normal"/>
-        <w:spacing w:lineRule="auto" w:line="240" w:before="0" w:after="0"/>
-        <w:jc w:val="start"/>
-        <w:rPr/>
-      </w:pPr>
-      <w:r>
-        <w:rPr>
-          <w:rFonts w:eastAsia="Courier New" w:cs="Courier New" w:ascii="Courier New" w:hAnsi="Courier New"/>
-          <w:sz w:val="22"/>
-          <w:szCs w:val="22"/>
-        </w:rPr>
-        <w:t xml:space="preserve">  </w:t>
-      </w:r>
-      <w:r>
-        <w:rPr>
-          <w:rFonts w:eastAsia="Courier New" w:cs="Courier New" w:ascii="Courier New" w:hAnsi="Courier New"/>
-          <w:sz w:val="22"/>
-          <w:szCs w:val="22"/>
-        </w:rPr>
-        <w:t>int sizes[] = {1000, 5000, 10000}; // Массив размеров</w:t>
-      </w:r>
-    </w:p>
-    <w:p>
-      <w:pPr>
-        <w:pStyle w:val="Normal"/>
-        <w:spacing w:lineRule="auto" w:line="240" w:before="0" w:after="0"/>
-        <w:jc w:val="start"/>
-        <w:rPr/>
-      </w:pPr>
-      <w:r>
-        <w:rPr>
-          <w:rFonts w:eastAsia="Courier New" w:cs="Courier New" w:ascii="Courier New" w:hAnsi="Courier New"/>
-          <w:sz w:val="22"/>
-          <w:szCs w:val="22"/>
+        <w:ind w:firstLine="0"/>
+      </w:pPr>
+      <w:r>
+        <w:rPr>
+          <w:rFonts w:ascii="Courier New" w:hAnsi="Courier New"/>
+          <w:sz w:val="22"/>
+        </w:rPr>
+        <w:t xml:space="preserve">  int sizes[] = {1000, 5000, 10000}; // Массив размеров</w:t>
+      </w:r>
+    </w:p>
+    <w:p>
+      <w:pPr>
+        <w:ind w:firstLine="0"/>
+      </w:pPr>
+      <w:r>
+        <w:rPr>
+          <w:rFonts w:ascii="Courier New" w:hAnsi="Courier New"/>
+          <w:sz w:val="22"/>
         </w:rPr>
         <w:t xml:space="preserve"> </w:t>
       </w:r>
     </w:p>
     <w:p>
       <w:pPr>
-        <w:pStyle w:val="Normal"/>
-        <w:spacing w:lineRule="auto" w:line="240" w:before="0" w:after="0"/>
-        <w:jc w:val="start"/>
-        <w:rPr/>
-      </w:pPr>
-      <w:r>
-        <w:rPr>
-          <w:rFonts w:eastAsia="Courier New" w:cs="Courier New" w:ascii="Courier New" w:hAnsi="Courier New"/>
-          <w:sz w:val="22"/>
-          <w:szCs w:val="22"/>
-        </w:rPr>
-        <w:t xml:space="preserve">  </w:t>
-      </w:r>
-      <w:r>
-        <w:rPr>
-          <w:rFonts w:eastAsia="Courier New" w:cs="Courier New" w:ascii="Courier New" w:hAnsi="Courier New"/>
-          <w:sz w:val="22"/>
-          <w:szCs w:val="22"/>
-        </w:rPr>
-        <w:t>for (int i = 0; i &lt; 3; i++) {</w:t>
-      </w:r>
-    </w:p>
-    <w:p>
-      <w:pPr>
-        <w:pStyle w:val="Normal"/>
-        <w:spacing w:lineRule="auto" w:line="240" w:before="0" w:after="0"/>
-        <w:jc w:val="start"/>
-        <w:rPr/>
-      </w:pPr>
-      <w:r>
-        <w:rPr>
-          <w:rFonts w:eastAsia="Courier New" w:cs="Courier New" w:ascii="Courier New" w:hAnsi="Courier New"/>
-          <w:sz w:val="22"/>
-          <w:szCs w:val="22"/>
-        </w:rPr>
-        <w:t xml:space="preserve">    </w:t>
-      </w:r>
-      <w:r>
-        <w:rPr>
-          <w:rFonts w:eastAsia="Courier New" w:cs="Courier New" w:ascii="Courier New" w:hAnsi="Courier New"/>
-          <w:sz w:val="22"/>
-          <w:szCs w:val="22"/>
-        </w:rPr>
-        <w:t>int n = sizes[i];</w:t>
-      </w:r>
-    </w:p>
-    <w:p>
-      <w:pPr>
-        <w:pStyle w:val="Normal"/>
-        <w:spacing w:lineRule="auto" w:line="240" w:before="0" w:after="0"/>
-        <w:jc w:val="start"/>
-        <w:rPr/>
-      </w:pPr>
-      <w:r>
-        <w:rPr>
-          <w:rFonts w:eastAsia="Courier New" w:cs="Courier New" w:ascii="Courier New" w:hAnsi="Courier New"/>
-          <w:sz w:val="22"/>
-          <w:szCs w:val="22"/>
-        </w:rPr>
-        <w:t xml:space="preserve">    </w:t>
-      </w:r>
-      <w:r>
-        <w:rPr>
-          <w:rFonts w:eastAsia="Courier New" w:cs="Courier New" w:ascii="Courier New" w:hAnsi="Courier New"/>
-          <w:sz w:val="22"/>
-          <w:szCs w:val="22"/>
-        </w:rPr>
-        <w:t>int arr[n];</w:t>
-      </w:r>
-    </w:p>
-    <w:p>
-      <w:pPr>
-        <w:pStyle w:val="Normal"/>
-        <w:spacing w:lineRule="auto" w:line="240" w:before="0" w:after="0"/>
-        <w:jc w:val="start"/>
-        <w:rPr/>
-      </w:pPr>
-      <w:r>
-        <w:rPr>
-          <w:rFonts w:eastAsia="Courier New" w:cs="Courier New" w:ascii="Courier New" w:hAnsi="Courier New"/>
-          <w:sz w:val="22"/>
-          <w:szCs w:val="22"/>
+        <w:ind w:firstLine="0"/>
+      </w:pPr>
+      <w:r>
+        <w:rPr>
+          <w:rFonts w:ascii="Courier New" w:hAnsi="Courier New"/>
+          <w:sz w:val="22"/>
+        </w:rPr>
+        <w:t xml:space="preserve">  for (int i = 0; i &lt; 3; i++) { // Для каждого размера</w:t>
+      </w:r>
+    </w:p>
+    <w:p>
+      <w:pPr>
+        <w:ind w:firstLine="0"/>
+      </w:pPr>
+      <w:r>
+        <w:rPr>
+          <w:rFonts w:ascii="Courier New" w:hAnsi="Courier New"/>
+          <w:sz w:val="22"/>
+        </w:rPr>
+        <w:t xml:space="preserve">    int n = sizes[i];</w:t>
+      </w:r>
+    </w:p>
+    <w:p>
+      <w:pPr>
+        <w:ind w:firstLine="0"/>
+      </w:pPr>
+      <w:r>
+        <w:rPr>
+          <w:rFonts w:ascii="Courier New" w:hAnsi="Courier New"/>
+          <w:sz w:val="22"/>
+        </w:rPr>
+        <w:t xml:space="preserve">    int arr[n];</w:t>
+      </w:r>
+    </w:p>
+    <w:p>
+      <w:pPr>
+        <w:ind w:firstLine="0"/>
+      </w:pPr>
+      <w:r>
+        <w:rPr>
+          <w:rFonts w:ascii="Courier New" w:hAnsi="Courier New"/>
+          <w:sz w:val="22"/>
         </w:rPr>
         <w:t xml:space="preserve"> </w:t>
       </w:r>
     </w:p>
     <w:p>
       <w:pPr>
-        <w:pStyle w:val="Normal"/>
-        <w:spacing w:lineRule="auto" w:line="240" w:before="0" w:after="0"/>
-        <w:jc w:val="start"/>
-        <w:rPr/>
-      </w:pPr>
-      <w:r>
-        <w:rPr>
-          <w:rFonts w:eastAsia="Courier New" w:cs="Courier New" w:ascii="Courier New" w:hAnsi="Courier New"/>
-          <w:sz w:val="22"/>
-          <w:szCs w:val="22"/>
-        </w:rPr>
-        <w:t xml:space="preserve">    </w:t>
-      </w:r>
-      <w:r>
-        <w:rPr>
-          <w:rFonts w:eastAsia="Courier New" w:cs="Courier New" w:ascii="Courier New" w:hAnsi="Courier New"/>
-          <w:sz w:val="22"/>
-          <w:szCs w:val="22"/>
-        </w:rPr>
-        <w:t>for (int j = 0; j &lt; n; j++)</w:t>
-      </w:r>
-    </w:p>
-    <w:p>
-      <w:pPr>
-        <w:pStyle w:val="Normal"/>
-        <w:spacing w:lineRule="auto" w:line="240" w:before="0" w:after="0"/>
-        <w:jc w:val="start"/>
-        <w:rPr/>
-      </w:pPr>
-      <w:r>
-        <w:rPr>
-          <w:rFonts w:eastAsia="Courier New" w:cs="Courier New" w:ascii="Courier New" w:hAnsi="Courier New"/>
-          <w:sz w:val="22"/>
-          <w:szCs w:val="22"/>
-        </w:rPr>
-        <w:t xml:space="preserve">      </w:t>
-      </w:r>
-      <w:r>
-        <w:rPr>
-          <w:rFonts w:eastAsia="Courier New" w:cs="Courier New" w:ascii="Courier New" w:hAnsi="Courier New"/>
-          <w:sz w:val="22"/>
-          <w:szCs w:val="22"/>
-        </w:rPr>
-        <w:t>arr[j] = rand();</w:t>
-      </w:r>
-    </w:p>
-    <w:p>
-      <w:pPr>
-        <w:pStyle w:val="Normal"/>
-        <w:spacing w:lineRule="auto" w:line="240" w:before="0" w:after="0"/>
-        <w:jc w:val="start"/>
-        <w:rPr/>
-      </w:pPr>
-      <w:r>
-        <w:rPr>
-          <w:rFonts w:eastAsia="Courier New" w:cs="Courier New" w:ascii="Courier New" w:hAnsi="Courier New"/>
-          <w:sz w:val="22"/>
-          <w:szCs w:val="22"/>
+        <w:ind w:firstLine="0"/>
+      </w:pPr>
+      <w:r>
+        <w:rPr>
+          <w:rFonts w:ascii="Courier New" w:hAnsi="Courier New"/>
+          <w:sz w:val="22"/>
+        </w:rPr>
+        <w:t xml:space="preserve">    for (int j = 0; j &lt; n; j++) // Заполняем массив</w:t>
+      </w:r>
+    </w:p>
+    <w:p>
+      <w:pPr>
+        <w:ind w:firstLine="0"/>
+      </w:pPr>
+      <w:r>
+        <w:rPr>
+          <w:rFonts w:ascii="Courier New" w:hAnsi="Courier New"/>
+          <w:sz w:val="22"/>
+        </w:rPr>
+        <w:t xml:space="preserve">      arr[j] = rand();</w:t>
+      </w:r>
+    </w:p>
+    <w:p>
+      <w:pPr>
+        <w:ind w:firstLine="0"/>
+      </w:pPr>
+      <w:r>
+        <w:rPr>
+          <w:rFonts w:ascii="Courier New" w:hAnsi="Courier New"/>
+          <w:sz w:val="22"/>
         </w:rPr>
         <w:t xml:space="preserve"> </w:t>
       </w:r>
     </w:p>
     <w:p>
       <w:pPr>
-        <w:pStyle w:val="Normal"/>
-        <w:spacing w:lineRule="auto" w:line="240" w:before="0" w:after="0"/>
-        <w:jc w:val="start"/>
-        <w:rPr/>
-      </w:pPr>
-      <w:r>
-        <w:rPr>
-          <w:rFonts w:eastAsia="Courier New" w:cs="Courier New" w:ascii="Courier New" w:hAnsi="Courier New"/>
-          <w:sz w:val="22"/>
-          <w:szCs w:val="22"/>
-        </w:rPr>
-        <w:t xml:space="preserve">    </w:t>
-      </w:r>
-      <w:r>
-        <w:rPr>
-          <w:rFonts w:eastAsia="Courier New" w:cs="Courier New" w:ascii="Courier New" w:hAnsi="Courier New"/>
-          <w:sz w:val="22"/>
-          <w:szCs w:val="22"/>
-        </w:rPr>
-        <w:t>printf("\nМассив размера %i до сортировки:\n", n);</w:t>
-      </w:r>
-    </w:p>
-    <w:p>
-      <w:pPr>
-        <w:pStyle w:val="Normal"/>
-        <w:spacing w:lineRule="auto" w:line="240" w:before="0" w:after="0"/>
-        <w:jc w:val="start"/>
-        <w:rPr/>
-      </w:pPr>
-      <w:r>
-        <w:rPr>
-          <w:rFonts w:eastAsia="Courier New" w:cs="Courier New" w:ascii="Courier New" w:hAnsi="Courier New"/>
-          <w:sz w:val="22"/>
-          <w:szCs w:val="22"/>
-        </w:rPr>
-        <w:t xml:space="preserve">    </w:t>
-      </w:r>
-      <w:r>
-        <w:rPr>
-          <w:rFonts w:eastAsia="Courier New" w:cs="Courier New" w:ascii="Courier New" w:hAnsi="Courier New"/>
-          <w:sz w:val="22"/>
-          <w:szCs w:val="22"/>
-        </w:rPr>
-        <w:t>printArray(arr, n);</w:t>
-      </w:r>
-    </w:p>
-    <w:p>
-      <w:pPr>
-        <w:pStyle w:val="Normal"/>
-        <w:spacing w:lineRule="auto" w:line="240" w:before="0" w:after="0"/>
-        <w:jc w:val="start"/>
-        <w:rPr/>
-      </w:pPr>
-      <w:r>
-        <w:rPr>
-          <w:rFonts w:eastAsia="Courier New" w:cs="Courier New" w:ascii="Courier New" w:hAnsi="Courier New"/>
-          <w:sz w:val="22"/>
-          <w:szCs w:val="22"/>
+        <w:ind w:firstLine="0"/>
+      </w:pPr>
+      <w:r>
+        <w:rPr>
+          <w:rFonts w:ascii="Courier New" w:hAnsi="Courier New"/>
+          <w:sz w:val="22"/>
+        </w:rPr>
+        <w:t xml:space="preserve">    printf("\nМассив размера %i до сортировки:\n", n);</w:t>
+      </w:r>
+    </w:p>
+    <w:p>
+      <w:pPr>
+        <w:ind w:firstLine="0"/>
+      </w:pPr>
+      <w:r>
+        <w:rPr>
+          <w:rFonts w:ascii="Courier New" w:hAnsi="Courier New"/>
+          <w:sz w:val="22"/>
+        </w:rPr>
+        <w:t xml:space="preserve">    printArray(arr, n); // Выводим до сортировки</w:t>
+      </w:r>
+    </w:p>
+    <w:p>
+      <w:pPr>
+        <w:ind w:firstLine="0"/>
+      </w:pPr>
+      <w:r>
+        <w:rPr>
+          <w:rFonts w:ascii="Courier New" w:hAnsi="Courier New"/>
+          <w:sz w:val="22"/>
         </w:rPr>
         <w:t xml:space="preserve"> </w:t>
       </w:r>
     </w:p>
     <w:p>
       <w:pPr>
-        <w:pStyle w:val="Normal"/>
-        <w:spacing w:lineRule="auto" w:line="240" w:before="0" w:after="0"/>
-        <w:jc w:val="start"/>
-        <w:rPr/>
-      </w:pPr>
-      <w:r>
-        <w:rPr>
-          <w:rFonts w:eastAsia="Courier New" w:cs="Courier New" w:ascii="Courier New" w:hAnsi="Courier New"/>
-          <w:sz w:val="22"/>
-          <w:szCs w:val="22"/>
-        </w:rPr>
-        <w:t xml:space="preserve">    </w:t>
-      </w:r>
-      <w:r>
-        <w:rPr>
-          <w:rFonts w:eastAsia="Courier New" w:cs="Courier New" w:ascii="Courier New" w:hAnsi="Courier New"/>
-          <w:sz w:val="22"/>
-          <w:szCs w:val="22"/>
-        </w:rPr>
-        <w:t>bubbleSort(arr, n);</w:t>
-      </w:r>
-    </w:p>
-    <w:p>
-      <w:pPr>
-        <w:pStyle w:val="Normal"/>
-        <w:spacing w:lineRule="auto" w:line="240" w:before="0" w:after="0"/>
-        <w:jc w:val="start"/>
-        <w:rPr/>
-      </w:pPr>
-      <w:r>
-        <w:rPr>
-          <w:rFonts w:eastAsia="Courier New" w:cs="Courier New" w:ascii="Courier New" w:hAnsi="Courier New"/>
-          <w:sz w:val="22"/>
-          <w:szCs w:val="22"/>
+        <w:ind w:firstLine="0"/>
+      </w:pPr>
+      <w:r>
+        <w:rPr>
+          <w:rFonts w:ascii="Courier New" w:hAnsi="Courier New"/>
+          <w:sz w:val="22"/>
+        </w:rPr>
+        <w:t xml:space="preserve">    clock_t start = clock();</w:t>
+      </w:r>
+    </w:p>
+    <w:p>
+      <w:pPr>
+        <w:ind w:firstLine="0"/>
+      </w:pPr>
+      <w:r>
+        <w:rPr>
+          <w:rFonts w:ascii="Courier New" w:hAnsi="Courier New"/>
+          <w:sz w:val="22"/>
+        </w:rPr>
+        <w:t xml:space="preserve">    bubbleSort(arr, n); // Сортируем</w:t>
+      </w:r>
+    </w:p>
+    <w:p>
+      <w:pPr>
+        <w:ind w:firstLine="0"/>
+      </w:pPr>
+      <w:r>
+        <w:rPr>
+          <w:rFonts w:ascii="Courier New" w:hAnsi="Courier New"/>
+          <w:sz w:val="22"/>
+        </w:rPr>
+        <w:t xml:space="preserve">    clock_t end = clock();</w:t>
+      </w:r>
+    </w:p>
+    <w:p>
+      <w:pPr>
+        <w:ind w:firstLine="0"/>
+      </w:pPr>
+      <w:r>
+        <w:rPr>
+          <w:rFonts w:ascii="Courier New" w:hAnsi="Courier New"/>
+          <w:sz w:val="22"/>
         </w:rPr>
         <w:t xml:space="preserve"> </w:t>
       </w:r>
     </w:p>
     <w:p>
       <w:pPr>
-        <w:pStyle w:val="Normal"/>
-        <w:spacing w:lineRule="auto" w:line="240" w:before="0" w:after="0"/>
-        <w:jc w:val="start"/>
-        <w:rPr/>
-      </w:pPr>
-      <w:r>
-        <w:rPr>
-          <w:rFonts w:eastAsia="Courier New" w:cs="Courier New" w:ascii="Courier New" w:hAnsi="Courier New"/>
-          <w:sz w:val="22"/>
-          <w:szCs w:val="22"/>
-        </w:rPr>
-        <w:t xml:space="preserve">    </w:t>
-      </w:r>
-      <w:r>
-        <w:rPr>
-          <w:rFonts w:eastAsia="Courier New" w:cs="Courier New" w:ascii="Courier New" w:hAnsi="Courier New"/>
-          <w:sz w:val="22"/>
-          <w:szCs w:val="22"/>
-        </w:rPr>
-        <w:t>printf("\nМассив размера %i после сортировки:\n", n);</w:t>
-      </w:r>
-    </w:p>
-    <w:p>
-      <w:pPr>
-        <w:pStyle w:val="Normal"/>
-        <w:spacing w:lineRule="auto" w:line="240" w:before="0" w:after="0"/>
-        <w:jc w:val="start"/>
-        <w:rPr/>
-      </w:pPr>
-      <w:r>
-        <w:rPr>
-          <w:rFonts w:eastAsia="Courier New" w:cs="Courier New" w:ascii="Courier New" w:hAnsi="Courier New"/>
-          <w:sz w:val="22"/>
-          <w:szCs w:val="22"/>
-        </w:rPr>
-        <w:t xml:space="preserve">    </w:t>
-      </w:r>
-      <w:r>
-        <w:rPr>
-          <w:rFonts w:eastAsia="Courier New" w:cs="Courier New" w:ascii="Courier New" w:hAnsi="Courier New"/>
-          <w:sz w:val="22"/>
-          <w:szCs w:val="22"/>
-        </w:rPr>
-        <w:t>printArray(arr, n);</w:t>
-      </w:r>
-    </w:p>
-    <w:p>
-      <w:pPr>
-        <w:pStyle w:val="Normal"/>
-        <w:spacing w:lineRule="auto" w:line="240" w:before="0" w:after="0"/>
-        <w:jc w:val="start"/>
-        <w:rPr/>
-      </w:pPr>
-      <w:r>
-        <w:rPr>
-          <w:rFonts w:eastAsia="Courier New" w:cs="Courier New" w:ascii="Courier New" w:hAnsi="Courier New"/>
-          <w:sz w:val="22"/>
-          <w:szCs w:val="22"/>
-        </w:rPr>
-        <w:t xml:space="preserve">  </w:t>
-      </w:r>
-      <w:r>
-        <w:rPr>
-          <w:rFonts w:eastAsia="Courier New" w:cs="Courier New" w:ascii="Courier New" w:hAnsi="Courier New"/>
-          <w:sz w:val="22"/>
-          <w:szCs w:val="22"/>
-        </w:rPr>
-        <w:t>}</w:t>
-      </w:r>
-    </w:p>
-    <w:p>
-      <w:pPr>
-        <w:pStyle w:val="Normal"/>
-        <w:spacing w:lineRule="auto" w:line="240" w:before="0" w:after="0"/>
-        <w:jc w:val="start"/>
-        <w:rPr/>
-      </w:pPr>
-      <w:r>
-        <w:rPr>
-          <w:rFonts w:eastAsia="Courier New" w:cs="Courier New" w:ascii="Courier New" w:hAnsi="Courier New"/>
-          <w:sz w:val="22"/>
-          <w:szCs w:val="22"/>
+        <w:ind w:firstLine="0"/>
+      </w:pPr>
+      <w:r>
+        <w:rPr>
+          <w:rFonts w:ascii="Courier New" w:hAnsi="Courier New"/>
+          <w:sz w:val="22"/>
+        </w:rPr>
+        <w:t xml:space="preserve">    double elapsed_ms = (double)(end - start) / CLOCKS_PER_SEC * 1000.0;</w:t>
+      </w:r>
+    </w:p>
+    <w:p>
+      <w:pPr>
+        <w:ind w:firstLine="0"/>
+      </w:pPr>
+      <w:r>
+        <w:rPr>
+          <w:rFonts w:ascii="Courier New" w:hAnsi="Courier New"/>
+          <w:sz w:val="22"/>
+        </w:rPr>
+        <w:t xml:space="preserve">    printf("\nВремя сортировки массива размера %d: %.2f мс\n", n, elapsed_ms);</w:t>
+      </w:r>
+    </w:p>
+    <w:p>
+      <w:pPr>
+        <w:ind w:firstLine="0"/>
+      </w:pPr>
+      <w:r>
+        <w:rPr>
+          <w:rFonts w:ascii="Courier New" w:hAnsi="Courier New"/>
+          <w:sz w:val="22"/>
         </w:rPr>
         <w:t xml:space="preserve"> </w:t>
       </w:r>
     </w:p>
     <w:p>
       <w:pPr>
-        <w:pStyle w:val="Normal"/>
-        <w:spacing w:lineRule="auto" w:line="240" w:before="0" w:after="0"/>
-        <w:jc w:val="start"/>
-        <w:rPr/>
-      </w:pPr>
-      <w:r>
-        <w:rPr>
-          <w:rFonts w:eastAsia="Courier New" w:cs="Courier New" w:ascii="Courier New" w:hAnsi="Courier New"/>
-          <w:sz w:val="22"/>
-          <w:szCs w:val="22"/>
-        </w:rPr>
-        <w:t xml:space="preserve">  </w:t>
-      </w:r>
-      <w:r>
-        <w:rPr>
-          <w:rFonts w:eastAsia="Courier New" w:cs="Courier New" w:ascii="Courier New" w:hAnsi="Courier New"/>
-          <w:sz w:val="22"/>
-          <w:szCs w:val="22"/>
-        </w:rPr>
-        <w:t>return 0;</w:t>
-      </w:r>
-    </w:p>
-    <w:p>
-      <w:pPr>
-        <w:pStyle w:val="Normal"/>
-        <w:spacing w:lineRule="auto" w:line="240" w:before="0" w:after="0"/>
-        <w:jc w:val="start"/>
-        <w:rPr/>
-      </w:pPr>
-      <w:r>
-        <w:rPr>
-          <w:rFonts w:eastAsia="Courier New" w:cs="Courier New" w:ascii="Courier New" w:hAnsi="Courier New"/>
-          <w:sz w:val="22"/>
-          <w:szCs w:val="22"/>
+        <w:ind w:firstLine="0"/>
+      </w:pPr>
+      <w:r>
+        <w:rPr>
+          <w:rFonts w:ascii="Courier New" w:hAnsi="Courier New"/>
+          <w:sz w:val="22"/>
+        </w:rPr>
+        <w:t xml:space="preserve">    printf("\nМассив размера %i после сортировки:\n", n);</w:t>
+      </w:r>
+    </w:p>
+    <w:p>
+      <w:pPr>
+        <w:ind w:firstLine="0"/>
+      </w:pPr>
+      <w:r>
+        <w:rPr>
+          <w:rFonts w:ascii="Courier New" w:hAnsi="Courier New"/>
+          <w:sz w:val="22"/>
+        </w:rPr>
+        <w:t xml:space="preserve">    printArray(arr, n); // Выводим после сортировки</w:t>
+      </w:r>
+    </w:p>
+    <w:p>
+      <w:pPr>
+        <w:ind w:firstLine="0"/>
+      </w:pPr>
+      <w:r>
+        <w:rPr>
+          <w:rFonts w:ascii="Courier New" w:hAnsi="Courier New"/>
+          <w:sz w:val="22"/>
+        </w:rPr>
+        <w:t xml:space="preserve">  }</w:t>
+      </w:r>
+    </w:p>
+    <w:p>
+      <w:pPr>
+        <w:ind w:firstLine="0"/>
+      </w:pPr>
+      <w:r>
+        <w:rPr>
+          <w:rFonts w:ascii="Courier New" w:hAnsi="Courier New"/>
+          <w:sz w:val="22"/>
+        </w:rPr>
+        <w:t xml:space="preserve"> </w:t>
+      </w:r>
+    </w:p>
+    <w:p>
+      <w:pPr>
+        <w:ind w:firstLine="0"/>
+      </w:pPr>
+      <w:r>
+        <w:rPr>
+          <w:rFonts w:ascii="Courier New" w:hAnsi="Courier New"/>
+          <w:sz w:val="22"/>
+        </w:rPr>
+        <w:t xml:space="preserve">  return 0;</w:t>
+      </w:r>
+    </w:p>
+    <w:p>
+      <w:pPr>
+        <w:ind w:firstLine="0"/>
+      </w:pPr>
+      <w:r>
+        <w:rPr>
+          <w:rFonts w:ascii="Courier New" w:hAnsi="Courier New"/>
+          <w:sz w:val="22"/>
         </w:rPr>
         <w:t>}</w:t>
       </w:r>
